--- a/01-电源电路/02-开关电源/推挽/推挽升压电路/推挽升压电路.docx
+++ b/01-电源电路/02-开关电源/推挽/推挽升压电路/推挽升压电路.docx
@@ -2640,6 +2640,20 @@
     </w:p>
     <w:bookmarkEnd w:id="26"/>
     <w:bookmarkEnd w:id="27"/>
+    <w:p>
+      <w:pPr>
+        <w:spacing w:before="360"/>
+        <w:jc w:val="center"/>
+      </w:pPr>
+      <w:r>
+        <w:rPr>
+          <w:rFonts w:ascii="Times New Roman" w:hAnsi="Times New Roman"/>
+          <w:color w:val="555555"/>
+          <w:sz w:val="21"/>
+        </w:rPr>
+        <w:t>材料收集者：杜文杰</w:t>
+      </w:r>
+    </w:p>
     <w:sectPr>
       <w:headerReference r:id="rId9" w:type="default"/>
       <w:footerReference r:id="rId10" w:type="default"/>

--- a/01-电源电路/02-开关电源/推挽/推挽升压电路/推挽升压电路.docx
+++ b/01-电源电路/02-开关电源/推挽/推挽升压电路/推挽升压电路.docx
@@ -1,6 +1,6 @@
 
 <file path=word/document.xml><?xml version="1.0" encoding="utf-8"?>
-<w:document xmlns:w="http://schemas.openxmlformats.org/wordprocessingml/2006/main" xmlns:m="http://schemas.openxmlformats.org/officeDocument/2006/math" xmlns:r="http://schemas.openxmlformats.org/officeDocument/2006/relationships" xmlns:o="urn:schemas-microsoft-com:office:office" xmlns:v="urn:schemas-microsoft-com:vml" xmlns:w10="urn:schemas-microsoft-com:office:word" xmlns:a="http://schemas.openxmlformats.org/drawingml/2006/main" xmlns:pic="http://schemas.openxmlformats.org/drawingml/2006/picture" xmlns:wp="http://schemas.openxmlformats.org/drawingml/2006/wordprocessingDrawing">
+<w:document xmlns:m="http://schemas.openxmlformats.org/officeDocument/2006/math" xmlns:r="http://schemas.openxmlformats.org/officeDocument/2006/relationships" xmlns:w="http://schemas.openxmlformats.org/wordprocessingml/2006/main" xmlns:o="urn:schemas-microsoft-com:office:office" xmlns:v="urn:schemas-microsoft-com:vml" xmlns:w10="urn:schemas-microsoft-com:office:word" xmlns:a="http://schemas.openxmlformats.org/drawingml/2006/main" xmlns:pic="http://schemas.openxmlformats.org/drawingml/2006/picture" xmlns:wp="http://schemas.openxmlformats.org/drawingml/2006/wordprocessingDrawing">
   <w:body>
     <w:bookmarkStart w:id="27" w:name="推挽升压电路"/>
     <w:p>
@@ -9,7 +9,7 @@
       </w:pPr>
       <w:r>
         <w:rPr>
-          <w:rFonts w:hint="eastAsia"/>
+          <w:rFonts w:hint="eastAsia" w:eastAsia="黑体"/>
         </w:rPr>
         <w:t xml:space="preserve">推挽升压电路</w:t>
       </w:r>
@@ -21,7 +21,7 @@
       </w:pPr>
       <w:r>
         <w:rPr>
-          <w:rFonts w:hint="eastAsia"/>
+          <w:rFonts w:hint="eastAsia" w:eastAsia="黑体"/>
         </w:rPr>
         <w:t xml:space="preserve">拓扑描述</w:t>
       </w:r>
@@ -32,16 +32,19 @@
       </w:pPr>
       <w:r>
         <w:rPr>
-          <w:rFonts w:hint="eastAsia"/>
+          <w:rFonts w:hint="eastAsia" w:eastAsia="黑体"/>
         </w:rPr>
         <w:t xml:space="preserve">由</w:t>
       </w:r>
       <w:r>
+        <w:rPr>
+          <w:rFonts w:eastAsia="黑体"/>
+        </w:rPr>
         <w:t xml:space="preserve"> </w:t>
       </w:r>
       <w:r>
         <w:rPr>
-          <w:rFonts w:hint="eastAsia"/>
+          <w:rFonts w:hint="eastAsia" w:eastAsia="黑体"/>
           <w:b/>
           <w:bCs/>
         </w:rPr>
@@ -49,6 +52,7 @@
       </w:r>
       <w:r>
         <w:rPr>
+          <w:rFonts w:eastAsia="黑体"/>
           <w:b/>
           <w:bCs/>
         </w:rPr>
@@ -60,11 +64,14 @@
         </m:r>
       </m:oMath>
       <w:r>
+        <w:rPr>
+          <w:rFonts w:eastAsia="黑体"/>
+        </w:rPr>
         <w:t xml:space="preserve">、</w:t>
       </w:r>
       <w:r>
         <w:rPr>
-          <w:rFonts w:hint="eastAsia"/>
+          <w:rFonts w:hint="eastAsia" w:eastAsia="黑体"/>
           <w:b/>
           <w:bCs/>
         </w:rPr>
@@ -72,6 +79,7 @@
       </w:r>
       <w:r>
         <w:rPr>
+          <w:rFonts w:eastAsia="黑体"/>
           <w:b/>
           <w:bCs/>
         </w:rPr>
@@ -93,6 +101,7 @@
       </m:oMath>
       <w:r>
         <w:rPr>
+          <w:rFonts w:eastAsia="黑体"/>
           <w:b/>
           <w:bCs/>
         </w:rPr>
@@ -113,11 +122,14 @@
         </m:sSub>
       </m:oMath>
       <w:r>
+        <w:rPr>
+          <w:rFonts w:eastAsia="黑体"/>
+        </w:rPr>
         <w:t xml:space="preserve">、</w:t>
       </w:r>
       <w:r>
         <w:rPr>
-          <w:rFonts w:hint="eastAsia"/>
+          <w:rFonts w:hint="eastAsia" w:eastAsia="黑体"/>
           <w:b/>
           <w:bCs/>
         </w:rPr>
@@ -125,6 +137,7 @@
       </w:r>
       <w:r>
         <w:rPr>
+          <w:rFonts w:eastAsia="黑体"/>
           <w:b/>
           <w:bCs/>
         </w:rPr>
@@ -148,11 +161,14 @@
         </m:sSub>
       </m:oMath>
       <w:r>
+        <w:rPr>
+          <w:rFonts w:eastAsia="黑体"/>
+        </w:rPr>
         <w:t xml:space="preserve">、</w:t>
       </w:r>
       <w:r>
         <w:rPr>
-          <w:rFonts w:hint="eastAsia"/>
+          <w:rFonts w:hint="eastAsia" w:eastAsia="黑体"/>
           <w:b/>
           <w:bCs/>
         </w:rPr>
@@ -160,6 +176,7 @@
       </w:r>
       <w:r>
         <w:rPr>
+          <w:rFonts w:eastAsia="黑体"/>
           <w:b/>
           <w:bCs/>
         </w:rPr>
@@ -180,17 +197,20 @@
         </m:sSub>
       </m:oMath>
       <w:r>
+        <w:rPr>
+          <w:rFonts w:eastAsia="黑体"/>
+        </w:rPr>
         <w:t xml:space="preserve"> </w:t>
       </w:r>
       <w:r>
         <w:rPr>
-          <w:rFonts w:hint="eastAsia"/>
+          <w:rFonts w:hint="eastAsia" w:eastAsia="黑体"/>
         </w:rPr>
         <w:t xml:space="preserve">构成。电路关键节点：</w:t>
       </w:r>
       <w:r>
         <w:rPr>
-          <w:rFonts w:hint="eastAsia"/>
+          <w:rFonts w:hint="eastAsia" w:eastAsia="黑体"/>
           <w:b/>
           <w:bCs/>
         </w:rPr>
@@ -198,6 +218,7 @@
       </w:r>
       <w:r>
         <w:rPr>
+          <w:rFonts w:eastAsia="黑体"/>
           <w:b/>
           <w:bCs/>
         </w:rPr>
@@ -205,7 +226,7 @@
       </w:r>
       <w:r>
         <w:rPr>
-          <w:rFonts w:hint="eastAsia"/>
+          <w:rFonts w:hint="eastAsia" w:eastAsia="黑体"/>
           <w:b/>
           <w:bCs/>
         </w:rPr>
@@ -213,6 +234,7 @@
       </w:r>
       <w:r>
         <w:rPr>
+          <w:rFonts w:eastAsia="黑体"/>
           <w:b/>
           <w:bCs/>
         </w:rPr>
@@ -243,7 +265,7 @@
       </m:oMath>
       <w:r>
         <w:rPr>
-          <w:rFonts w:hint="eastAsia"/>
+          <w:rFonts w:hint="eastAsia" w:eastAsia="黑体"/>
         </w:rPr>
         <w:t xml:space="preserve">（变压器初级中心抽头、</w:t>
       </w:r>
@@ -265,17 +287,20 @@
         </m:sSub>
       </m:oMath>
       <w:r>
+        <w:rPr>
+          <w:rFonts w:eastAsia="黑体"/>
+        </w:rPr>
         <w:t xml:space="preserve"> </w:t>
       </w:r>
       <w:r>
         <w:rPr>
-          <w:rFonts w:hint="eastAsia"/>
+          <w:rFonts w:hint="eastAsia" w:eastAsia="黑体"/>
         </w:rPr>
         <w:t xml:space="preserve">一端相连）；</w:t>
       </w:r>
       <w:r>
         <w:rPr>
-          <w:rFonts w:hint="eastAsia"/>
+          <w:rFonts w:hint="eastAsia" w:eastAsia="黑体"/>
           <w:b/>
           <w:bCs/>
         </w:rPr>
@@ -283,6 +308,7 @@
       </w:r>
       <w:r>
         <w:rPr>
+          <w:rFonts w:eastAsia="黑体"/>
           <w:b/>
           <w:bCs/>
         </w:rPr>
@@ -290,7 +316,7 @@
       </w:r>
       <w:r>
         <w:rPr>
-          <w:rFonts w:hint="eastAsia"/>
+          <w:rFonts w:hint="eastAsia" w:eastAsia="黑体"/>
           <w:b/>
           <w:bCs/>
         </w:rPr>
@@ -298,6 +324,7 @@
       </w:r>
       <w:r>
         <w:rPr>
+          <w:rFonts w:eastAsia="黑体"/>
           <w:b/>
           <w:bCs/>
         </w:rPr>
@@ -305,7 +332,7 @@
       </w:r>
       <w:r>
         <w:rPr>
-          <w:rFonts w:hint="eastAsia"/>
+          <w:rFonts w:hint="eastAsia" w:eastAsia="黑体"/>
         </w:rPr>
         <w:t xml:space="preserve">（</w:t>
       </w:r>
@@ -327,11 +354,14 @@
         </m:sSub>
       </m:oMath>
       <w:r>
+        <w:rPr>
+          <w:rFonts w:eastAsia="黑体"/>
+        </w:rPr>
         <w:t xml:space="preserve"> </w:t>
       </w:r>
       <w:r>
         <w:rPr>
-          <w:rFonts w:hint="eastAsia"/>
+          <w:rFonts w:hint="eastAsia" w:eastAsia="黑体"/>
         </w:rPr>
         <w:t xml:space="preserve">另一端、</w:t>
       </w:r>
@@ -350,15 +380,21 @@
         </m:sSub>
       </m:oMath>
       <w:r>
+        <w:rPr>
+          <w:rFonts w:eastAsia="黑体"/>
+        </w:rPr>
         <w:t xml:space="preserve"> </w:t>
       </w:r>
       <w:r>
         <w:rPr>
-          <w:rFonts w:hint="eastAsia"/>
+          <w:rFonts w:hint="eastAsia" w:eastAsia="黑体"/>
         </w:rPr>
         <w:t xml:space="preserve">与</w:t>
       </w:r>
       <w:r>
+        <w:rPr>
+          <w:rFonts w:eastAsia="黑体"/>
+        </w:rPr>
         <w:t xml:space="preserve"> </w:t>
       </w:r>
       <m:oMath>
@@ -376,17 +412,20 @@
         </m:sSub>
       </m:oMath>
       <w:r>
+        <w:rPr>
+          <w:rFonts w:eastAsia="黑体"/>
+        </w:rPr>
         <w:t xml:space="preserve"> </w:t>
       </w:r>
       <w:r>
         <w:rPr>
-          <w:rFonts w:hint="eastAsia"/>
+          <w:rFonts w:hint="eastAsia" w:eastAsia="黑体"/>
         </w:rPr>
         <w:t xml:space="preserve">源极、副边整流地相连）；</w:t>
       </w:r>
       <w:r>
         <w:rPr>
-          <w:rFonts w:hint="eastAsia"/>
+          <w:rFonts w:hint="eastAsia" w:eastAsia="黑体"/>
           <w:b/>
           <w:bCs/>
         </w:rPr>
@@ -394,6 +433,7 @@
       </w:r>
       <w:r>
         <w:rPr>
+          <w:rFonts w:eastAsia="黑体"/>
           <w:b/>
           <w:bCs/>
         </w:rPr>
@@ -401,7 +441,7 @@
       </w:r>
       <w:r>
         <w:rPr>
-          <w:rFonts w:hint="eastAsia"/>
+          <w:rFonts w:hint="eastAsia" w:eastAsia="黑体"/>
           <w:b/>
           <w:bCs/>
         </w:rPr>
@@ -409,6 +449,7 @@
       </w:r>
       <w:r>
         <w:rPr>
+          <w:rFonts w:eastAsia="黑体"/>
           <w:b/>
           <w:bCs/>
         </w:rPr>
@@ -416,7 +457,7 @@
       </w:r>
       <w:r>
         <w:rPr>
-          <w:rFonts w:hint="eastAsia"/>
+          <w:rFonts w:hint="eastAsia" w:eastAsia="黑体"/>
         </w:rPr>
         <w:t xml:space="preserve">（变压器初级上半绕组另一端、</w:t>
       </w:r>
@@ -435,17 +476,20 @@
         </m:sSub>
       </m:oMath>
       <w:r>
+        <w:rPr>
+          <w:rFonts w:eastAsia="黑体"/>
+        </w:rPr>
         <w:t xml:space="preserve"> </w:t>
       </w:r>
       <w:r>
         <w:rPr>
-          <w:rFonts w:hint="eastAsia"/>
+          <w:rFonts w:hint="eastAsia" w:eastAsia="黑体"/>
         </w:rPr>
         <w:t xml:space="preserve">漏极相连）；</w:t>
       </w:r>
       <w:r>
         <w:rPr>
-          <w:rFonts w:hint="eastAsia"/>
+          <w:rFonts w:hint="eastAsia" w:eastAsia="黑体"/>
           <w:b/>
           <w:bCs/>
         </w:rPr>
@@ -453,6 +497,7 @@
       </w:r>
       <w:r>
         <w:rPr>
+          <w:rFonts w:eastAsia="黑体"/>
           <w:b/>
           <w:bCs/>
         </w:rPr>
@@ -460,7 +505,7 @@
       </w:r>
       <w:r>
         <w:rPr>
-          <w:rFonts w:hint="eastAsia"/>
+          <w:rFonts w:hint="eastAsia" w:eastAsia="黑体"/>
           <w:b/>
           <w:bCs/>
         </w:rPr>
@@ -468,6 +513,7 @@
       </w:r>
       <w:r>
         <w:rPr>
+          <w:rFonts w:eastAsia="黑体"/>
           <w:b/>
           <w:bCs/>
         </w:rPr>
@@ -475,7 +521,7 @@
       </w:r>
       <w:r>
         <w:rPr>
-          <w:rFonts w:hint="eastAsia"/>
+          <w:rFonts w:hint="eastAsia" w:eastAsia="黑体"/>
         </w:rPr>
         <w:t xml:space="preserve">（变压器初级下半绕组另一端、</w:t>
       </w:r>
@@ -494,17 +540,20 @@
         </m:sSub>
       </m:oMath>
       <w:r>
+        <w:rPr>
+          <w:rFonts w:eastAsia="黑体"/>
+        </w:rPr>
         <w:t xml:space="preserve"> </w:t>
       </w:r>
       <w:r>
         <w:rPr>
-          <w:rFonts w:hint="eastAsia"/>
+          <w:rFonts w:hint="eastAsia" w:eastAsia="黑体"/>
         </w:rPr>
         <w:t xml:space="preserve">漏极相连）；</w:t>
       </w:r>
       <w:r>
         <w:rPr>
-          <w:rFonts w:hint="eastAsia"/>
+          <w:rFonts w:hint="eastAsia" w:eastAsia="黑体"/>
           <w:b/>
           <w:bCs/>
         </w:rPr>
@@ -512,6 +561,7 @@
       </w:r>
       <w:r>
         <w:rPr>
+          <w:rFonts w:eastAsia="黑体"/>
           <w:b/>
           <w:bCs/>
         </w:rPr>
@@ -519,7 +569,7 @@
       </w:r>
       <w:r>
         <w:rPr>
-          <w:rFonts w:hint="eastAsia"/>
+          <w:rFonts w:hint="eastAsia" w:eastAsia="黑体"/>
           <w:b/>
           <w:bCs/>
         </w:rPr>
@@ -527,6 +577,7 @@
       </w:r>
       <w:r>
         <w:rPr>
+          <w:rFonts w:eastAsia="黑体"/>
           <w:b/>
           <w:bCs/>
         </w:rPr>
@@ -554,7 +605,7 @@
       </m:oMath>
       <w:r>
         <w:rPr>
-          <w:rFonts w:hint="eastAsia"/>
+          <w:rFonts w:hint="eastAsia" w:eastAsia="黑体"/>
         </w:rPr>
         <w:t xml:space="preserve">（副边整流输出、</w:t>
       </w:r>
@@ -573,11 +624,14 @@
         </m:sSub>
       </m:oMath>
       <w:r>
+        <w:rPr>
+          <w:rFonts w:eastAsia="黑体"/>
+        </w:rPr>
         <w:t xml:space="preserve"> </w:t>
       </w:r>
       <w:r>
         <w:rPr>
-          <w:rFonts w:hint="eastAsia"/>
+          <w:rFonts w:hint="eastAsia" w:eastAsia="黑体"/>
         </w:rPr>
         <w:t xml:space="preserve">上端相连）。</w:t>
       </w:r>
@@ -586,13 +640,13 @@
       <w:pPr/>
       <w:r>
         <w:rPr>
-          <w:rFonts w:hint="eastAsia"/>
+          <w:rFonts w:hint="eastAsia" w:eastAsia="黑体"/>
         </w:rPr>
         <w:t xml:space="preserve">各元件管脚连接：</w:t>
       </w:r>
       <w:r>
         <w:rPr>
-          <w:rFonts w:hint="eastAsia"/>
+          <w:rFonts w:hint="eastAsia" w:eastAsia="黑体"/>
           <w:b/>
           <w:bCs/>
         </w:rPr>
@@ -600,6 +654,7 @@
       </w:r>
       <w:r>
         <w:rPr>
+          <w:rFonts w:eastAsia="黑体"/>
           <w:b/>
           <w:bCs/>
         </w:rPr>
@@ -611,15 +666,21 @@
         </m:r>
       </m:oMath>
       <w:r>
+        <w:rPr>
+          <w:rFonts w:eastAsia="黑体"/>
+        </w:rPr>
         <w:t xml:space="preserve"> </w:t>
       </w:r>
       <w:r>
         <w:rPr>
-          <w:rFonts w:hint="eastAsia"/>
+          <w:rFonts w:hint="eastAsia" w:eastAsia="黑体"/>
         </w:rPr>
         <w:t xml:space="preserve">初级中心抽头接</w:t>
       </w:r>
       <w:r>
+        <w:rPr>
+          <w:rFonts w:eastAsia="黑体"/>
+        </w:rPr>
         <w:t xml:space="preserve"> </w:t>
       </w:r>
       <m:oMath>
@@ -647,25 +708,31 @@
       </m:oMath>
       <w:r>
         <w:rPr>
-          <w:rFonts w:hint="eastAsia"/>
+          <w:rFonts w:hint="eastAsia" w:eastAsia="黑体"/>
         </w:rPr>
         <w:t xml:space="preserve">、上半绕组另一端接开关节点</w:t>
       </w:r>
       <w:r>
+        <w:rPr>
+          <w:rFonts w:eastAsia="黑体"/>
+        </w:rPr>
         <w:t xml:space="preserve"> </w:t>
       </w:r>
       <w:r>
         <w:rPr>
-          <w:rFonts w:hint="eastAsia"/>
+          <w:rFonts w:hint="eastAsia" w:eastAsia="黑体"/>
         </w:rPr>
         <w:t xml:space="preserve">A、下半绕组另一端接开关节点</w:t>
       </w:r>
       <w:r>
+        <w:rPr>
+          <w:rFonts w:eastAsia="黑体"/>
+        </w:rPr>
         <w:t xml:space="preserve"> </w:t>
       </w:r>
       <w:r>
         <w:rPr>
-          <w:rFonts w:hint="eastAsia"/>
+          <w:rFonts w:hint="eastAsia" w:eastAsia="黑体"/>
         </w:rPr>
         <w:t xml:space="preserve">B，次级接副边全波整流；</w:t>
       </w:r>
@@ -684,20 +751,26 @@
         </m:sSub>
       </m:oMath>
       <w:r>
+        <w:rPr>
+          <w:rFonts w:eastAsia="黑体"/>
+        </w:rPr>
         <w:t xml:space="preserve"> </w:t>
       </w:r>
       <w:r>
         <w:rPr>
-          <w:rFonts w:hint="eastAsia"/>
+          <w:rFonts w:hint="eastAsia" w:eastAsia="黑体"/>
         </w:rPr>
         <w:t xml:space="preserve">漏极接开关节点</w:t>
       </w:r>
       <w:r>
+        <w:rPr>
+          <w:rFonts w:eastAsia="黑体"/>
+        </w:rPr>
         <w:t xml:space="preserve"> </w:t>
       </w:r>
       <w:r>
         <w:rPr>
-          <w:rFonts w:hint="eastAsia"/>
+          <w:rFonts w:hint="eastAsia" w:eastAsia="黑体"/>
         </w:rPr>
         <w:t xml:space="preserve">A、源极接地、栅极接驱动；</w:t>
       </w:r>
@@ -716,20 +789,26 @@
         </m:sSub>
       </m:oMath>
       <w:r>
+        <w:rPr>
+          <w:rFonts w:eastAsia="黑体"/>
+        </w:rPr>
         <w:t xml:space="preserve"> </w:t>
       </w:r>
       <w:r>
         <w:rPr>
-          <w:rFonts w:hint="eastAsia"/>
+          <w:rFonts w:hint="eastAsia" w:eastAsia="黑体"/>
         </w:rPr>
         <w:t xml:space="preserve">漏极接开关节点</w:t>
       </w:r>
       <w:r>
+        <w:rPr>
+          <w:rFonts w:eastAsia="黑体"/>
+        </w:rPr>
         <w:t xml:space="preserve"> </w:t>
       </w:r>
       <w:r>
         <w:rPr>
-          <w:rFonts w:hint="eastAsia"/>
+          <w:rFonts w:hint="eastAsia" w:eastAsia="黑体"/>
         </w:rPr>
         <w:t xml:space="preserve">B、源极接地、栅极接驱动；</w:t>
       </w:r>
@@ -751,15 +830,21 @@
         </m:sSub>
       </m:oMath>
       <w:r>
+        <w:rPr>
+          <w:rFonts w:eastAsia="黑体"/>
+        </w:rPr>
         <w:t xml:space="preserve"> </w:t>
       </w:r>
       <w:r>
         <w:rPr>
-          <w:rFonts w:hint="eastAsia"/>
+          <w:rFonts w:hint="eastAsia" w:eastAsia="黑体"/>
         </w:rPr>
         <w:t xml:space="preserve">一端接</w:t>
       </w:r>
       <w:r>
+        <w:rPr>
+          <w:rFonts w:eastAsia="黑体"/>
+        </w:rPr>
         <w:t xml:space="preserve"> </w:t>
       </w:r>
       <m:oMath>
@@ -787,11 +872,14 @@
       </m:oMath>
       <w:r>
         <w:rPr>
-          <w:rFonts w:hint="eastAsia"/>
+          <w:rFonts w:hint="eastAsia" w:eastAsia="黑体"/>
         </w:rPr>
         <w:t xml:space="preserve">、另一端接地；副边整流二极管输出接输出正端</w:t>
       </w:r>
       <w:r>
+        <w:rPr>
+          <w:rFonts w:eastAsia="黑体"/>
+        </w:rPr>
         <w:t xml:space="preserve"> </w:t>
       </w:r>
       <m:oMath>
@@ -816,7 +904,7 @@
       </m:oMath>
       <w:r>
         <w:rPr>
-          <w:rFonts w:hint="eastAsia"/>
+          <w:rFonts w:hint="eastAsia" w:eastAsia="黑体"/>
         </w:rPr>
         <w:t xml:space="preserve">，</w:t>
       </w:r>
@@ -835,15 +923,21 @@
         </m:sSub>
       </m:oMath>
       <w:r>
+        <w:rPr>
+          <w:rFonts w:eastAsia="黑体"/>
+        </w:rPr>
         <w:t xml:space="preserve"> </w:t>
       </w:r>
       <w:r>
         <w:rPr>
-          <w:rFonts w:hint="eastAsia"/>
+          <w:rFonts w:hint="eastAsia" w:eastAsia="黑体"/>
         </w:rPr>
         <w:t xml:space="preserve">上端接</w:t>
       </w:r>
       <w:r>
+        <w:rPr>
+          <w:rFonts w:eastAsia="黑体"/>
+        </w:rPr>
         <w:t xml:space="preserve"> </w:t>
       </w:r>
       <m:oMath>
@@ -868,11 +962,14 @@
       </m:oMath>
       <w:r>
         <w:rPr>
-          <w:rFonts w:hint="eastAsia"/>
+          <w:rFonts w:hint="eastAsia" w:eastAsia="黑体"/>
         </w:rPr>
         <w:t xml:space="preserve">、下端接副边地，负载跨接</w:t>
       </w:r>
       <w:r>
+        <w:rPr>
+          <w:rFonts w:eastAsia="黑体"/>
+        </w:rPr>
         <w:t xml:space="preserve"> </w:t>
       </w:r>
       <m:oMath>
@@ -896,11 +993,14 @@
         </m:sSub>
       </m:oMath>
       <w:r>
+        <w:rPr>
+          <w:rFonts w:eastAsia="黑体"/>
+        </w:rPr>
         <w:t xml:space="preserve"> </w:t>
       </w:r>
       <w:r>
         <w:rPr>
-          <w:rFonts w:hint="eastAsia"/>
+          <w:rFonts w:hint="eastAsia" w:eastAsia="黑体"/>
         </w:rPr>
         <w:t xml:space="preserve">与副边地。</w:t>
       </w:r>
@@ -909,16 +1009,19 @@
       <w:pPr/>
       <w:r>
         <w:rPr>
-          <w:rFonts w:hint="eastAsia"/>
+          <w:rFonts w:hint="eastAsia" w:eastAsia="黑体"/>
         </w:rPr>
         <w:t xml:space="preserve">由此构成两管交替把变压器初级两半绕组分别对地导通、磁芯双向磁化、副边整流升压的推挽升压</w:t>
       </w:r>
       <w:r>
+        <w:rPr>
+          <w:rFonts w:eastAsia="黑体"/>
+        </w:rPr>
         <w:t xml:space="preserve"> DC-DC </w:t>
       </w:r>
       <w:r>
         <w:rPr>
-          <w:rFonts w:hint="eastAsia"/>
+          <w:rFonts w:hint="eastAsia" w:eastAsia="黑体"/>
         </w:rPr>
         <w:t xml:space="preserve">组态，带电气隔离，广泛用于把电池低压升为中高压直流。</w:t>
       </w:r>
@@ -931,7 +1034,7 @@
       </w:pPr>
       <w:r>
         <w:rPr>
-          <w:rFonts w:hint="eastAsia"/>
+          <w:rFonts w:hint="eastAsia" w:eastAsia="黑体"/>
         </w:rPr>
         <w:t xml:space="preserve">工作原理</w:t>
       </w:r>
@@ -942,7 +1045,7 @@
       </w:pPr>
       <w:r>
         <w:rPr>
-          <w:rFonts w:hint="eastAsia"/>
+          <w:rFonts w:hint="eastAsia" w:eastAsia="黑体"/>
         </w:rPr>
         <w:t xml:space="preserve">两管轮流导通使变压器初级两半绕组交替储能励磁，磁芯双向磁化；关断时储存在磁路中的能量经副边绕组感应升压，再经整流滤波得到高于输入的高压直流输出，匝比决定升压倍数。</w:t>
       </w:r>
@@ -955,7 +1058,7 @@
       </w:pPr>
       <w:r>
         <w:rPr>
-          <w:rFonts w:hint="eastAsia"/>
+          <w:rFonts w:hint="eastAsia" w:eastAsia="黑体"/>
         </w:rPr>
         <w:t xml:space="preserve">关键计算公式</w:t>
       </w:r>
@@ -969,7 +1072,7 @@
       </w:pPr>
       <w:r>
         <w:rPr>
-          <w:rFonts w:hint="eastAsia"/>
+          <w:rFonts w:hint="eastAsia" w:eastAsia="黑体"/>
         </w:rPr>
         <w:t xml:space="preserve">输出电压（连续模式近似）：</w:t>
       </w:r>
@@ -1158,7 +1261,7 @@
       </w:pPr>
       <w:r>
         <w:rPr>
-          <w:rFonts w:hint="eastAsia"/>
+          <w:rFonts w:hint="eastAsia" w:eastAsia="黑体"/>
         </w:rPr>
         <w:t xml:space="preserve">更常用的理想表达式（计及全波整流）：</w:t>
       </w:r>
@@ -1257,7 +1360,7 @@
       </w:pPr>
       <w:r>
         <w:rPr>
-          <w:rFonts w:hint="eastAsia"/>
+          <w:rFonts w:hint="eastAsia" w:eastAsia="黑体"/>
         </w:rPr>
         <w:t xml:space="preserve">开关管关断电压应力：</w:t>
       </w:r>
@@ -1344,7 +1447,7 @@
       </w:pPr>
       <w:r>
         <w:rPr>
-          <w:rFonts w:hint="eastAsia"/>
+          <w:rFonts w:hint="eastAsia" w:eastAsia="黑体"/>
         </w:rPr>
         <w:t xml:space="preserve">升压比：</w:t>
       </w:r>
@@ -1483,7 +1586,7 @@
             </w:pPr>
             <w:r>
               <w:rPr>
-                <w:rFonts w:hint="eastAsia"/>
+                <w:rFonts w:hint="eastAsia" w:eastAsia="黑体"/>
               </w:rPr>
               <w:t xml:space="preserve">符号</w:t>
             </w:r>
@@ -1497,7 +1600,7 @@
             </w:pPr>
             <w:r>
               <w:rPr>
-                <w:rFonts w:hint="eastAsia"/>
+                <w:rFonts w:hint="eastAsia" w:eastAsia="黑体"/>
               </w:rPr>
               <w:t xml:space="preserve">含义</w:t>
             </w:r>
@@ -1511,7 +1614,7 @@
             </w:pPr>
             <w:r>
               <w:rPr>
-                <w:rFonts w:hint="eastAsia"/>
+                <w:rFonts w:hint="eastAsia" w:eastAsia="黑体"/>
               </w:rPr>
               <w:t xml:space="preserve">单位</w:t>
             </w:r>
@@ -1543,6 +1646,9 @@
               </m:sSub>
             </m:oMath>
             <w:r>
+              <w:rPr>
+                <w:rFonts w:eastAsia="黑体"/>
+              </w:rPr>
               <w:t xml:space="preserve">​</w:t>
             </w:r>
           </w:p>
@@ -1555,7 +1661,7 @@
             </w:pPr>
             <w:r>
               <w:rPr>
-                <w:rFonts w:hint="eastAsia"/>
+                <w:rFonts w:hint="eastAsia" w:eastAsia="黑体"/>
               </w:rPr>
               <w:t xml:space="preserve">输入电压</w:t>
             </w:r>
@@ -1568,6 +1674,9 @@
               <w:pStyle w:val="Compact"/>
             </w:pPr>
             <w:r>
+              <w:rPr>
+                <w:rFonts w:eastAsia="黑体"/>
+              </w:rPr>
               <w:t xml:space="preserve">V</w:t>
             </w:r>
           </w:p>
@@ -1595,6 +1704,9 @@
               </m:sSub>
             </m:oMath>
             <w:r>
+              <w:rPr>
+                <w:rFonts w:eastAsia="黑体"/>
+              </w:rPr>
               <w:t xml:space="preserve">​</w:t>
             </w:r>
           </w:p>
@@ -1607,7 +1719,7 @@
             </w:pPr>
             <w:r>
               <w:rPr>
-                <w:rFonts w:hint="eastAsia"/>
+                <w:rFonts w:hint="eastAsia" w:eastAsia="黑体"/>
               </w:rPr>
               <w:t xml:space="preserve">输出电压</w:t>
             </w:r>
@@ -1620,6 +1732,9 @@
               <w:pStyle w:val="Compact"/>
             </w:pPr>
             <w:r>
+              <w:rPr>
+                <w:rFonts w:eastAsia="黑体"/>
+              </w:rPr>
               <w:t xml:space="preserve">V</w:t>
             </w:r>
           </w:p>
@@ -1638,6 +1753,9 @@
               </m:r>
             </m:oMath>
             <w:r>
+              <w:rPr>
+                <w:rFonts w:eastAsia="黑体"/>
+              </w:rPr>
               <w:t xml:space="preserve">​</w:t>
             </w:r>
           </w:p>
@@ -1650,7 +1768,7 @@
             </w:pPr>
             <w:r>
               <w:rPr>
-                <w:rFonts w:hint="eastAsia"/>
+                <w:rFonts w:hint="eastAsia" w:eastAsia="黑体"/>
               </w:rPr>
               <w:t xml:space="preserve">升压比</w:t>
             </w:r>
@@ -1663,6 +1781,9 @@
               <w:pStyle w:val="Compact"/>
             </w:pPr>
             <w:r>
+              <w:rPr>
+                <w:rFonts w:eastAsia="黑体"/>
+              </w:rPr>
               <w:t xml:space="preserve">—</w:t>
             </w:r>
           </w:p>
@@ -1708,6 +1829,9 @@
               </m:sSub>
             </m:oMath>
             <w:r>
+              <w:rPr>
+                <w:rFonts w:eastAsia="黑体"/>
+              </w:rPr>
               <w:t xml:space="preserve">​</w:t>
             </w:r>
           </w:p>
@@ -1720,7 +1844,7 @@
             </w:pPr>
             <w:r>
               <w:rPr>
-                <w:rFonts w:hint="eastAsia"/>
+                <w:rFonts w:hint="eastAsia" w:eastAsia="黑体"/>
               </w:rPr>
               <w:t xml:space="preserve">初级半绕组、副边匝数</w:t>
             </w:r>
@@ -1733,6 +1857,9 @@
               <w:pStyle w:val="Compact"/>
             </w:pPr>
             <w:r>
+              <w:rPr>
+                <w:rFonts w:eastAsia="黑体"/>
+              </w:rPr>
               <w:t xml:space="preserve">—</w:t>
             </w:r>
           </w:p>
@@ -1751,6 +1878,9 @@
               </m:r>
             </m:oMath>
             <w:r>
+              <w:rPr>
+                <w:rFonts w:eastAsia="黑体"/>
+              </w:rPr>
               <w:t xml:space="preserve">​</w:t>
             </w:r>
           </w:p>
@@ -1763,7 +1893,7 @@
             </w:pPr>
             <w:r>
               <w:rPr>
-                <w:rFonts w:hint="eastAsia"/>
+                <w:rFonts w:hint="eastAsia" w:eastAsia="黑体"/>
               </w:rPr>
               <w:t xml:space="preserve">每管占空比（&lt;0.5）</w:t>
             </w:r>
@@ -1776,6 +1906,9 @@
               <w:pStyle w:val="Compact"/>
             </w:pPr>
             <w:r>
+              <w:rPr>
+                <w:rFonts w:eastAsia="黑体"/>
+              </w:rPr>
               <w:t xml:space="preserve">—</w:t>
             </w:r>
           </w:p>
@@ -1790,7 +1923,7 @@
       </w:pPr>
       <w:r>
         <w:rPr>
-          <w:rFonts w:hint="eastAsia"/>
+          <w:rFonts w:hint="eastAsia" w:eastAsia="黑体"/>
         </w:rPr>
         <w:t xml:space="preserve">元件调整影响</w:t>
       </w:r>
@@ -1805,7 +1938,7 @@
       </w:pPr>
       <w:r>
         <w:rPr>
-          <w:rFonts w:hint="eastAsia"/>
+          <w:rFonts w:hint="eastAsia" w:eastAsia="黑体"/>
           <w:b/>
           <w:bCs/>
         </w:rPr>
@@ -1813,6 +1946,7 @@
       </w:r>
       <w:r>
         <w:rPr>
+          <w:rFonts w:eastAsia="黑体"/>
           <w:b/>
           <w:bCs/>
         </w:rPr>
@@ -1852,6 +1986,7 @@
       </m:oMath>
       <w:r>
         <w:rPr>
+          <w:rFonts w:eastAsia="黑体"/>
           <w:b/>
           <w:bCs/>
         </w:rPr>
@@ -1859,21 +1994,27 @@
       </w:r>
       <w:r>
         <w:rPr>
-          <w:rFonts w:hint="eastAsia"/>
+          <w:rFonts w:hint="eastAsia" w:eastAsia="黑体"/>
           <w:b/>
           <w:bCs/>
         </w:rPr>
         <w:t xml:space="preserve">增大</w:t>
       </w:r>
       <w:r>
+        <w:rPr>
+          <w:rFonts w:eastAsia="黑体"/>
+        </w:rPr>
         <w:t xml:space="preserve"> </w:t>
       </w:r>
       <w:r>
+        <w:rPr>
+          <w:rFonts w:eastAsia="黑体"/>
+        </w:rPr>
         <w:t xml:space="preserve">→ </w:t>
       </w:r>
       <w:r>
         <w:rPr>
-          <w:rFonts w:hint="eastAsia"/>
+          <w:rFonts w:hint="eastAsia" w:eastAsia="黑体"/>
         </w:rPr>
         <w:t xml:space="preserve">升压比增大，输出更高，但开关管电流应力增大。</w:t>
       </w:r>
@@ -1888,7 +2029,7 @@
       </w:pPr>
       <w:r>
         <w:rPr>
-          <w:rFonts w:hint="eastAsia"/>
+          <w:rFonts w:hint="eastAsia" w:eastAsia="黑体"/>
           <w:b/>
           <w:bCs/>
         </w:rPr>
@@ -1896,6 +2037,7 @@
       </w:r>
       <w:r>
         <w:rPr>
+          <w:rFonts w:eastAsia="黑体"/>
           <w:b/>
           <w:bCs/>
         </w:rPr>
@@ -1908,6 +2050,7 @@
       </m:oMath>
       <w:r>
         <w:rPr>
+          <w:rFonts w:eastAsia="黑体"/>
           <w:b/>
           <w:bCs/>
         </w:rPr>
@@ -1915,7 +2058,7 @@
       </w:r>
       <w:r>
         <w:rPr>
-          <w:rFonts w:hint="eastAsia"/>
+          <w:rFonts w:hint="eastAsia" w:eastAsia="黑体"/>
           <w:b/>
           <w:bCs/>
         </w:rPr>
@@ -1923,25 +2066,31 @@
       </w:r>
       <w:r>
         <w:rPr>
-          <w:rFonts w:hint="eastAsia"/>
+          <w:rFonts w:hint="eastAsia" w:eastAsia="黑体"/>
         </w:rPr>
         <w:t xml:space="preserve">（&lt;0.5）→</w:t>
       </w:r>
       <w:r>
+        <w:rPr>
+          <w:rFonts w:eastAsia="黑体"/>
+        </w:rPr>
         <w:t xml:space="preserve"> </w:t>
       </w:r>
       <w:r>
         <w:rPr>
-          <w:rFonts w:hint="eastAsia"/>
+          <w:rFonts w:hint="eastAsia" w:eastAsia="黑体"/>
         </w:rPr>
         <w:t xml:space="preserve">输出电压增大；超过</w:t>
       </w:r>
       <w:r>
+        <w:rPr>
+          <w:rFonts w:eastAsia="黑体"/>
+        </w:rPr>
         <w:t xml:space="preserve"> 0.5 </w:t>
       </w:r>
       <w:r>
         <w:rPr>
-          <w:rFonts w:hint="eastAsia"/>
+          <w:rFonts w:hint="eastAsia" w:eastAsia="黑体"/>
         </w:rPr>
         <w:t xml:space="preserve">磁通累积会饱和。</w:t>
       </w:r>
@@ -1973,6 +2122,7 @@
       </m:oMath>
       <w:r>
         <w:rPr>
+          <w:rFonts w:eastAsia="黑体"/>
           <w:b/>
           <w:bCs/>
         </w:rPr>
@@ -1980,30 +2130,39 @@
       </w:r>
       <w:r>
         <w:rPr>
-          <w:rFonts w:hint="eastAsia"/>
+          <w:rFonts w:hint="eastAsia" w:eastAsia="黑体"/>
           <w:b/>
           <w:bCs/>
         </w:rPr>
         <w:t xml:space="preserve">增大</w:t>
       </w:r>
       <w:r>
+        <w:rPr>
+          <w:rFonts w:eastAsia="黑体"/>
+        </w:rPr>
         <w:t xml:space="preserve"> </w:t>
       </w:r>
       <w:r>
+        <w:rPr>
+          <w:rFonts w:eastAsia="黑体"/>
+        </w:rPr>
         <w:t xml:space="preserve">→ </w:t>
       </w:r>
       <w:r>
         <w:rPr>
-          <w:rFonts w:hint="eastAsia"/>
+          <w:rFonts w:hint="eastAsia" w:eastAsia="黑体"/>
         </w:rPr>
         <w:t xml:space="preserve">变压器与滤波电容可减小，但损耗与</w:t>
       </w:r>
       <w:r>
+        <w:rPr>
+          <w:rFonts w:eastAsia="黑体"/>
+        </w:rPr>
         <w:t xml:space="preserve"> EMI </w:t>
       </w:r>
       <w:r>
         <w:rPr>
-          <w:rFonts w:hint="eastAsia"/>
+          <w:rFonts w:hint="eastAsia" w:eastAsia="黑体"/>
         </w:rPr>
         <w:t xml:space="preserve">增大。</w:t>
       </w:r>
@@ -2018,21 +2177,27 @@
       </w:pPr>
       <w:r>
         <w:rPr>
-          <w:rFonts w:hint="eastAsia"/>
+          <w:rFonts w:hint="eastAsia" w:eastAsia="黑体"/>
           <w:b/>
           <w:bCs/>
         </w:rPr>
         <w:t xml:space="preserve">输入电压降低</w:t>
       </w:r>
       <w:r>
+        <w:rPr>
+          <w:rFonts w:eastAsia="黑体"/>
+        </w:rPr>
         <w:t xml:space="preserve"> </w:t>
       </w:r>
       <w:r>
+        <w:rPr>
+          <w:rFonts w:eastAsia="黑体"/>
+        </w:rPr>
         <w:t xml:space="preserve">→ </w:t>
       </w:r>
       <w:r>
         <w:rPr>
-          <w:rFonts w:hint="eastAsia"/>
+          <w:rFonts w:hint="eastAsia" w:eastAsia="黑体"/>
         </w:rPr>
         <w:t xml:space="preserve">需增大占空比或匝比，否则输出电压下降。</w:t>
       </w:r>
@@ -2045,7 +2210,7 @@
       </w:pPr>
       <w:r>
         <w:rPr>
-          <w:rFonts w:hint="eastAsia"/>
+          <w:rFonts w:hint="eastAsia" w:eastAsia="黑体"/>
         </w:rPr>
         <w:t xml:space="preserve">典型参数示例</w:t>
       </w:r>
@@ -2060,11 +2225,14 @@
       </w:pPr>
       <w:r>
         <w:rPr>
-          <w:rFonts w:hint="eastAsia"/>
+          <w:rFonts w:hint="eastAsia" w:eastAsia="黑体"/>
         </w:rPr>
         <w:t xml:space="preserve">取</w:t>
       </w:r>
       <w:r>
+        <w:rPr>
+          <w:rFonts w:eastAsia="黑体"/>
+        </w:rPr>
         <w:t xml:space="preserve"> </w:t>
       </w:r>
       <m:oMath>
@@ -2104,6 +2272,9 @@
         </m:r>
       </m:oMath>
       <w:r>
+        <w:rPr>
+          <w:rFonts w:eastAsia="黑体"/>
+        </w:rPr>
         <w:t xml:space="preserve">、</w:t>
       </w:r>
       <m:oMath>
@@ -2157,6 +2328,9 @@
         </m:r>
       </m:oMath>
       <w:r>
+        <w:rPr>
+          <w:rFonts w:eastAsia="黑体"/>
+        </w:rPr>
         <w:t xml:space="preserve">、</w:t>
       </w:r>
       <m:oMath>
@@ -2175,7 +2349,7 @@
       </m:oMath>
       <w:r>
         <w:rPr>
-          <w:rFonts w:hint="eastAsia"/>
+          <w:rFonts w:hint="eastAsia" w:eastAsia="黑体"/>
         </w:rPr>
         <w:t xml:space="preserve">：</w:t>
       </w:r>
@@ -2261,6 +2435,9 @@
         </m:r>
       </m:oMath>
       <w:r>
+        <w:rPr>
+          <w:rFonts w:eastAsia="黑体"/>
+        </w:rPr>
         <w:t xml:space="preserve">。</w:t>
       </w:r>
     </w:p>
@@ -2274,11 +2451,14 @@
       </w:pPr>
       <w:r>
         <w:rPr>
-          <w:rFonts w:hint="eastAsia"/>
+          <w:rFonts w:hint="eastAsia" w:eastAsia="黑体"/>
         </w:rPr>
         <w:t xml:space="preserve">同样参数把</w:t>
       </w:r>
       <w:r>
+        <w:rPr>
+          <w:rFonts w:eastAsia="黑体"/>
+        </w:rPr>
         <w:t xml:space="preserve"> </w:t>
       </w:r>
       <m:oMath>
@@ -2287,20 +2467,26 @@
         </m:r>
       </m:oMath>
       <w:r>
+        <w:rPr>
+          <w:rFonts w:eastAsia="黑体"/>
+        </w:rPr>
         <w:t xml:space="preserve"> </w:t>
       </w:r>
       <w:r>
         <w:rPr>
-          <w:rFonts w:hint="eastAsia"/>
+          <w:rFonts w:hint="eastAsia" w:eastAsia="黑体"/>
         </w:rPr>
         <w:t xml:space="preserve">提到</w:t>
       </w:r>
       <w:r>
+        <w:rPr>
+          <w:rFonts w:eastAsia="黑体"/>
+        </w:rPr>
         <w:t xml:space="preserve"> </w:t>
       </w:r>
       <w:r>
         <w:rPr>
-          <w:rFonts w:hint="eastAsia"/>
+          <w:rFonts w:hint="eastAsia" w:eastAsia="黑体"/>
         </w:rPr>
         <w:t xml:space="preserve">0.49：</w:t>
       </w:r>
@@ -2366,7 +2552,7 @@
       </m:oMath>
       <w:r>
         <w:rPr>
-          <w:rFonts w:hint="eastAsia"/>
+          <w:rFonts w:hint="eastAsia" w:eastAsia="黑体"/>
         </w:rPr>
         <w:t xml:space="preserve">，接近直通上限。</w:t>
       </w:r>
@@ -2379,7 +2565,7 @@
       </w:pPr>
       <w:r>
         <w:rPr>
-          <w:rFonts w:hint="eastAsia"/>
+          <w:rFonts w:hint="eastAsia" w:eastAsia="黑体"/>
         </w:rPr>
         <w:t xml:space="preserve">常见器件型号</w:t>
       </w:r>
@@ -2394,7 +2580,7 @@
       </w:pPr>
       <w:r>
         <w:rPr>
-          <w:rFonts w:hint="eastAsia"/>
+          <w:rFonts w:hint="eastAsia" w:eastAsia="黑体"/>
         </w:rPr>
         <w:t xml:space="preserve">开关管：IRF3205、IRFZ44N、STP75NF75。</w:t>
       </w:r>
@@ -2409,7 +2595,7 @@
       </w:pPr>
       <w:r>
         <w:rPr>
-          <w:rFonts w:hint="eastAsia"/>
+          <w:rFonts w:hint="eastAsia" w:eastAsia="黑体"/>
         </w:rPr>
         <w:t xml:space="preserve">控制器：SG3525、TL494、UC3846。</w:t>
       </w:r>
@@ -2424,25 +2610,31 @@
       </w:pPr>
       <w:r>
         <w:rPr>
-          <w:rFonts w:hint="eastAsia"/>
+          <w:rFonts w:hint="eastAsia" w:eastAsia="黑体"/>
         </w:rPr>
         <w:t xml:space="preserve">输出整流：UF4007、MUR</w:t>
       </w:r>
       <w:r>
+        <w:rPr>
+          <w:rFonts w:eastAsia="黑体"/>
+        </w:rPr>
         <w:t xml:space="preserve"> </w:t>
       </w:r>
       <w:r>
         <w:rPr>
-          <w:rFonts w:hint="eastAsia"/>
+          <w:rFonts w:hint="eastAsia" w:eastAsia="黑体"/>
         </w:rPr>
         <w:t xml:space="preserve">系列快恢复、SR</w:t>
       </w:r>
       <w:r>
+        <w:rPr>
+          <w:rFonts w:eastAsia="黑体"/>
+        </w:rPr>
         <w:t xml:space="preserve"> </w:t>
       </w:r>
       <w:r>
         <w:rPr>
-          <w:rFonts w:hint="eastAsia"/>
+          <w:rFonts w:hint="eastAsia" w:eastAsia="黑体"/>
         </w:rPr>
         <w:t xml:space="preserve">肖特基。</w:t>
       </w:r>
@@ -2457,16 +2649,19 @@
       </w:pPr>
       <w:r>
         <w:rPr>
-          <w:rFonts w:hint="eastAsia"/>
+          <w:rFonts w:hint="eastAsia" w:eastAsia="黑体"/>
         </w:rPr>
         <w:t xml:space="preserve">变压器：定制</w:t>
       </w:r>
       <w:r>
+        <w:rPr>
+          <w:rFonts w:eastAsia="黑体"/>
+        </w:rPr>
         <w:t xml:space="preserve"> EE/EF </w:t>
       </w:r>
       <w:r>
         <w:rPr>
-          <w:rFonts w:hint="eastAsia"/>
+          <w:rFonts w:hint="eastAsia" w:eastAsia="黑体"/>
         </w:rPr>
         <w:t xml:space="preserve">铁氧体磁芯。</w:t>
       </w:r>
@@ -2479,7 +2674,7 @@
       </w:pPr>
       <w:r>
         <w:rPr>
-          <w:rFonts w:hint="eastAsia"/>
+          <w:rFonts w:hint="eastAsia" w:eastAsia="黑体"/>
         </w:rPr>
         <w:t xml:space="preserve">注意事项</w:t>
       </w:r>
@@ -2494,16 +2689,19 @@
       </w:pPr>
       <w:r>
         <w:rPr>
-          <w:rFonts w:hint="eastAsia"/>
+          <w:rFonts w:hint="eastAsia" w:eastAsia="黑体"/>
         </w:rPr>
         <w:t xml:space="preserve">每管占空比必须</w:t>
       </w:r>
       <w:r>
+        <w:rPr>
+          <w:rFonts w:eastAsia="黑体"/>
+        </w:rPr>
         <w:t xml:space="preserve"> &lt;0.5 </w:t>
       </w:r>
       <w:r>
         <w:rPr>
-          <w:rFonts w:hint="eastAsia"/>
+          <w:rFonts w:hint="eastAsia" w:eastAsia="黑体"/>
         </w:rPr>
         <w:t xml:space="preserve">并留死区，防直通与磁饱和。</w:t>
       </w:r>
@@ -2518,7 +2716,7 @@
       </w:pPr>
       <w:r>
         <w:rPr>
-          <w:rFonts w:hint="eastAsia"/>
+          <w:rFonts w:hint="eastAsia" w:eastAsia="黑体"/>
         </w:rPr>
         <w:t xml:space="preserve">升压时副边电压高，整流二极管需足够反向耐压。</w:t>
       </w:r>
@@ -2533,16 +2731,19 @@
       </w:pPr>
       <w:r>
         <w:rPr>
-          <w:rFonts w:hint="eastAsia"/>
+          <w:rFonts w:hint="eastAsia" w:eastAsia="黑体"/>
         </w:rPr>
         <w:t xml:space="preserve">低压大电流侧</w:t>
       </w:r>
       <w:r>
+        <w:rPr>
+          <w:rFonts w:eastAsia="黑体"/>
+        </w:rPr>
         <w:t xml:space="preserve"> PCB </w:t>
       </w:r>
       <w:r>
         <w:rPr>
-          <w:rFonts w:hint="eastAsia"/>
+          <w:rFonts w:hint="eastAsia" w:eastAsia="黑体"/>
         </w:rPr>
         <w:t xml:space="preserve">走线需加宽，减小引线电感与损耗。</w:t>
       </w:r>
@@ -2557,7 +2758,7 @@
       </w:pPr>
       <w:r>
         <w:rPr>
-          <w:rFonts w:hint="eastAsia"/>
+          <w:rFonts w:hint="eastAsia" w:eastAsia="黑体"/>
         </w:rPr>
         <w:t xml:space="preserve">需在副边加滤波电容与吸收回路抑制尖峰。</w:t>
       </w:r>
@@ -2570,7 +2771,7 @@
       </w:pPr>
       <w:r>
         <w:rPr>
-          <w:rFonts w:hint="eastAsia"/>
+          <w:rFonts w:hint="eastAsia" w:eastAsia="黑体"/>
         </w:rPr>
         <w:t xml:space="preserve">参考资料</w:t>
       </w:r>
@@ -2584,6 +2785,9 @@
         </w:numPr>
       </w:pPr>
       <w:r>
+        <w:rPr>
+          <w:rFonts w:eastAsia="黑体"/>
+        </w:rPr>
         <w:t xml:space="preserve">Wikipedia: Push–pull converter。</w:t>
       </w:r>
     </w:p>
@@ -2597,16 +2801,19 @@
       </w:pPr>
       <w:r>
         <w:rPr>
-          <w:rFonts w:hint="eastAsia"/>
+          <w:rFonts w:hint="eastAsia" w:eastAsia="黑体"/>
         </w:rPr>
         <w:t xml:space="preserve">《开关电源设计（第三版）》（Abraham</w:t>
       </w:r>
       <w:r>
+        <w:rPr>
+          <w:rFonts w:eastAsia="黑体"/>
+        </w:rPr>
         <w:t xml:space="preserve"> I. </w:t>
       </w:r>
       <w:r>
         <w:rPr>
-          <w:rFonts w:hint="eastAsia"/>
+          <w:rFonts w:hint="eastAsia" w:eastAsia="黑体"/>
         </w:rPr>
         <w:t xml:space="preserve">Pressman）。</w:t>
       </w:r>
@@ -2620,20 +2827,26 @@
         </w:numPr>
       </w:pPr>
       <w:r>
+        <w:rPr>
+          <w:rFonts w:eastAsia="黑体"/>
+        </w:rPr>
         <w:t xml:space="preserve">TI </w:t>
       </w:r>
       <w:r>
         <w:rPr>
-          <w:rFonts w:hint="eastAsia"/>
+          <w:rFonts w:hint="eastAsia" w:eastAsia="黑体"/>
         </w:rPr>
         <w:t xml:space="preserve">应用笔记</w:t>
       </w:r>
       <w:r>
+        <w:rPr>
+          <w:rFonts w:eastAsia="黑体"/>
+        </w:rPr>
         <w:t xml:space="preserve"> </w:t>
       </w:r>
       <w:r>
         <w:rPr>
-          <w:rFonts w:hint="eastAsia"/>
+          <w:rFonts w:hint="eastAsia" w:eastAsia="黑体"/>
         </w:rPr>
         <w:t xml:space="preserve">SLUA227（推挽）。</w:t>
       </w:r>
@@ -2647,11 +2860,11 @@
       </w:pPr>
       <w:r>
         <w:rPr>
-          <w:rFonts w:ascii="Times New Roman" w:hAnsi="Times New Roman"/>
+          <w:rFonts w:ascii="Times New Roman" w:hAnsi="Times New Roman" w:eastAsia="黑体"/>
           <w:color w:val="555555"/>
           <w:sz w:val="21"/>
         </w:rPr>
-        <w:t>材料收集者：杜文杰</w:t>
+        <w:t>材料收集者：杜文杰，WX手机：19519196569，QQ:3478827729</w:t>
       </w:r>
     </w:p>
     <w:sectPr>
@@ -2671,7 +2884,7 @@
 </file>
 
 <file path=word/footer1.xml><?xml version="1.0" encoding="utf-8"?>
-<w:ftr xmlns:m="http://schemas.openxmlformats.org/officeDocument/2006/math" xmlns:mc="http://schemas.openxmlformats.org/markup-compatibility/2006" xmlns:mo="http://schemas.microsoft.com/office/mac/office/2008/main" xmlns:mv="urn:schemas-microsoft-com:mac:vml" xmlns:o="urn:schemas-microsoft-com:office:office" xmlns:r="http://schemas.openxmlformats.org/officeDocument/2006/relationships" xmlns:v="urn:schemas-microsoft-com:vml" xmlns:w10="urn:schemas-microsoft-com:office:word" xmlns:w14="http://schemas.microsoft.com/office/word/2010/wordml" xmlns:w="http://schemas.openxmlformats.org/wordprocessingml/2006/main" xmlns:wne="http://schemas.microsoft.com/office/word/2006/wordml" xmlns:wp14="http://schemas.microsoft.com/office/word/2010/wordprocessingDrawing" xmlns:wp="http://schemas.openxmlformats.org/drawingml/2006/wordprocessingDrawing" xmlns:wpc="http://schemas.microsoft.com/office/word/2010/wordprocessingCanvas" xmlns:wpg="http://schemas.microsoft.com/office/word/2010/wordprocessingGroup" xmlns:wpi="http://schemas.microsoft.com/office/word/2010/wordprocessingInk" xmlns:wps="http://schemas.microsoft.com/office/word/2010/wordprocessingShape" mc:Ignorable="w14 wp14">
+<w:ftr xmlns:mc="http://schemas.openxmlformats.org/markup-compatibility/2006" xmlns:w="http://schemas.openxmlformats.org/wordprocessingml/2006/main" xmlns:m="http://schemas.openxmlformats.org/officeDocument/2006/math" xmlns:mo="http://schemas.microsoft.com/office/mac/office/2008/main" xmlns:mv="urn:schemas-microsoft-com:mac:vml" xmlns:o="urn:schemas-microsoft-com:office:office" xmlns:r="http://schemas.openxmlformats.org/officeDocument/2006/relationships" xmlns:v="urn:schemas-microsoft-com:vml" xmlns:w10="urn:schemas-microsoft-com:office:word" xmlns:w14="http://schemas.microsoft.com/office/word/2010/wordml" xmlns:wne="http://schemas.microsoft.com/office/word/2006/wordml" xmlns:wp14="http://schemas.microsoft.com/office/word/2010/wordprocessingDrawing" xmlns:wp="http://schemas.openxmlformats.org/drawingml/2006/wordprocessingDrawing" xmlns:wpc="http://schemas.microsoft.com/office/word/2010/wordprocessingCanvas" xmlns:wpg="http://schemas.microsoft.com/office/word/2010/wordprocessingGroup" xmlns:wpi="http://schemas.microsoft.com/office/word/2010/wordprocessingInk" xmlns:wps="http://schemas.microsoft.com/office/word/2010/wordprocessingShape" mc:Ignorable="w14 wp14">
   <w:p>
     <w:pPr>
       <w:pStyle w:val="Footer"/>
@@ -2679,12 +2892,14 @@
     </w:pPr>
     <w:r>
       <w:rPr>
+        <w:rFonts w:eastAsia="黑体"/>
         <w:sz w:val="18"/>
       </w:rPr>
       <w:t xml:space="preserve">第 </w:t>
     </w:r>
     <w:r>
       <w:rPr>
+        <w:rFonts w:eastAsia="黑体"/>
         <w:sz w:val="18"/>
       </w:rPr>
       <w:fldChar w:fldCharType="begin"/>
@@ -2693,6 +2908,7 @@
     </w:r>
     <w:r>
       <w:rPr>
+        <w:rFonts w:eastAsia="黑体"/>
         <w:sz w:val="18"/>
       </w:rPr>
       <w:t xml:space="preserve"> 页</w:t>
@@ -2706,6 +2922,9 @@
   <w:footnote w:type="continuationSeparator" w:id="0">
     <w:p>
       <w:r>
+        <w:rPr>
+          <w:rFonts w:eastAsia="黑体"/>
+        </w:rPr>
         <w:continuationSeparator/>
       </w:r>
     </w:p>
@@ -2713,6 +2932,9 @@
   <w:footnote w:type="separator" w:id="-1">
     <w:p>
       <w:r>
+        <w:rPr>
+          <w:rFonts w:eastAsia="黑体"/>
+        </w:rPr>
         <w:separator/>
       </w:r>
     </w:p>
@@ -2721,7 +2943,7 @@
 </file>
 
 <file path=word/header1.xml><?xml version="1.0" encoding="utf-8"?>
-<w:hdr xmlns:m="http://schemas.openxmlformats.org/officeDocument/2006/math" xmlns:mc="http://schemas.openxmlformats.org/markup-compatibility/2006" xmlns:mo="http://schemas.microsoft.com/office/mac/office/2008/main" xmlns:mv="urn:schemas-microsoft-com:mac:vml" xmlns:o="urn:schemas-microsoft-com:office:office" xmlns:r="http://schemas.openxmlformats.org/officeDocument/2006/relationships" xmlns:v="urn:schemas-microsoft-com:vml" xmlns:w10="urn:schemas-microsoft-com:office:word" xmlns:w14="http://schemas.microsoft.com/office/word/2010/wordml" xmlns:w="http://schemas.openxmlformats.org/wordprocessingml/2006/main" xmlns:wne="http://schemas.microsoft.com/office/word/2006/wordml" xmlns:wp14="http://schemas.microsoft.com/office/word/2010/wordprocessingDrawing" xmlns:wp="http://schemas.openxmlformats.org/drawingml/2006/wordprocessingDrawing" xmlns:wpc="http://schemas.microsoft.com/office/word/2010/wordprocessingCanvas" xmlns:wpg="http://schemas.microsoft.com/office/word/2010/wordprocessingGroup" xmlns:wpi="http://schemas.microsoft.com/office/word/2010/wordprocessingInk" xmlns:wps="http://schemas.microsoft.com/office/word/2010/wordprocessingShape" mc:Ignorable="w14 wp14">
+<w:hdr xmlns:mc="http://schemas.openxmlformats.org/markup-compatibility/2006" xmlns:w="http://schemas.openxmlformats.org/wordprocessingml/2006/main" xmlns:m="http://schemas.openxmlformats.org/officeDocument/2006/math" xmlns:mo="http://schemas.microsoft.com/office/mac/office/2008/main" xmlns:mv="urn:schemas-microsoft-com:mac:vml" xmlns:o="urn:schemas-microsoft-com:office:office" xmlns:r="http://schemas.openxmlformats.org/officeDocument/2006/relationships" xmlns:v="urn:schemas-microsoft-com:vml" xmlns:w10="urn:schemas-microsoft-com:office:word" xmlns:w14="http://schemas.microsoft.com/office/word/2010/wordml" xmlns:wne="http://schemas.microsoft.com/office/word/2006/wordml" xmlns:wp14="http://schemas.microsoft.com/office/word/2010/wordprocessingDrawing" xmlns:wp="http://schemas.openxmlformats.org/drawingml/2006/wordprocessingDrawing" xmlns:wpc="http://schemas.microsoft.com/office/word/2010/wordprocessingCanvas" xmlns:wpg="http://schemas.microsoft.com/office/word/2010/wordprocessingGroup" xmlns:wpi="http://schemas.microsoft.com/office/word/2010/wordprocessingInk" xmlns:wps="http://schemas.microsoft.com/office/word/2010/wordprocessingShape" mc:Ignorable="w14 wp14">
   <w:p>
     <w:pPr>
       <w:pStyle w:val="Header"/>
@@ -2729,7 +2951,7 @@
     </w:pPr>
     <w:r>
       <w:rPr>
-        <w:rFonts w:ascii="Times New Roman" w:hAnsi="Times New Roman"/>
+        <w:rFonts w:ascii="Times New Roman" w:hAnsi="Times New Roman" w:eastAsia="黑体"/>
         <w:sz w:val="18"/>
         <w:rFonts w:eastAsia="黑体"/>
         <w:rFonts w:eastAsia="黑体"/>
@@ -2741,7 +2963,7 @@
 </file>
 
 <file path=word/numbering.xml><?xml version="1.0" encoding="utf-8"?>
-<w:numbering xmlns:m="http://schemas.openxmlformats.org/officeDocument/2006/math" xmlns:mc="http://schemas.openxmlformats.org/markup-compatibility/2006" xmlns:mo="http://schemas.microsoft.com/office/mac/office/2008/main" xmlns:mv="urn:schemas-microsoft-com:mac:vml" xmlns:o="urn:schemas-microsoft-com:office:office" xmlns:r="http://schemas.openxmlformats.org/officeDocument/2006/relationships" xmlns:v="urn:schemas-microsoft-com:vml" xmlns:w="http://schemas.openxmlformats.org/wordprocessingml/2006/main" xmlns:w10="urn:schemas-microsoft-com:office:word" xmlns:w14="http://schemas.microsoft.com/office/word/2010/wordml" xmlns:wne="http://schemas.microsoft.com/office/word/2006/wordml" xmlns:wp="http://schemas.openxmlformats.org/drawingml/2006/wordprocessingDrawing" xmlns:wp14="http://schemas.microsoft.com/office/word/2010/wordprocessingDrawing" xmlns:wpc="http://schemas.microsoft.com/office/word/2010/wordprocessingCanvas" xmlns:wpg="http://schemas.microsoft.com/office/word/2010/wordprocessingGroup" xmlns:wpi="http://schemas.microsoft.com/office/word/2010/wordprocessingInk" xmlns:wps="http://schemas.microsoft.com/office/word/2010/wordprocessingShape" mc:Ignorable="w14 wp14">
+<w:numbering xmlns:mc="http://schemas.openxmlformats.org/markup-compatibility/2006" xmlns:w="http://schemas.openxmlformats.org/wordprocessingml/2006/main" xmlns:m="http://schemas.openxmlformats.org/officeDocument/2006/math" xmlns:mo="http://schemas.microsoft.com/office/mac/office/2008/main" xmlns:mv="urn:schemas-microsoft-com:mac:vml" xmlns:o="urn:schemas-microsoft-com:office:office" xmlns:r="http://schemas.openxmlformats.org/officeDocument/2006/relationships" xmlns:v="urn:schemas-microsoft-com:vml" xmlns:w10="urn:schemas-microsoft-com:office:word" xmlns:w14="http://schemas.microsoft.com/office/word/2010/wordml" xmlns:wne="http://schemas.microsoft.com/office/word/2006/wordml" xmlns:wp="http://schemas.openxmlformats.org/drawingml/2006/wordprocessingDrawing" xmlns:wp14="http://schemas.microsoft.com/office/word/2010/wordprocessingDrawing" xmlns:wpc="http://schemas.microsoft.com/office/word/2010/wordprocessingCanvas" xmlns:wpg="http://schemas.microsoft.com/office/word/2010/wordprocessingGroup" xmlns:wpi="http://schemas.microsoft.com/office/word/2010/wordprocessingInk" xmlns:wps="http://schemas.microsoft.com/office/word/2010/wordprocessingShape" mc:Ignorable="w14 wp14">
   <w:abstractNum w:abstractNumId="0">
     <w:nsid w:val="FFFFFF7C"/>
     <w:multiLevelType w:val="singleLevel"/>
@@ -2828,7 +3050,7 @@
         <w:ind w:hanging="360" w:left="1440"/>
       </w:pPr>
       <w:rPr>
-        <w:rFonts w:ascii="Symbol" w:hAnsi="Symbol" w:hint="default"/>
+        <w:rFonts w:ascii="Symbol" w:hAnsi="Symbol" w:hint="default" w:eastAsia="黑体"/>
       </w:rPr>
     </w:lvl>
   </w:abstractNum>
@@ -2849,7 +3071,7 @@
         <w:ind w:hanging="360" w:left="1080"/>
       </w:pPr>
       <w:rPr>
-        <w:rFonts w:ascii="Symbol" w:hAnsi="Symbol" w:hint="default"/>
+        <w:rFonts w:ascii="Symbol" w:hAnsi="Symbol" w:hint="default" w:eastAsia="黑体"/>
       </w:rPr>
     </w:lvl>
   </w:abstractNum>
@@ -2870,7 +3092,7 @@
         <w:ind w:hanging="360" w:left="720"/>
       </w:pPr>
       <w:rPr>
-        <w:rFonts w:ascii="Symbol" w:hAnsi="Symbol" w:hint="default"/>
+        <w:rFonts w:ascii="Symbol" w:hAnsi="Symbol" w:hint="default" w:eastAsia="黑体"/>
       </w:rPr>
     </w:lvl>
   </w:abstractNum>
@@ -2909,7 +3131,7 @@
         <w:ind w:hanging="360" w:left="360"/>
       </w:pPr>
       <w:rPr>
-        <w:rFonts w:ascii="Symbol" w:hAnsi="Symbol" w:hint="default"/>
+        <w:rFonts w:ascii="Symbol" w:hAnsi="Symbol" w:hint="default" w:eastAsia="黑体"/>
       </w:rPr>
     </w:lvl>
   </w:abstractNum>
@@ -3000,7 +3222,7 @@
         <w:ind w:left="720" w:hanging="360"/>
       </w:pPr>
       <w:rPr>
-        <w:rFonts w:ascii="Symbol" w:hAnsi="Symbol" w:cs="Symbol" w:hint="default"/>
+        <w:rFonts w:ascii="Symbol" w:hAnsi="Symbol" w:cs="Symbol" w:hint="default" w:eastAsia="黑体"/>
       </w:rPr>
     </w:lvl>
     <w:lvl w:ilvl="1">
@@ -3011,7 +3233,7 @@
         <w:ind w:left="1440" w:hanging="360"/>
       </w:pPr>
       <w:rPr>
-        <w:rFonts w:ascii="Courier New" w:hAnsi="Courier New" w:cs="Courier New" w:hint="default"/>
+        <w:rFonts w:ascii="Courier New" w:hAnsi="Courier New" w:cs="Courier New" w:hint="default" w:eastAsia="黑体"/>
       </w:rPr>
     </w:lvl>
     <w:lvl w:ilvl="2">
@@ -3022,7 +3244,7 @@
         <w:ind w:left="2160" w:hanging="360"/>
       </w:pPr>
       <w:rPr>
-        <w:rFonts w:ascii="Wingdings" w:hAnsi="Wingdings" w:cs="Wingdings" w:hint="default"/>
+        <w:rFonts w:ascii="Wingdings" w:hAnsi="Wingdings" w:cs="Wingdings" w:hint="default" w:eastAsia="黑体"/>
       </w:rPr>
     </w:lvl>
     <w:lvl w:ilvl="3">
@@ -3033,7 +3255,7 @@
         <w:ind w:left="2880" w:hanging="360"/>
       </w:pPr>
       <w:rPr>
-        <w:rFonts w:ascii="Symbol" w:hAnsi="Symbol" w:cs="Symbol" w:hint="default"/>
+        <w:rFonts w:ascii="Symbol" w:hAnsi="Symbol" w:cs="Symbol" w:hint="default" w:eastAsia="黑体"/>
       </w:rPr>
     </w:lvl>
     <w:lvl w:ilvl="4">
@@ -3044,7 +3266,7 @@
         <w:ind w:left="3600" w:hanging="360"/>
       </w:pPr>
       <w:rPr>
-        <w:rFonts w:ascii="Courier New" w:hAnsi="Courier New" w:cs="Courier New" w:hint="default"/>
+        <w:rFonts w:ascii="Courier New" w:hAnsi="Courier New" w:cs="Courier New" w:hint="default" w:eastAsia="黑体"/>
       </w:rPr>
     </w:lvl>
     <w:lvl w:ilvl="5">
@@ -3055,7 +3277,7 @@
         <w:ind w:left="4320" w:hanging="360"/>
       </w:pPr>
       <w:rPr>
-        <w:rFonts w:ascii="Wingdings" w:hAnsi="Wingdings" w:cs="Wingdings" w:hint="default"/>
+        <w:rFonts w:ascii="Wingdings" w:hAnsi="Wingdings" w:cs="Wingdings" w:hint="default" w:eastAsia="黑体"/>
       </w:rPr>
     </w:lvl>
     <w:lvl w:ilvl="6">
@@ -3066,7 +3288,7 @@
         <w:ind w:left="5040" w:hanging="360"/>
       </w:pPr>
       <w:rPr>
-        <w:rFonts w:ascii="Symbol" w:hAnsi="Symbol" w:cs="Symbol" w:hint="default"/>
+        <w:rFonts w:ascii="Symbol" w:hAnsi="Symbol" w:cs="Symbol" w:hint="default" w:eastAsia="黑体"/>
       </w:rPr>
     </w:lvl>
     <w:lvl w:ilvl="7">
@@ -3077,7 +3299,7 @@
         <w:ind w:left="5760" w:hanging="360"/>
       </w:pPr>
       <w:rPr>
-        <w:rFonts w:ascii="Courier New" w:hAnsi="Courier New" w:cs="Courier New" w:hint="default"/>
+        <w:rFonts w:ascii="Courier New" w:hAnsi="Courier New" w:cs="Courier New" w:hint="default" w:eastAsia="黑体"/>
       </w:rPr>
     </w:lvl>
     <w:lvl w:ilvl="8">
@@ -3088,7 +3310,7 @@
         <w:ind w:left="6480" w:hanging="360"/>
       </w:pPr>
       <w:rPr>
-        <w:rFonts w:ascii="Wingdings" w:hAnsi="Wingdings" w:cs="Wingdings" w:hint="default"/>
+        <w:rFonts w:ascii="Wingdings" w:hAnsi="Wingdings" w:cs="Wingdings" w:hint="default" w:eastAsia="黑体"/>
       </w:rPr>
     </w:lvl>
   </w:abstractNum>
@@ -3144,11 +3366,11 @@
 </file>
 
 <file path=word/styles.xml><?xml version="1.0" encoding="utf-8"?>
-<w:styles xmlns:mc="http://schemas.openxmlformats.org/markup-compatibility/2006" xmlns:r="http://schemas.openxmlformats.org/officeDocument/2006/relationships" xmlns:w="http://schemas.openxmlformats.org/wordprocessingml/2006/main" xmlns:w14="http://schemas.microsoft.com/office/word/2010/wordml" mc:Ignorable="w14">
+<w:styles xmlns:mc="http://schemas.openxmlformats.org/markup-compatibility/2006" xmlns:w="http://schemas.openxmlformats.org/wordprocessingml/2006/main" xmlns:r="http://schemas.openxmlformats.org/officeDocument/2006/relationships" xmlns:w14="http://schemas.microsoft.com/office/word/2010/wordml" mc:Ignorable="w14">
   <w:docDefaults>
     <w:rPrDefault>
       <w:rPr>
-        <w:rFonts w:asciiTheme="minorHAnsi" w:cstheme="minorBidi" w:eastAsiaTheme="minorEastAsia" w:hAnsiTheme="minorHAnsi"/>
+        <w:rFonts w:asciiTheme="minorHAnsi" w:cstheme="minorBidi" w:hAnsiTheme="minorHAnsi" w:eastAsia="黑体"/>
         <w:sz w:val="22"/>
         <w:szCs w:val="22"/>
         <w:lang w:bidi="ar-SA" w:eastAsia="en-US" w:val="en-US"/>
@@ -3370,7 +3592,7 @@
       <w:outlineLvl w:val="0"/>
     </w:pPr>
     <w:rPr>
-      <w:rFonts w:ascii="Times New Roman" w:asciiTheme="majorHAnsi" w:cstheme="majorBidi" w:eastAsia="黑体" w:eastAsiaTheme="majorEastAsia" w:hAnsi="Times New Roman" w:hAnsiTheme="majorHAnsi"/>
+      <w:rFonts w:ascii="Times New Roman" w:asciiTheme="majorHAnsi" w:cstheme="majorBidi" w:eastAsia="黑体" w:hAnsi="Times New Roman" w:hAnsiTheme="majorHAnsi"/>
       <w:b/>
       <w:bCs/>
       <w:color w:val="1F3864"/>
@@ -3394,7 +3616,7 @@
       <w:outlineLvl w:val="1"/>
     </w:pPr>
     <w:rPr>
-      <w:rFonts w:ascii="Times New Roman" w:asciiTheme="majorHAnsi" w:cstheme="majorBidi" w:eastAsia="黑体" w:eastAsiaTheme="majorEastAsia" w:hAnsi="Times New Roman" w:hAnsiTheme="majorHAnsi"/>
+      <w:rFonts w:ascii="Times New Roman" w:asciiTheme="majorHAnsi" w:cstheme="majorBidi" w:eastAsia="黑体" w:hAnsi="Times New Roman" w:hAnsiTheme="majorHAnsi"/>
       <w:b/>
       <w:bCs/>
       <w:color w:val="2E4E7E"/>
@@ -3418,7 +3640,7 @@
       <w:outlineLvl w:val="2"/>
     </w:pPr>
     <w:rPr>
-      <w:rFonts w:ascii="Times New Roman" w:asciiTheme="majorHAnsi" w:cstheme="majorBidi" w:eastAsia="黑体" w:eastAsiaTheme="majorEastAsia" w:hAnsi="Times New Roman" w:hAnsiTheme="majorHAnsi"/>
+      <w:rFonts w:ascii="Times New Roman" w:asciiTheme="majorHAnsi" w:cstheme="majorBidi" w:eastAsia="黑体" w:hAnsi="Times New Roman" w:hAnsiTheme="majorHAnsi"/>
       <w:b/>
       <w:bCs/>
       <w:color w:val="2E4E7E"/>
@@ -3442,7 +3664,7 @@
       <w:outlineLvl w:val="3"/>
     </w:pPr>
     <w:rPr>
-      <w:rFonts w:ascii="Times New Roman" w:asciiTheme="majorHAnsi" w:cstheme="majorBidi" w:eastAsia="黑体" w:eastAsiaTheme="majorEastAsia" w:hAnsi="Times New Roman" w:hAnsiTheme="majorHAnsi"/>
+      <w:rFonts w:ascii="Times New Roman" w:asciiTheme="majorHAnsi" w:cstheme="majorBidi" w:eastAsia="黑体" w:hAnsi="Times New Roman" w:hAnsiTheme="majorHAnsi"/>
       <w:b/>
       <w:bCs/>
       <w:i/>
@@ -3468,7 +3690,7 @@
       <w:outlineLvl w:val="4"/>
     </w:pPr>
     <w:rPr>
-      <w:rFonts w:ascii="Times New Roman" w:asciiTheme="majorHAnsi" w:cstheme="majorBidi" w:eastAsia="黑体" w:eastAsiaTheme="majorEastAsia" w:hAnsi="Times New Roman" w:hAnsiTheme="majorHAnsi"/>
+      <w:rFonts w:ascii="Times New Roman" w:asciiTheme="majorHAnsi" w:cstheme="majorBidi" w:eastAsia="黑体" w:hAnsi="Times New Roman" w:hAnsiTheme="majorHAnsi"/>
       <w:b/>
       <w:color w:val="333333"/>
       <w:sz w:val="22"/>
@@ -3491,7 +3713,7 @@
       <w:outlineLvl w:val="5"/>
     </w:pPr>
     <w:rPr>
-      <w:rFonts w:asciiTheme="majorHAnsi" w:cstheme="majorBidi" w:eastAsiaTheme="majorEastAsia" w:hAnsiTheme="majorHAnsi"/>
+      <w:rFonts w:asciiTheme="majorHAnsi" w:cstheme="majorBidi" w:hAnsiTheme="majorHAnsi" w:eastAsia="黑体"/>
       <w:i/>
       <w:iCs/>
       <w:color w:themeColor="accent1" w:themeShade="7F" w:val="243F60"/>
@@ -3514,7 +3736,7 @@
       <w:outlineLvl w:val="6"/>
     </w:pPr>
     <w:rPr>
-      <w:rFonts w:asciiTheme="majorHAnsi" w:cstheme="majorBidi" w:eastAsiaTheme="majorEastAsia" w:hAnsiTheme="majorHAnsi"/>
+      <w:rFonts w:asciiTheme="majorHAnsi" w:cstheme="majorBidi" w:hAnsiTheme="majorHAnsi" w:eastAsia="黑体"/>
       <w:i/>
       <w:iCs/>
       <w:color w:themeColor="text1" w:themeTint="BF" w:val="404040"/>
@@ -3537,7 +3759,7 @@
       <w:outlineLvl w:val="7"/>
     </w:pPr>
     <w:rPr>
-      <w:rFonts w:asciiTheme="majorHAnsi" w:cstheme="majorBidi" w:eastAsiaTheme="majorEastAsia" w:hAnsiTheme="majorHAnsi"/>
+      <w:rFonts w:asciiTheme="majorHAnsi" w:cstheme="majorBidi" w:hAnsiTheme="majorHAnsi" w:eastAsia="黑体"/>
       <w:color w:themeColor="accent1" w:val="4F81BD"/>
       <w:sz w:val="20"/>
       <w:szCs w:val="20"/>
@@ -3560,7 +3782,7 @@
       <w:outlineLvl w:val="8"/>
     </w:pPr>
     <w:rPr>
-      <w:rFonts w:asciiTheme="majorHAnsi" w:cstheme="majorBidi" w:eastAsiaTheme="majorEastAsia" w:hAnsiTheme="majorHAnsi"/>
+      <w:rFonts w:asciiTheme="majorHAnsi" w:cstheme="majorBidi" w:hAnsiTheme="majorHAnsi" w:eastAsia="黑体"/>
       <w:i/>
       <w:iCs/>
       <w:color w:themeColor="text1" w:themeTint="BF" w:val="404040"/>
@@ -3611,7 +3833,7 @@
     <w:uiPriority w:val="9"/>
     <w:rsid w:val="00FC693F"/>
     <w:rPr>
-      <w:rFonts w:asciiTheme="majorHAnsi" w:cstheme="majorBidi" w:eastAsiaTheme="majorEastAsia" w:hAnsiTheme="majorHAnsi"/>
+      <w:rFonts w:asciiTheme="majorHAnsi" w:cstheme="majorBidi" w:hAnsiTheme="majorHAnsi" w:eastAsia="黑体"/>
       <w:b/>
       <w:bCs/>
       <w:color w:themeColor="accent1" w:themeShade="BF" w:val="365F91"/>
@@ -3626,7 +3848,7 @@
     <w:uiPriority w:val="9"/>
     <w:rsid w:val="00FC693F"/>
     <w:rPr>
-      <w:rFonts w:asciiTheme="majorHAnsi" w:cstheme="majorBidi" w:eastAsiaTheme="majorEastAsia" w:hAnsiTheme="majorHAnsi"/>
+      <w:rFonts w:asciiTheme="majorHAnsi" w:cstheme="majorBidi" w:hAnsiTheme="majorHAnsi" w:eastAsia="黑体"/>
       <w:b/>
       <w:bCs/>
       <w:color w:themeColor="accent1" w:val="4F81BD"/>
@@ -3641,7 +3863,7 @@
     <w:uiPriority w:val="9"/>
     <w:rsid w:val="00FC693F"/>
     <w:rPr>
-      <w:rFonts w:asciiTheme="majorHAnsi" w:cstheme="majorBidi" w:eastAsiaTheme="majorEastAsia" w:hAnsiTheme="majorHAnsi"/>
+      <w:rFonts w:asciiTheme="majorHAnsi" w:cstheme="majorBidi" w:hAnsiTheme="majorHAnsi" w:eastAsia="黑体"/>
       <w:b/>
       <w:bCs/>
       <w:color w:themeColor="accent1" w:val="4F81BD"/>
@@ -3664,7 +3886,7 @@
       <w:contextualSpacing/>
     </w:pPr>
     <w:rPr>
-      <w:rFonts w:ascii="Times New Roman" w:asciiTheme="majorHAnsi" w:cstheme="majorBidi" w:eastAsia="黑体" w:eastAsiaTheme="majorEastAsia" w:hAnsi="Times New Roman" w:hAnsiTheme="majorHAnsi"/>
+      <w:rFonts w:ascii="Times New Roman" w:asciiTheme="majorHAnsi" w:cstheme="majorBidi" w:eastAsia="黑体" w:hAnsi="Times New Roman" w:hAnsiTheme="majorHAnsi"/>
       <w:b/>
       <w:color w:val="1F3864"/>
       <w:spacing w:val="5"/>
@@ -3680,7 +3902,7 @@
     <w:uiPriority w:val="10"/>
     <w:rsid w:val="00FC693F"/>
     <w:rPr>
-      <w:rFonts w:asciiTheme="majorHAnsi" w:cstheme="majorBidi" w:eastAsiaTheme="majorEastAsia" w:hAnsiTheme="majorHAnsi"/>
+      <w:rFonts w:asciiTheme="majorHAnsi" w:cstheme="majorBidi" w:hAnsiTheme="majorHAnsi" w:eastAsia="黑体"/>
       <w:color w:themeColor="text2" w:themeShade="BF" w:val="17365D"/>
       <w:spacing w:val="5"/>
       <w:kern w:val="28"/>
@@ -3702,7 +3924,7 @@
       </w:numPr>
     </w:pPr>
     <w:rPr>
-      <w:rFonts w:asciiTheme="majorHAnsi" w:cstheme="majorBidi" w:eastAsiaTheme="majorEastAsia" w:hAnsiTheme="majorHAnsi"/>
+      <w:rFonts w:asciiTheme="majorHAnsi" w:cstheme="majorBidi" w:hAnsiTheme="majorHAnsi" w:eastAsia="黑体"/>
       <w:i/>
       <w:iCs/>
       <w:color w:themeColor="accent1" w:val="4F81BD"/>
@@ -3718,7 +3940,7 @@
     <w:uiPriority w:val="11"/>
     <w:rsid w:val="00FC693F"/>
     <w:rPr>
-      <w:rFonts w:asciiTheme="majorHAnsi" w:cstheme="majorBidi" w:eastAsiaTheme="majorEastAsia" w:hAnsiTheme="majorHAnsi"/>
+      <w:rFonts w:asciiTheme="majorHAnsi" w:cstheme="majorBidi" w:hAnsiTheme="majorHAnsi" w:eastAsia="黑体"/>
       <w:i/>
       <w:iCs/>
       <w:color w:themeColor="accent1" w:val="4F81BD"/>
@@ -3785,6 +4007,7 @@
       <w:spacing w:after="120"/>
     </w:pPr>
     <w:rPr>
+      <w:rFonts w:eastAsia="黑体"/>
       <w:sz w:val="16"/>
       <w:szCs w:val="16"/>
     </w:rPr>
@@ -3796,6 +4019,7 @@
     <w:uiPriority w:val="99"/>
     <w:rsid w:val="00AA1D8D"/>
     <w:rPr>
+      <w:rFonts w:eastAsia="黑体"/>
       <w:sz w:val="16"/>
       <w:szCs w:val="16"/>
     </w:rPr>
@@ -3965,7 +4189,7 @@
       </w:tabs>
     </w:pPr>
     <w:rPr>
-      <w:rFonts w:ascii="Courier" w:hAnsi="Courier"/>
+      <w:rFonts w:ascii="Courier" w:hAnsi="Courier" w:eastAsia="黑体"/>
       <w:sz w:val="20"/>
       <w:szCs w:val="20"/>
     </w:rPr>
@@ -3977,7 +4201,7 @@
     <w:uiPriority w:val="99"/>
     <w:rsid w:val="0029639D"/>
     <w:rPr>
-      <w:rFonts w:ascii="Courier" w:hAnsi="Courier"/>
+      <w:rFonts w:ascii="Courier" w:hAnsi="Courier" w:eastAsia="黑体"/>
       <w:sz w:val="20"/>
       <w:szCs w:val="20"/>
     </w:rPr>
@@ -4013,6 +4237,7 @@
     <w:uiPriority w:val="29"/>
     <w:rsid w:val="00FC693F"/>
     <w:rPr>
+      <w:rFonts w:eastAsia="黑体"/>
       <w:i/>
       <w:iCs/>
       <w:color w:themeColor="text1" w:val="000000"/>
@@ -4026,7 +4251,7 @@
     <w:semiHidden/>
     <w:rsid w:val="00FC693F"/>
     <w:rPr>
-      <w:rFonts w:asciiTheme="majorHAnsi" w:cstheme="majorBidi" w:eastAsiaTheme="majorEastAsia" w:hAnsiTheme="majorHAnsi"/>
+      <w:rFonts w:asciiTheme="majorHAnsi" w:cstheme="majorBidi" w:hAnsiTheme="majorHAnsi" w:eastAsia="黑体"/>
       <w:b/>
       <w:bCs/>
       <w:i/>
@@ -4042,7 +4267,7 @@
     <w:semiHidden/>
     <w:rsid w:val="00FC693F"/>
     <w:rPr>
-      <w:rFonts w:asciiTheme="majorHAnsi" w:cstheme="majorBidi" w:eastAsiaTheme="majorEastAsia" w:hAnsiTheme="majorHAnsi"/>
+      <w:rFonts w:asciiTheme="majorHAnsi" w:cstheme="majorBidi" w:hAnsiTheme="majorHAnsi" w:eastAsia="黑体"/>
       <w:color w:themeColor="accent1" w:themeShade="7F" w:val="243F60"/>
     </w:rPr>
   </w:style>
@@ -4054,7 +4279,7 @@
     <w:semiHidden/>
     <w:rsid w:val="00FC693F"/>
     <w:rPr>
-      <w:rFonts w:asciiTheme="majorHAnsi" w:cstheme="majorBidi" w:eastAsiaTheme="majorEastAsia" w:hAnsiTheme="majorHAnsi"/>
+      <w:rFonts w:asciiTheme="majorHAnsi" w:cstheme="majorBidi" w:hAnsiTheme="majorHAnsi" w:eastAsia="黑体"/>
       <w:i/>
       <w:iCs/>
       <w:color w:themeColor="accent1" w:themeShade="7F" w:val="243F60"/>
@@ -4068,7 +4293,7 @@
     <w:semiHidden/>
     <w:rsid w:val="00FC693F"/>
     <w:rPr>
-      <w:rFonts w:asciiTheme="majorHAnsi" w:cstheme="majorBidi" w:eastAsiaTheme="majorEastAsia" w:hAnsiTheme="majorHAnsi"/>
+      <w:rFonts w:asciiTheme="majorHAnsi" w:cstheme="majorBidi" w:hAnsiTheme="majorHAnsi" w:eastAsia="黑体"/>
       <w:i/>
       <w:iCs/>
       <w:color w:themeColor="text1" w:themeTint="BF" w:val="404040"/>
@@ -4082,7 +4307,7 @@
     <w:semiHidden/>
     <w:rsid w:val="00FC693F"/>
     <w:rPr>
-      <w:rFonts w:asciiTheme="majorHAnsi" w:cstheme="majorBidi" w:eastAsiaTheme="majorEastAsia" w:hAnsiTheme="majorHAnsi"/>
+      <w:rFonts w:asciiTheme="majorHAnsi" w:cstheme="majorBidi" w:hAnsiTheme="majorHAnsi" w:eastAsia="黑体"/>
       <w:color w:themeColor="accent1" w:val="4F81BD"/>
       <w:sz w:val="20"/>
       <w:szCs w:val="20"/>
@@ -4096,7 +4321,7 @@
     <w:semiHidden/>
     <w:rsid w:val="00FC693F"/>
     <w:rPr>
-      <w:rFonts w:asciiTheme="majorHAnsi" w:cstheme="majorBidi" w:eastAsiaTheme="majorEastAsia" w:hAnsiTheme="majorHAnsi"/>
+      <w:rFonts w:asciiTheme="majorHAnsi" w:cstheme="majorBidi" w:hAnsiTheme="majorHAnsi" w:eastAsia="黑体"/>
       <w:i/>
       <w:iCs/>
       <w:color w:themeColor="text1" w:themeTint="BF" w:val="404040"/>
@@ -4117,6 +4342,7 @@
       <w:spacing w:line="240" w:lineRule="auto"/>
     </w:pPr>
     <w:rPr>
+      <w:rFonts w:eastAsia="黑体"/>
       <w:b/>
       <w:bCs/>
       <w:color w:themeColor="accent1" w:val="4F81BD"/>
@@ -4131,6 +4357,7 @@
     <w:qFormat/>
     <w:rsid w:val="00FC693F"/>
     <w:rPr>
+      <w:rFonts w:eastAsia="黑体"/>
       <w:b/>
       <w:bCs/>
     </w:rPr>
@@ -4142,6 +4369,7 @@
     <w:qFormat/>
     <w:rsid w:val="00FC693F"/>
     <w:rPr>
+      <w:rFonts w:eastAsia="黑体"/>
       <w:i/>
       <w:iCs/>
     </w:rPr>
@@ -4162,6 +4390,7 @@
       <w:ind w:left="936" w:right="936"/>
     </w:pPr>
     <w:rPr>
+      <w:rFonts w:eastAsia="黑体"/>
       <w:b/>
       <w:bCs/>
       <w:i/>
@@ -4176,6 +4405,7 @@
     <w:uiPriority w:val="30"/>
     <w:rsid w:val="00FC693F"/>
     <w:rPr>
+      <w:rFonts w:eastAsia="黑体"/>
       <w:b/>
       <w:bCs/>
       <w:i/>
@@ -4190,6 +4420,7 @@
     <w:qFormat/>
     <w:rsid w:val="00FC693F"/>
     <w:rPr>
+      <w:rFonts w:eastAsia="黑体"/>
       <w:i/>
       <w:iCs/>
       <w:color w:themeColor="text1" w:themeTint="7F" w:val="808080"/>
@@ -4202,6 +4433,7 @@
     <w:qFormat/>
     <w:rsid w:val="00FC693F"/>
     <w:rPr>
+      <w:rFonts w:eastAsia="黑体"/>
       <w:b/>
       <w:bCs/>
       <w:i/>
@@ -4216,6 +4448,7 @@
     <w:qFormat/>
     <w:rsid w:val="00FC693F"/>
     <w:rPr>
+      <w:rFonts w:eastAsia="黑体"/>
       <w:smallCaps/>
       <w:color w:themeColor="accent2" w:val="C0504D"/>
       <w:u w:val="single"/>
@@ -4228,6 +4461,7 @@
     <w:qFormat/>
     <w:rsid w:val="00FC693F"/>
     <w:rPr>
+      <w:rFonts w:eastAsia="黑体"/>
       <w:b/>
       <w:bCs/>
       <w:smallCaps/>
@@ -4243,6 +4477,7 @@
     <w:qFormat/>
     <w:rsid w:val="00FC693F"/>
     <w:rPr>
+      <w:rFonts w:eastAsia="黑体"/>
       <w:b/>
       <w:bCs/>
       <w:smallCaps/>
@@ -4297,6 +4532,7 @@
       <w:spacing w:after="0" w:line="240" w:lineRule="auto"/>
     </w:pPr>
     <w:rPr>
+      <w:rFonts w:eastAsia="黑体"/>
       <w:color w:themeColor="text1" w:themeShade="BF" w:val="000000"/>
     </w:rPr>
     <w:tblPr>
@@ -4319,6 +4555,7 @@
         <w:spacing w:after="0" w:before="0" w:line="240" w:lineRule="auto"/>
       </w:pPr>
       <w:rPr>
+        <w:rFonts w:eastAsia="黑体"/>
         <w:b/>
         <w:bCs/>
       </w:rPr>
@@ -4339,6 +4576,7 @@
         <w:spacing w:after="0" w:before="0" w:line="240" w:lineRule="auto"/>
       </w:pPr>
       <w:rPr>
+        <w:rFonts w:eastAsia="黑体"/>
         <w:b/>
         <w:bCs/>
       </w:rPr>
@@ -4356,12 +4594,14 @@
     </w:tblStylePr>
     <w:tblStylePr w:type="firstCol">
       <w:rPr>
+        <w:rFonts w:eastAsia="黑体"/>
         <w:b/>
         <w:bCs/>
       </w:rPr>
     </w:tblStylePr>
     <w:tblStylePr w:type="lastCol">
       <w:rPr>
+        <w:rFonts w:eastAsia="黑体"/>
         <w:b/>
         <w:bCs/>
       </w:rPr>
@@ -4400,6 +4640,7 @@
       <w:spacing w:after="0" w:line="240" w:lineRule="auto"/>
     </w:pPr>
     <w:rPr>
+      <w:rFonts w:eastAsia="黑体"/>
       <w:color w:themeColor="accent1" w:themeShade="BF" w:val="365F91"/>
     </w:rPr>
     <w:tblPr>
@@ -4422,6 +4663,7 @@
         <w:spacing w:after="0" w:before="0" w:line="240" w:lineRule="auto"/>
       </w:pPr>
       <w:rPr>
+        <w:rFonts w:eastAsia="黑体"/>
         <w:b/>
         <w:bCs/>
       </w:rPr>
@@ -4442,6 +4684,7 @@
         <w:spacing w:after="0" w:before="0" w:line="240" w:lineRule="auto"/>
       </w:pPr>
       <w:rPr>
+        <w:rFonts w:eastAsia="黑体"/>
         <w:b/>
         <w:bCs/>
       </w:rPr>
@@ -4459,12 +4702,14 @@
     </w:tblStylePr>
     <w:tblStylePr w:type="firstCol">
       <w:rPr>
+        <w:rFonts w:eastAsia="黑体"/>
         <w:b/>
         <w:bCs/>
       </w:rPr>
     </w:tblStylePr>
     <w:tblStylePr w:type="lastCol">
       <w:rPr>
+        <w:rFonts w:eastAsia="黑体"/>
         <w:b/>
         <w:bCs/>
       </w:rPr>
@@ -4503,6 +4748,7 @@
       <w:spacing w:after="0" w:line="240" w:lineRule="auto"/>
     </w:pPr>
     <w:rPr>
+      <w:rFonts w:eastAsia="黑体"/>
       <w:color w:themeColor="accent2" w:themeShade="BF" w:val="943634"/>
     </w:rPr>
     <w:tblPr>
@@ -4525,6 +4771,7 @@
         <w:spacing w:after="0" w:before="0" w:line="240" w:lineRule="auto"/>
       </w:pPr>
       <w:rPr>
+        <w:rFonts w:eastAsia="黑体"/>
         <w:b/>
         <w:bCs/>
       </w:rPr>
@@ -4545,6 +4792,7 @@
         <w:spacing w:after="0" w:before="0" w:line="240" w:lineRule="auto"/>
       </w:pPr>
       <w:rPr>
+        <w:rFonts w:eastAsia="黑体"/>
         <w:b/>
         <w:bCs/>
       </w:rPr>
@@ -4562,12 +4810,14 @@
     </w:tblStylePr>
     <w:tblStylePr w:type="firstCol">
       <w:rPr>
+        <w:rFonts w:eastAsia="黑体"/>
         <w:b/>
         <w:bCs/>
       </w:rPr>
     </w:tblStylePr>
     <w:tblStylePr w:type="lastCol">
       <w:rPr>
+        <w:rFonts w:eastAsia="黑体"/>
         <w:b/>
         <w:bCs/>
       </w:rPr>
@@ -4606,6 +4856,7 @@
       <w:spacing w:after="0" w:line="240" w:lineRule="auto"/>
     </w:pPr>
     <w:rPr>
+      <w:rFonts w:eastAsia="黑体"/>
       <w:color w:themeColor="accent3" w:themeShade="BF" w:val="76923C"/>
     </w:rPr>
     <w:tblPr>
@@ -4628,6 +4879,7 @@
         <w:spacing w:after="0" w:before="0" w:line="240" w:lineRule="auto"/>
       </w:pPr>
       <w:rPr>
+        <w:rFonts w:eastAsia="黑体"/>
         <w:b/>
         <w:bCs/>
       </w:rPr>
@@ -4648,6 +4900,7 @@
         <w:spacing w:after="0" w:before="0" w:line="240" w:lineRule="auto"/>
       </w:pPr>
       <w:rPr>
+        <w:rFonts w:eastAsia="黑体"/>
         <w:b/>
         <w:bCs/>
       </w:rPr>
@@ -4665,12 +4918,14 @@
     </w:tblStylePr>
     <w:tblStylePr w:type="firstCol">
       <w:rPr>
+        <w:rFonts w:eastAsia="黑体"/>
         <w:b/>
         <w:bCs/>
       </w:rPr>
     </w:tblStylePr>
     <w:tblStylePr w:type="lastCol">
       <w:rPr>
+        <w:rFonts w:eastAsia="黑体"/>
         <w:b/>
         <w:bCs/>
       </w:rPr>
@@ -4709,6 +4964,7 @@
       <w:spacing w:after="0" w:line="240" w:lineRule="auto"/>
     </w:pPr>
     <w:rPr>
+      <w:rFonts w:eastAsia="黑体"/>
       <w:color w:themeColor="accent4" w:themeShade="BF" w:val="5F497A"/>
     </w:rPr>
     <w:tblPr>
@@ -4731,6 +4987,7 @@
         <w:spacing w:after="0" w:before="0" w:line="240" w:lineRule="auto"/>
       </w:pPr>
       <w:rPr>
+        <w:rFonts w:eastAsia="黑体"/>
         <w:b/>
         <w:bCs/>
       </w:rPr>
@@ -4751,6 +5008,7 @@
         <w:spacing w:after="0" w:before="0" w:line="240" w:lineRule="auto"/>
       </w:pPr>
       <w:rPr>
+        <w:rFonts w:eastAsia="黑体"/>
         <w:b/>
         <w:bCs/>
       </w:rPr>
@@ -4768,12 +5026,14 @@
     </w:tblStylePr>
     <w:tblStylePr w:type="firstCol">
       <w:rPr>
+        <w:rFonts w:eastAsia="黑体"/>
         <w:b/>
         <w:bCs/>
       </w:rPr>
     </w:tblStylePr>
     <w:tblStylePr w:type="lastCol">
       <w:rPr>
+        <w:rFonts w:eastAsia="黑体"/>
         <w:b/>
         <w:bCs/>
       </w:rPr>
@@ -4812,6 +5072,7 @@
       <w:spacing w:after="0" w:line="240" w:lineRule="auto"/>
     </w:pPr>
     <w:rPr>
+      <w:rFonts w:eastAsia="黑体"/>
       <w:color w:themeColor="accent5" w:themeShade="BF" w:val="31849B"/>
     </w:rPr>
     <w:tblPr>
@@ -4834,6 +5095,7 @@
         <w:spacing w:after="0" w:before="0" w:line="240" w:lineRule="auto"/>
       </w:pPr>
       <w:rPr>
+        <w:rFonts w:eastAsia="黑体"/>
         <w:b/>
         <w:bCs/>
       </w:rPr>
@@ -4854,6 +5116,7 @@
         <w:spacing w:after="0" w:before="0" w:line="240" w:lineRule="auto"/>
       </w:pPr>
       <w:rPr>
+        <w:rFonts w:eastAsia="黑体"/>
         <w:b/>
         <w:bCs/>
       </w:rPr>
@@ -4871,12 +5134,14 @@
     </w:tblStylePr>
     <w:tblStylePr w:type="firstCol">
       <w:rPr>
+        <w:rFonts w:eastAsia="黑体"/>
         <w:b/>
         <w:bCs/>
       </w:rPr>
     </w:tblStylePr>
     <w:tblStylePr w:type="lastCol">
       <w:rPr>
+        <w:rFonts w:eastAsia="黑体"/>
         <w:b/>
         <w:bCs/>
       </w:rPr>
@@ -4915,6 +5180,7 @@
       <w:spacing w:after="0" w:line="240" w:lineRule="auto"/>
     </w:pPr>
     <w:rPr>
+      <w:rFonts w:eastAsia="黑体"/>
       <w:color w:themeColor="accent6" w:themeShade="BF" w:val="E36C0A"/>
     </w:rPr>
     <w:tblPr>
@@ -4937,6 +5203,7 @@
         <w:spacing w:after="0" w:before="0" w:line="240" w:lineRule="auto"/>
       </w:pPr>
       <w:rPr>
+        <w:rFonts w:eastAsia="黑体"/>
         <w:b/>
         <w:bCs/>
       </w:rPr>
@@ -4957,6 +5224,7 @@
         <w:spacing w:after="0" w:before="0" w:line="240" w:lineRule="auto"/>
       </w:pPr>
       <w:rPr>
+        <w:rFonts w:eastAsia="黑体"/>
         <w:b/>
         <w:bCs/>
       </w:rPr>
@@ -4974,12 +5242,14 @@
     </w:tblStylePr>
     <w:tblStylePr w:type="firstCol">
       <w:rPr>
+        <w:rFonts w:eastAsia="黑体"/>
         <w:b/>
         <w:bCs/>
       </w:rPr>
     </w:tblStylePr>
     <w:tblStylePr w:type="lastCol">
       <w:rPr>
+        <w:rFonts w:eastAsia="黑体"/>
         <w:b/>
         <w:bCs/>
       </w:rPr>
@@ -5039,6 +5309,7 @@
         <w:spacing w:after="0" w:before="0" w:line="240" w:lineRule="auto"/>
       </w:pPr>
       <w:rPr>
+        <w:rFonts w:eastAsia="黑体"/>
         <w:b/>
         <w:bCs/>
         <w:color w:themeColor="background1" w:val="FFFFFF"/>
@@ -5053,6 +5324,7 @@
         <w:spacing w:after="0" w:before="0" w:line="240" w:lineRule="auto"/>
       </w:pPr>
       <w:rPr>
+        <w:rFonts w:eastAsia="黑体"/>
         <w:b/>
         <w:bCs/>
       </w:rPr>
@@ -5068,12 +5340,14 @@
     </w:tblStylePr>
     <w:tblStylePr w:type="firstCol">
       <w:rPr>
+        <w:rFonts w:eastAsia="黑体"/>
         <w:b/>
         <w:bCs/>
       </w:rPr>
     </w:tblStylePr>
     <w:tblStylePr w:type="lastCol">
       <w:rPr>
+        <w:rFonts w:eastAsia="黑体"/>
         <w:b/>
         <w:bCs/>
       </w:rPr>
@@ -5131,6 +5405,7 @@
         <w:spacing w:after="0" w:before="0" w:line="240" w:lineRule="auto"/>
       </w:pPr>
       <w:rPr>
+        <w:rFonts w:eastAsia="黑体"/>
         <w:b/>
         <w:bCs/>
         <w:color w:themeColor="background1" w:val="FFFFFF"/>
@@ -5145,6 +5420,7 @@
         <w:spacing w:after="0" w:before="0" w:line="240" w:lineRule="auto"/>
       </w:pPr>
       <w:rPr>
+        <w:rFonts w:eastAsia="黑体"/>
         <w:b/>
         <w:bCs/>
       </w:rPr>
@@ -5160,12 +5436,14 @@
     </w:tblStylePr>
     <w:tblStylePr w:type="firstCol">
       <w:rPr>
+        <w:rFonts w:eastAsia="黑体"/>
         <w:b/>
         <w:bCs/>
       </w:rPr>
     </w:tblStylePr>
     <w:tblStylePr w:type="lastCol">
       <w:rPr>
+        <w:rFonts w:eastAsia="黑体"/>
         <w:b/>
         <w:bCs/>
       </w:rPr>
@@ -5223,6 +5501,7 @@
         <w:spacing w:after="0" w:before="0" w:line="240" w:lineRule="auto"/>
       </w:pPr>
       <w:rPr>
+        <w:rFonts w:eastAsia="黑体"/>
         <w:b/>
         <w:bCs/>
         <w:color w:themeColor="background1" w:val="FFFFFF"/>
@@ -5237,6 +5516,7 @@
         <w:spacing w:after="0" w:before="0" w:line="240" w:lineRule="auto"/>
       </w:pPr>
       <w:rPr>
+        <w:rFonts w:eastAsia="黑体"/>
         <w:b/>
         <w:bCs/>
       </w:rPr>
@@ -5252,12 +5532,14 @@
     </w:tblStylePr>
     <w:tblStylePr w:type="firstCol">
       <w:rPr>
+        <w:rFonts w:eastAsia="黑体"/>
         <w:b/>
         <w:bCs/>
       </w:rPr>
     </w:tblStylePr>
     <w:tblStylePr w:type="lastCol">
       <w:rPr>
+        <w:rFonts w:eastAsia="黑体"/>
         <w:b/>
         <w:bCs/>
       </w:rPr>
@@ -5315,6 +5597,7 @@
         <w:spacing w:after="0" w:before="0" w:line="240" w:lineRule="auto"/>
       </w:pPr>
       <w:rPr>
+        <w:rFonts w:eastAsia="黑体"/>
         <w:b/>
         <w:bCs/>
         <w:color w:themeColor="background1" w:val="FFFFFF"/>
@@ -5329,6 +5612,7 @@
         <w:spacing w:after="0" w:before="0" w:line="240" w:lineRule="auto"/>
       </w:pPr>
       <w:rPr>
+        <w:rFonts w:eastAsia="黑体"/>
         <w:b/>
         <w:bCs/>
       </w:rPr>
@@ -5344,12 +5628,14 @@
     </w:tblStylePr>
     <w:tblStylePr w:type="firstCol">
       <w:rPr>
+        <w:rFonts w:eastAsia="黑体"/>
         <w:b/>
         <w:bCs/>
       </w:rPr>
     </w:tblStylePr>
     <w:tblStylePr w:type="lastCol">
       <w:rPr>
+        <w:rFonts w:eastAsia="黑体"/>
         <w:b/>
         <w:bCs/>
       </w:rPr>
@@ -5407,6 +5693,7 @@
         <w:spacing w:after="0" w:before="0" w:line="240" w:lineRule="auto"/>
       </w:pPr>
       <w:rPr>
+        <w:rFonts w:eastAsia="黑体"/>
         <w:b/>
         <w:bCs/>
         <w:color w:themeColor="background1" w:val="FFFFFF"/>
@@ -5421,6 +5708,7 @@
         <w:spacing w:after="0" w:before="0" w:line="240" w:lineRule="auto"/>
       </w:pPr>
       <w:rPr>
+        <w:rFonts w:eastAsia="黑体"/>
         <w:b/>
         <w:bCs/>
       </w:rPr>
@@ -5436,12 +5724,14 @@
     </w:tblStylePr>
     <w:tblStylePr w:type="firstCol">
       <w:rPr>
+        <w:rFonts w:eastAsia="黑体"/>
         <w:b/>
         <w:bCs/>
       </w:rPr>
     </w:tblStylePr>
     <w:tblStylePr w:type="lastCol">
       <w:rPr>
+        <w:rFonts w:eastAsia="黑体"/>
         <w:b/>
         <w:bCs/>
       </w:rPr>
@@ -5499,6 +5789,7 @@
         <w:spacing w:after="0" w:before="0" w:line="240" w:lineRule="auto"/>
       </w:pPr>
       <w:rPr>
+        <w:rFonts w:eastAsia="黑体"/>
         <w:b/>
         <w:bCs/>
         <w:color w:themeColor="background1" w:val="FFFFFF"/>
@@ -5513,6 +5804,7 @@
         <w:spacing w:after="0" w:before="0" w:line="240" w:lineRule="auto"/>
       </w:pPr>
       <w:rPr>
+        <w:rFonts w:eastAsia="黑体"/>
         <w:b/>
         <w:bCs/>
       </w:rPr>
@@ -5528,12 +5820,14 @@
     </w:tblStylePr>
     <w:tblStylePr w:type="firstCol">
       <w:rPr>
+        <w:rFonts w:eastAsia="黑体"/>
         <w:b/>
         <w:bCs/>
       </w:rPr>
     </w:tblStylePr>
     <w:tblStylePr w:type="lastCol">
       <w:rPr>
+        <w:rFonts w:eastAsia="黑体"/>
         <w:b/>
         <w:bCs/>
       </w:rPr>
@@ -5591,6 +5885,7 @@
         <w:spacing w:after="0" w:before="0" w:line="240" w:lineRule="auto"/>
       </w:pPr>
       <w:rPr>
+        <w:rFonts w:eastAsia="黑体"/>
         <w:b/>
         <w:bCs/>
         <w:color w:themeColor="background1" w:val="FFFFFF"/>
@@ -5605,6 +5900,7 @@
         <w:spacing w:after="0" w:before="0" w:line="240" w:lineRule="auto"/>
       </w:pPr>
       <w:rPr>
+        <w:rFonts w:eastAsia="黑体"/>
         <w:b/>
         <w:bCs/>
       </w:rPr>
@@ -5620,12 +5916,14 @@
     </w:tblStylePr>
     <w:tblStylePr w:type="firstCol">
       <w:rPr>
+        <w:rFonts w:eastAsia="黑体"/>
         <w:b/>
         <w:bCs/>
       </w:rPr>
     </w:tblStylePr>
     <w:tblStylePr w:type="lastCol">
       <w:rPr>
+        <w:rFonts w:eastAsia="黑体"/>
         <w:b/>
         <w:bCs/>
       </w:rPr>
@@ -5685,7 +5983,7 @@
         <w:spacing w:after="0" w:before="0" w:line="240" w:lineRule="auto"/>
       </w:pPr>
       <w:rPr>
-        <w:rFonts w:asciiTheme="majorHAnsi" w:cstheme="majorBidi" w:eastAsiaTheme="majorEastAsia" w:hAnsiTheme="majorHAnsi"/>
+        <w:rFonts w:asciiTheme="majorHAnsi" w:cstheme="majorBidi" w:hAnsiTheme="majorHAnsi" w:eastAsia="黑体"/>
         <w:b/>
         <w:bCs/>
       </w:rPr>
@@ -5706,7 +6004,7 @@
         <w:spacing w:after="0" w:before="0" w:line="240" w:lineRule="auto"/>
       </w:pPr>
       <w:rPr>
-        <w:rFonts w:asciiTheme="majorHAnsi" w:cstheme="majorBidi" w:eastAsiaTheme="majorEastAsia" w:hAnsiTheme="majorHAnsi"/>
+        <w:rFonts w:asciiTheme="majorHAnsi" w:cstheme="majorBidi" w:hAnsiTheme="majorHAnsi" w:eastAsia="黑体"/>
         <w:b/>
         <w:bCs/>
       </w:rPr>
@@ -5724,14 +6022,14 @@
     </w:tblStylePr>
     <w:tblStylePr w:type="firstCol">
       <w:rPr>
-        <w:rFonts w:asciiTheme="majorHAnsi" w:cstheme="majorBidi" w:eastAsiaTheme="majorEastAsia" w:hAnsiTheme="majorHAnsi"/>
+        <w:rFonts w:asciiTheme="majorHAnsi" w:cstheme="majorBidi" w:hAnsiTheme="majorHAnsi" w:eastAsia="黑体"/>
         <w:b/>
         <w:bCs/>
       </w:rPr>
     </w:tblStylePr>
     <w:tblStylePr w:type="lastCol">
       <w:rPr>
-        <w:rFonts w:asciiTheme="majorHAnsi" w:cstheme="majorBidi" w:eastAsiaTheme="majorEastAsia" w:hAnsiTheme="majorHAnsi"/>
+        <w:rFonts w:asciiTheme="majorHAnsi" w:cstheme="majorBidi" w:hAnsiTheme="majorHAnsi" w:eastAsia="黑体"/>
         <w:b/>
         <w:bCs/>
       </w:rPr>
@@ -5815,7 +6113,7 @@
         <w:spacing w:after="0" w:before="0" w:line="240" w:lineRule="auto"/>
       </w:pPr>
       <w:rPr>
-        <w:rFonts w:asciiTheme="majorHAnsi" w:cstheme="majorBidi" w:eastAsiaTheme="majorEastAsia" w:hAnsiTheme="majorHAnsi"/>
+        <w:rFonts w:asciiTheme="majorHAnsi" w:cstheme="majorBidi" w:hAnsiTheme="majorHAnsi" w:eastAsia="黑体"/>
         <w:b/>
         <w:bCs/>
       </w:rPr>
@@ -5836,7 +6134,7 @@
         <w:spacing w:after="0" w:before="0" w:line="240" w:lineRule="auto"/>
       </w:pPr>
       <w:rPr>
-        <w:rFonts w:asciiTheme="majorHAnsi" w:cstheme="majorBidi" w:eastAsiaTheme="majorEastAsia" w:hAnsiTheme="majorHAnsi"/>
+        <w:rFonts w:asciiTheme="majorHAnsi" w:cstheme="majorBidi" w:hAnsiTheme="majorHAnsi" w:eastAsia="黑体"/>
         <w:b/>
         <w:bCs/>
       </w:rPr>
@@ -5854,14 +6152,14 @@
     </w:tblStylePr>
     <w:tblStylePr w:type="firstCol">
       <w:rPr>
-        <w:rFonts w:asciiTheme="majorHAnsi" w:cstheme="majorBidi" w:eastAsiaTheme="majorEastAsia" w:hAnsiTheme="majorHAnsi"/>
+        <w:rFonts w:asciiTheme="majorHAnsi" w:cstheme="majorBidi" w:hAnsiTheme="majorHAnsi" w:eastAsia="黑体"/>
         <w:b/>
         <w:bCs/>
       </w:rPr>
     </w:tblStylePr>
     <w:tblStylePr w:type="lastCol">
       <w:rPr>
-        <w:rFonts w:asciiTheme="majorHAnsi" w:cstheme="majorBidi" w:eastAsiaTheme="majorEastAsia" w:hAnsiTheme="majorHAnsi"/>
+        <w:rFonts w:asciiTheme="majorHAnsi" w:cstheme="majorBidi" w:hAnsiTheme="majorHAnsi" w:eastAsia="黑体"/>
         <w:b/>
         <w:bCs/>
       </w:rPr>
@@ -5945,7 +6243,7 @@
         <w:spacing w:after="0" w:before="0" w:line="240" w:lineRule="auto"/>
       </w:pPr>
       <w:rPr>
-        <w:rFonts w:asciiTheme="majorHAnsi" w:cstheme="majorBidi" w:eastAsiaTheme="majorEastAsia" w:hAnsiTheme="majorHAnsi"/>
+        <w:rFonts w:asciiTheme="majorHAnsi" w:cstheme="majorBidi" w:hAnsiTheme="majorHAnsi" w:eastAsia="黑体"/>
         <w:b/>
         <w:bCs/>
       </w:rPr>
@@ -5966,7 +6264,7 @@
         <w:spacing w:after="0" w:before="0" w:line="240" w:lineRule="auto"/>
       </w:pPr>
       <w:rPr>
-        <w:rFonts w:asciiTheme="majorHAnsi" w:cstheme="majorBidi" w:eastAsiaTheme="majorEastAsia" w:hAnsiTheme="majorHAnsi"/>
+        <w:rFonts w:asciiTheme="majorHAnsi" w:cstheme="majorBidi" w:hAnsiTheme="majorHAnsi" w:eastAsia="黑体"/>
         <w:b/>
         <w:bCs/>
       </w:rPr>
@@ -5984,14 +6282,14 @@
     </w:tblStylePr>
     <w:tblStylePr w:type="firstCol">
       <w:rPr>
-        <w:rFonts w:asciiTheme="majorHAnsi" w:cstheme="majorBidi" w:eastAsiaTheme="majorEastAsia" w:hAnsiTheme="majorHAnsi"/>
+        <w:rFonts w:asciiTheme="majorHAnsi" w:cstheme="majorBidi" w:hAnsiTheme="majorHAnsi" w:eastAsia="黑体"/>
         <w:b/>
         <w:bCs/>
       </w:rPr>
     </w:tblStylePr>
     <w:tblStylePr w:type="lastCol">
       <w:rPr>
-        <w:rFonts w:asciiTheme="majorHAnsi" w:cstheme="majorBidi" w:eastAsiaTheme="majorEastAsia" w:hAnsiTheme="majorHAnsi"/>
+        <w:rFonts w:asciiTheme="majorHAnsi" w:cstheme="majorBidi" w:hAnsiTheme="majorHAnsi" w:eastAsia="黑体"/>
         <w:b/>
         <w:bCs/>
       </w:rPr>
@@ -6075,7 +6373,7 @@
         <w:spacing w:after="0" w:before="0" w:line="240" w:lineRule="auto"/>
       </w:pPr>
       <w:rPr>
-        <w:rFonts w:asciiTheme="majorHAnsi" w:cstheme="majorBidi" w:eastAsiaTheme="majorEastAsia" w:hAnsiTheme="majorHAnsi"/>
+        <w:rFonts w:asciiTheme="majorHAnsi" w:cstheme="majorBidi" w:hAnsiTheme="majorHAnsi" w:eastAsia="黑体"/>
         <w:b/>
         <w:bCs/>
       </w:rPr>
@@ -6096,7 +6394,7 @@
         <w:spacing w:after="0" w:before="0" w:line="240" w:lineRule="auto"/>
       </w:pPr>
       <w:rPr>
-        <w:rFonts w:asciiTheme="majorHAnsi" w:cstheme="majorBidi" w:eastAsiaTheme="majorEastAsia" w:hAnsiTheme="majorHAnsi"/>
+        <w:rFonts w:asciiTheme="majorHAnsi" w:cstheme="majorBidi" w:hAnsiTheme="majorHAnsi" w:eastAsia="黑体"/>
         <w:b/>
         <w:bCs/>
       </w:rPr>
@@ -6114,14 +6412,14 @@
     </w:tblStylePr>
     <w:tblStylePr w:type="firstCol">
       <w:rPr>
-        <w:rFonts w:asciiTheme="majorHAnsi" w:cstheme="majorBidi" w:eastAsiaTheme="majorEastAsia" w:hAnsiTheme="majorHAnsi"/>
+        <w:rFonts w:asciiTheme="majorHAnsi" w:cstheme="majorBidi" w:hAnsiTheme="majorHAnsi" w:eastAsia="黑体"/>
         <w:b/>
         <w:bCs/>
       </w:rPr>
     </w:tblStylePr>
     <w:tblStylePr w:type="lastCol">
       <w:rPr>
-        <w:rFonts w:asciiTheme="majorHAnsi" w:cstheme="majorBidi" w:eastAsiaTheme="majorEastAsia" w:hAnsiTheme="majorHAnsi"/>
+        <w:rFonts w:asciiTheme="majorHAnsi" w:cstheme="majorBidi" w:hAnsiTheme="majorHAnsi" w:eastAsia="黑体"/>
         <w:b/>
         <w:bCs/>
       </w:rPr>
@@ -6205,7 +6503,7 @@
         <w:spacing w:after="0" w:before="0" w:line="240" w:lineRule="auto"/>
       </w:pPr>
       <w:rPr>
-        <w:rFonts w:asciiTheme="majorHAnsi" w:cstheme="majorBidi" w:eastAsiaTheme="majorEastAsia" w:hAnsiTheme="majorHAnsi"/>
+        <w:rFonts w:asciiTheme="majorHAnsi" w:cstheme="majorBidi" w:hAnsiTheme="majorHAnsi" w:eastAsia="黑体"/>
         <w:b/>
         <w:bCs/>
       </w:rPr>
@@ -6226,7 +6524,7 @@
         <w:spacing w:after="0" w:before="0" w:line="240" w:lineRule="auto"/>
       </w:pPr>
       <w:rPr>
-        <w:rFonts w:asciiTheme="majorHAnsi" w:cstheme="majorBidi" w:eastAsiaTheme="majorEastAsia" w:hAnsiTheme="majorHAnsi"/>
+        <w:rFonts w:asciiTheme="majorHAnsi" w:cstheme="majorBidi" w:hAnsiTheme="majorHAnsi" w:eastAsia="黑体"/>
         <w:b/>
         <w:bCs/>
       </w:rPr>
@@ -6244,14 +6542,14 @@
     </w:tblStylePr>
     <w:tblStylePr w:type="firstCol">
       <w:rPr>
-        <w:rFonts w:asciiTheme="majorHAnsi" w:cstheme="majorBidi" w:eastAsiaTheme="majorEastAsia" w:hAnsiTheme="majorHAnsi"/>
+        <w:rFonts w:asciiTheme="majorHAnsi" w:cstheme="majorBidi" w:hAnsiTheme="majorHAnsi" w:eastAsia="黑体"/>
         <w:b/>
         <w:bCs/>
       </w:rPr>
     </w:tblStylePr>
     <w:tblStylePr w:type="lastCol">
       <w:rPr>
-        <w:rFonts w:asciiTheme="majorHAnsi" w:cstheme="majorBidi" w:eastAsiaTheme="majorEastAsia" w:hAnsiTheme="majorHAnsi"/>
+        <w:rFonts w:asciiTheme="majorHAnsi" w:cstheme="majorBidi" w:hAnsiTheme="majorHAnsi" w:eastAsia="黑体"/>
         <w:b/>
         <w:bCs/>
       </w:rPr>
@@ -6335,7 +6633,7 @@
         <w:spacing w:after="0" w:before="0" w:line="240" w:lineRule="auto"/>
       </w:pPr>
       <w:rPr>
-        <w:rFonts w:asciiTheme="majorHAnsi" w:cstheme="majorBidi" w:eastAsiaTheme="majorEastAsia" w:hAnsiTheme="majorHAnsi"/>
+        <w:rFonts w:asciiTheme="majorHAnsi" w:cstheme="majorBidi" w:hAnsiTheme="majorHAnsi" w:eastAsia="黑体"/>
         <w:b/>
         <w:bCs/>
       </w:rPr>
@@ -6356,7 +6654,7 @@
         <w:spacing w:after="0" w:before="0" w:line="240" w:lineRule="auto"/>
       </w:pPr>
       <w:rPr>
-        <w:rFonts w:asciiTheme="majorHAnsi" w:cstheme="majorBidi" w:eastAsiaTheme="majorEastAsia" w:hAnsiTheme="majorHAnsi"/>
+        <w:rFonts w:asciiTheme="majorHAnsi" w:cstheme="majorBidi" w:hAnsiTheme="majorHAnsi" w:eastAsia="黑体"/>
         <w:b/>
         <w:bCs/>
       </w:rPr>
@@ -6374,14 +6672,14 @@
     </w:tblStylePr>
     <w:tblStylePr w:type="firstCol">
       <w:rPr>
-        <w:rFonts w:asciiTheme="majorHAnsi" w:cstheme="majorBidi" w:eastAsiaTheme="majorEastAsia" w:hAnsiTheme="majorHAnsi"/>
+        <w:rFonts w:asciiTheme="majorHAnsi" w:cstheme="majorBidi" w:hAnsiTheme="majorHAnsi" w:eastAsia="黑体"/>
         <w:b/>
         <w:bCs/>
       </w:rPr>
     </w:tblStylePr>
     <w:tblStylePr w:type="lastCol">
       <w:rPr>
-        <w:rFonts w:asciiTheme="majorHAnsi" w:cstheme="majorBidi" w:eastAsiaTheme="majorEastAsia" w:hAnsiTheme="majorHAnsi"/>
+        <w:rFonts w:asciiTheme="majorHAnsi" w:cstheme="majorBidi" w:hAnsiTheme="majorHAnsi" w:eastAsia="黑体"/>
         <w:b/>
         <w:bCs/>
       </w:rPr>
@@ -6465,7 +6763,7 @@
         <w:spacing w:after="0" w:before="0" w:line="240" w:lineRule="auto"/>
       </w:pPr>
       <w:rPr>
-        <w:rFonts w:asciiTheme="majorHAnsi" w:cstheme="majorBidi" w:eastAsiaTheme="majorEastAsia" w:hAnsiTheme="majorHAnsi"/>
+        <w:rFonts w:asciiTheme="majorHAnsi" w:cstheme="majorBidi" w:hAnsiTheme="majorHAnsi" w:eastAsia="黑体"/>
         <w:b/>
         <w:bCs/>
       </w:rPr>
@@ -6486,7 +6784,7 @@
         <w:spacing w:after="0" w:before="0" w:line="240" w:lineRule="auto"/>
       </w:pPr>
       <w:rPr>
-        <w:rFonts w:asciiTheme="majorHAnsi" w:cstheme="majorBidi" w:eastAsiaTheme="majorEastAsia" w:hAnsiTheme="majorHAnsi"/>
+        <w:rFonts w:asciiTheme="majorHAnsi" w:cstheme="majorBidi" w:hAnsiTheme="majorHAnsi" w:eastAsia="黑体"/>
         <w:b/>
         <w:bCs/>
       </w:rPr>
@@ -6504,14 +6802,14 @@
     </w:tblStylePr>
     <w:tblStylePr w:type="firstCol">
       <w:rPr>
-        <w:rFonts w:asciiTheme="majorHAnsi" w:cstheme="majorBidi" w:eastAsiaTheme="majorEastAsia" w:hAnsiTheme="majorHAnsi"/>
+        <w:rFonts w:asciiTheme="majorHAnsi" w:cstheme="majorBidi" w:hAnsiTheme="majorHAnsi" w:eastAsia="黑体"/>
         <w:b/>
         <w:bCs/>
       </w:rPr>
     </w:tblStylePr>
     <w:tblStylePr w:type="lastCol">
       <w:rPr>
-        <w:rFonts w:asciiTheme="majorHAnsi" w:cstheme="majorBidi" w:eastAsiaTheme="majorEastAsia" w:hAnsiTheme="majorHAnsi"/>
+        <w:rFonts w:asciiTheme="majorHAnsi" w:cstheme="majorBidi" w:hAnsiTheme="majorHAnsi" w:eastAsia="黑体"/>
         <w:b/>
         <w:bCs/>
       </w:rPr>
@@ -6594,6 +6892,7 @@
         <w:spacing w:after="0" w:before="0" w:line="240" w:lineRule="auto"/>
       </w:pPr>
       <w:rPr>
+        <w:rFonts w:eastAsia="黑体"/>
         <w:b/>
         <w:bCs/>
         <w:color w:themeColor="background1" w:val="FFFFFF"/>
@@ -6616,6 +6915,7 @@
         <w:spacing w:after="0" w:before="0" w:line="240" w:lineRule="auto"/>
       </w:pPr>
       <w:rPr>
+        <w:rFonts w:eastAsia="黑体"/>
         <w:b/>
         <w:bCs/>
       </w:rPr>
@@ -6633,12 +6933,14 @@
     </w:tblStylePr>
     <w:tblStylePr w:type="firstCol">
       <w:rPr>
+        <w:rFonts w:eastAsia="黑体"/>
         <w:b/>
         <w:bCs/>
       </w:rPr>
     </w:tblStylePr>
     <w:tblStylePr w:type="lastCol">
       <w:rPr>
+        <w:rFonts w:eastAsia="黑体"/>
         <w:b/>
         <w:bCs/>
       </w:rPr>
@@ -6700,6 +7002,7 @@
         <w:spacing w:after="0" w:before="0" w:line="240" w:lineRule="auto"/>
       </w:pPr>
       <w:rPr>
+        <w:rFonts w:eastAsia="黑体"/>
         <w:b/>
         <w:bCs/>
         <w:color w:themeColor="background1" w:val="FFFFFF"/>
@@ -6722,6 +7025,7 @@
         <w:spacing w:after="0" w:before="0" w:line="240" w:lineRule="auto"/>
       </w:pPr>
       <w:rPr>
+        <w:rFonts w:eastAsia="黑体"/>
         <w:b/>
         <w:bCs/>
       </w:rPr>
@@ -6739,12 +7043,14 @@
     </w:tblStylePr>
     <w:tblStylePr w:type="firstCol">
       <w:rPr>
+        <w:rFonts w:eastAsia="黑体"/>
         <w:b/>
         <w:bCs/>
       </w:rPr>
     </w:tblStylePr>
     <w:tblStylePr w:type="lastCol">
       <w:rPr>
+        <w:rFonts w:eastAsia="黑体"/>
         <w:b/>
         <w:bCs/>
       </w:rPr>
@@ -6806,6 +7112,7 @@
         <w:spacing w:after="0" w:before="0" w:line="240" w:lineRule="auto"/>
       </w:pPr>
       <w:rPr>
+        <w:rFonts w:eastAsia="黑体"/>
         <w:b/>
         <w:bCs/>
         <w:color w:themeColor="background1" w:val="FFFFFF"/>
@@ -6828,6 +7135,7 @@
         <w:spacing w:after="0" w:before="0" w:line="240" w:lineRule="auto"/>
       </w:pPr>
       <w:rPr>
+        <w:rFonts w:eastAsia="黑体"/>
         <w:b/>
         <w:bCs/>
       </w:rPr>
@@ -6845,12 +7153,14 @@
     </w:tblStylePr>
     <w:tblStylePr w:type="firstCol">
       <w:rPr>
+        <w:rFonts w:eastAsia="黑体"/>
         <w:b/>
         <w:bCs/>
       </w:rPr>
     </w:tblStylePr>
     <w:tblStylePr w:type="lastCol">
       <w:rPr>
+        <w:rFonts w:eastAsia="黑体"/>
         <w:b/>
         <w:bCs/>
       </w:rPr>
@@ -6912,6 +7222,7 @@
         <w:spacing w:after="0" w:before="0" w:line="240" w:lineRule="auto"/>
       </w:pPr>
       <w:rPr>
+        <w:rFonts w:eastAsia="黑体"/>
         <w:b/>
         <w:bCs/>
         <w:color w:themeColor="background1" w:val="FFFFFF"/>
@@ -6934,6 +7245,7 @@
         <w:spacing w:after="0" w:before="0" w:line="240" w:lineRule="auto"/>
       </w:pPr>
       <w:rPr>
+        <w:rFonts w:eastAsia="黑体"/>
         <w:b/>
         <w:bCs/>
       </w:rPr>
@@ -6951,12 +7263,14 @@
     </w:tblStylePr>
     <w:tblStylePr w:type="firstCol">
       <w:rPr>
+        <w:rFonts w:eastAsia="黑体"/>
         <w:b/>
         <w:bCs/>
       </w:rPr>
     </w:tblStylePr>
     <w:tblStylePr w:type="lastCol">
       <w:rPr>
+        <w:rFonts w:eastAsia="黑体"/>
         <w:b/>
         <w:bCs/>
       </w:rPr>
@@ -7018,6 +7332,7 @@
         <w:spacing w:after="0" w:before="0" w:line="240" w:lineRule="auto"/>
       </w:pPr>
       <w:rPr>
+        <w:rFonts w:eastAsia="黑体"/>
         <w:b/>
         <w:bCs/>
         <w:color w:themeColor="background1" w:val="FFFFFF"/>
@@ -7040,6 +7355,7 @@
         <w:spacing w:after="0" w:before="0" w:line="240" w:lineRule="auto"/>
       </w:pPr>
       <w:rPr>
+        <w:rFonts w:eastAsia="黑体"/>
         <w:b/>
         <w:bCs/>
       </w:rPr>
@@ -7057,12 +7373,14 @@
     </w:tblStylePr>
     <w:tblStylePr w:type="firstCol">
       <w:rPr>
+        <w:rFonts w:eastAsia="黑体"/>
         <w:b/>
         <w:bCs/>
       </w:rPr>
     </w:tblStylePr>
     <w:tblStylePr w:type="lastCol">
       <w:rPr>
+        <w:rFonts w:eastAsia="黑体"/>
         <w:b/>
         <w:bCs/>
       </w:rPr>
@@ -7124,6 +7442,7 @@
         <w:spacing w:after="0" w:before="0" w:line="240" w:lineRule="auto"/>
       </w:pPr>
       <w:rPr>
+        <w:rFonts w:eastAsia="黑体"/>
         <w:b/>
         <w:bCs/>
         <w:color w:themeColor="background1" w:val="FFFFFF"/>
@@ -7146,6 +7465,7 @@
         <w:spacing w:after="0" w:before="0" w:line="240" w:lineRule="auto"/>
       </w:pPr>
       <w:rPr>
+        <w:rFonts w:eastAsia="黑体"/>
         <w:b/>
         <w:bCs/>
       </w:rPr>
@@ -7163,12 +7483,14 @@
     </w:tblStylePr>
     <w:tblStylePr w:type="firstCol">
       <w:rPr>
+        <w:rFonts w:eastAsia="黑体"/>
         <w:b/>
         <w:bCs/>
       </w:rPr>
     </w:tblStylePr>
     <w:tblStylePr w:type="lastCol">
       <w:rPr>
+        <w:rFonts w:eastAsia="黑体"/>
         <w:b/>
         <w:bCs/>
       </w:rPr>
@@ -7230,6 +7552,7 @@
         <w:spacing w:after="0" w:before="0" w:line="240" w:lineRule="auto"/>
       </w:pPr>
       <w:rPr>
+        <w:rFonts w:eastAsia="黑体"/>
         <w:b/>
         <w:bCs/>
         <w:color w:themeColor="background1" w:val="FFFFFF"/>
@@ -7252,6 +7575,7 @@
         <w:spacing w:after="0" w:before="0" w:line="240" w:lineRule="auto"/>
       </w:pPr>
       <w:rPr>
+        <w:rFonts w:eastAsia="黑体"/>
         <w:b/>
         <w:bCs/>
       </w:rPr>
@@ -7269,12 +7593,14 @@
     </w:tblStylePr>
     <w:tblStylePr w:type="firstCol">
       <w:rPr>
+        <w:rFonts w:eastAsia="黑体"/>
         <w:b/>
         <w:bCs/>
       </w:rPr>
     </w:tblStylePr>
     <w:tblStylePr w:type="lastCol">
       <w:rPr>
+        <w:rFonts w:eastAsia="黑体"/>
         <w:b/>
         <w:bCs/>
       </w:rPr>
@@ -7333,6 +7659,7 @@
         <w:spacing w:after="0" w:before="0" w:line="240" w:lineRule="auto"/>
       </w:pPr>
       <w:rPr>
+        <w:rFonts w:eastAsia="黑体"/>
         <w:b/>
         <w:bCs/>
         <w:color w:themeColor="background1" w:val="FFFFFF"/>
@@ -7355,6 +7682,7 @@
         <w:spacing w:after="0" w:before="0" w:line="240" w:lineRule="auto"/>
       </w:pPr>
       <w:rPr>
+        <w:rFonts w:eastAsia="黑体"/>
         <w:color w:val="auto"/>
       </w:rPr>
       <w:tblPr/>
@@ -7372,6 +7700,7 @@
     </w:tblStylePr>
     <w:tblStylePr w:type="firstCol">
       <w:rPr>
+        <w:rFonts w:eastAsia="黑体"/>
         <w:b/>
         <w:bCs/>
         <w:color w:themeColor="background1" w:val="FFFFFF"/>
@@ -7391,6 +7720,7 @@
     </w:tblStylePr>
     <w:tblStylePr w:type="lastCol">
       <w:rPr>
+        <w:rFonts w:eastAsia="黑体"/>
         <w:b/>
         <w:bCs/>
         <w:color w:themeColor="background1" w:val="FFFFFF"/>
@@ -7439,6 +7769,7 @@
     </w:tblStylePr>
     <w:tblStylePr w:type="nwCell">
       <w:rPr>
+        <w:rFonts w:eastAsia="黑体"/>
         <w:color w:themeColor="background1" w:val="FFFFFF"/>
       </w:rPr>
       <w:tblPr/>
@@ -7482,6 +7813,7 @@
         <w:spacing w:after="0" w:before="0" w:line="240" w:lineRule="auto"/>
       </w:pPr>
       <w:rPr>
+        <w:rFonts w:eastAsia="黑体"/>
         <w:b/>
         <w:bCs/>
         <w:color w:themeColor="background1" w:val="FFFFFF"/>
@@ -7504,6 +7836,7 @@
         <w:spacing w:after="0" w:before="0" w:line="240" w:lineRule="auto"/>
       </w:pPr>
       <w:rPr>
+        <w:rFonts w:eastAsia="黑体"/>
         <w:color w:val="auto"/>
       </w:rPr>
       <w:tblPr/>
@@ -7521,6 +7854,7 @@
     </w:tblStylePr>
     <w:tblStylePr w:type="firstCol">
       <w:rPr>
+        <w:rFonts w:eastAsia="黑体"/>
         <w:b/>
         <w:bCs/>
         <w:color w:themeColor="background1" w:val="FFFFFF"/>
@@ -7540,6 +7874,7 @@
     </w:tblStylePr>
     <w:tblStylePr w:type="lastCol">
       <w:rPr>
+        <w:rFonts w:eastAsia="黑体"/>
         <w:b/>
         <w:bCs/>
         <w:color w:themeColor="background1" w:val="FFFFFF"/>
@@ -7588,6 +7923,7 @@
     </w:tblStylePr>
     <w:tblStylePr w:type="nwCell">
       <w:rPr>
+        <w:rFonts w:eastAsia="黑体"/>
         <w:color w:themeColor="background1" w:val="FFFFFF"/>
       </w:rPr>
       <w:tblPr/>
@@ -7631,6 +7967,7 @@
         <w:spacing w:after="0" w:before="0" w:line="240" w:lineRule="auto"/>
       </w:pPr>
       <w:rPr>
+        <w:rFonts w:eastAsia="黑体"/>
         <w:b/>
         <w:bCs/>
         <w:color w:themeColor="background1" w:val="FFFFFF"/>
@@ -7653,6 +7990,7 @@
         <w:spacing w:after="0" w:before="0" w:line="240" w:lineRule="auto"/>
       </w:pPr>
       <w:rPr>
+        <w:rFonts w:eastAsia="黑体"/>
         <w:color w:val="auto"/>
       </w:rPr>
       <w:tblPr/>
@@ -7670,6 +8008,7 @@
     </w:tblStylePr>
     <w:tblStylePr w:type="firstCol">
       <w:rPr>
+        <w:rFonts w:eastAsia="黑体"/>
         <w:b/>
         <w:bCs/>
         <w:color w:themeColor="background1" w:val="FFFFFF"/>
@@ -7689,6 +8028,7 @@
     </w:tblStylePr>
     <w:tblStylePr w:type="lastCol">
       <w:rPr>
+        <w:rFonts w:eastAsia="黑体"/>
         <w:b/>
         <w:bCs/>
         <w:color w:themeColor="background1" w:val="FFFFFF"/>
@@ -7737,6 +8077,7 @@
     </w:tblStylePr>
     <w:tblStylePr w:type="nwCell">
       <w:rPr>
+        <w:rFonts w:eastAsia="黑体"/>
         <w:color w:themeColor="background1" w:val="FFFFFF"/>
       </w:rPr>
       <w:tblPr/>
@@ -7780,6 +8121,7 @@
         <w:spacing w:after="0" w:before="0" w:line="240" w:lineRule="auto"/>
       </w:pPr>
       <w:rPr>
+        <w:rFonts w:eastAsia="黑体"/>
         <w:b/>
         <w:bCs/>
         <w:color w:themeColor="background1" w:val="FFFFFF"/>
@@ -7802,6 +8144,7 @@
         <w:spacing w:after="0" w:before="0" w:line="240" w:lineRule="auto"/>
       </w:pPr>
       <w:rPr>
+        <w:rFonts w:eastAsia="黑体"/>
         <w:color w:val="auto"/>
       </w:rPr>
       <w:tblPr/>
@@ -7819,6 +8162,7 @@
     </w:tblStylePr>
     <w:tblStylePr w:type="firstCol">
       <w:rPr>
+        <w:rFonts w:eastAsia="黑体"/>
         <w:b/>
         <w:bCs/>
         <w:color w:themeColor="background1" w:val="FFFFFF"/>
@@ -7838,6 +8182,7 @@
     </w:tblStylePr>
     <w:tblStylePr w:type="lastCol">
       <w:rPr>
+        <w:rFonts w:eastAsia="黑体"/>
         <w:b/>
         <w:bCs/>
         <w:color w:themeColor="background1" w:val="FFFFFF"/>
@@ -7886,6 +8231,7 @@
     </w:tblStylePr>
     <w:tblStylePr w:type="nwCell">
       <w:rPr>
+        <w:rFonts w:eastAsia="黑体"/>
         <w:color w:themeColor="background1" w:val="FFFFFF"/>
       </w:rPr>
       <w:tblPr/>
@@ -7929,6 +8275,7 @@
         <w:spacing w:after="0" w:before="0" w:line="240" w:lineRule="auto"/>
       </w:pPr>
       <w:rPr>
+        <w:rFonts w:eastAsia="黑体"/>
         <w:b/>
         <w:bCs/>
         <w:color w:themeColor="background1" w:val="FFFFFF"/>
@@ -7951,6 +8298,7 @@
         <w:spacing w:after="0" w:before="0" w:line="240" w:lineRule="auto"/>
       </w:pPr>
       <w:rPr>
+        <w:rFonts w:eastAsia="黑体"/>
         <w:color w:val="auto"/>
       </w:rPr>
       <w:tblPr/>
@@ -7968,6 +8316,7 @@
     </w:tblStylePr>
     <w:tblStylePr w:type="firstCol">
       <w:rPr>
+        <w:rFonts w:eastAsia="黑体"/>
         <w:b/>
         <w:bCs/>
         <w:color w:themeColor="background1" w:val="FFFFFF"/>
@@ -7987,6 +8336,7 @@
     </w:tblStylePr>
     <w:tblStylePr w:type="lastCol">
       <w:rPr>
+        <w:rFonts w:eastAsia="黑体"/>
         <w:b/>
         <w:bCs/>
         <w:color w:themeColor="background1" w:val="FFFFFF"/>
@@ -8035,6 +8385,7 @@
     </w:tblStylePr>
     <w:tblStylePr w:type="nwCell">
       <w:rPr>
+        <w:rFonts w:eastAsia="黑体"/>
         <w:color w:themeColor="background1" w:val="FFFFFF"/>
       </w:rPr>
       <w:tblPr/>
@@ -8078,6 +8429,7 @@
         <w:spacing w:after="0" w:before="0" w:line="240" w:lineRule="auto"/>
       </w:pPr>
       <w:rPr>
+        <w:rFonts w:eastAsia="黑体"/>
         <w:b/>
         <w:bCs/>
         <w:color w:themeColor="background1" w:val="FFFFFF"/>
@@ -8100,6 +8452,7 @@
         <w:spacing w:after="0" w:before="0" w:line="240" w:lineRule="auto"/>
       </w:pPr>
       <w:rPr>
+        <w:rFonts w:eastAsia="黑体"/>
         <w:color w:val="auto"/>
       </w:rPr>
       <w:tblPr/>
@@ -8117,6 +8470,7 @@
     </w:tblStylePr>
     <w:tblStylePr w:type="firstCol">
       <w:rPr>
+        <w:rFonts w:eastAsia="黑体"/>
         <w:b/>
         <w:bCs/>
         <w:color w:themeColor="background1" w:val="FFFFFF"/>
@@ -8136,6 +8490,7 @@
     </w:tblStylePr>
     <w:tblStylePr w:type="lastCol">
       <w:rPr>
+        <w:rFonts w:eastAsia="黑体"/>
         <w:b/>
         <w:bCs/>
         <w:color w:themeColor="background1" w:val="FFFFFF"/>
@@ -8184,6 +8539,7 @@
     </w:tblStylePr>
     <w:tblStylePr w:type="nwCell">
       <w:rPr>
+        <w:rFonts w:eastAsia="黑体"/>
         <w:color w:themeColor="background1" w:val="FFFFFF"/>
       </w:rPr>
       <w:tblPr/>
@@ -8227,6 +8583,7 @@
         <w:spacing w:after="0" w:before="0" w:line="240" w:lineRule="auto"/>
       </w:pPr>
       <w:rPr>
+        <w:rFonts w:eastAsia="黑体"/>
         <w:b/>
         <w:bCs/>
         <w:color w:themeColor="background1" w:val="FFFFFF"/>
@@ -8249,6 +8606,7 @@
         <w:spacing w:after="0" w:before="0" w:line="240" w:lineRule="auto"/>
       </w:pPr>
       <w:rPr>
+        <w:rFonts w:eastAsia="黑体"/>
         <w:color w:val="auto"/>
       </w:rPr>
       <w:tblPr/>
@@ -8266,6 +8624,7 @@
     </w:tblStylePr>
     <w:tblStylePr w:type="firstCol">
       <w:rPr>
+        <w:rFonts w:eastAsia="黑体"/>
         <w:b/>
         <w:bCs/>
         <w:color w:themeColor="background1" w:val="FFFFFF"/>
@@ -8285,6 +8644,7 @@
     </w:tblStylePr>
     <w:tblStylePr w:type="lastCol">
       <w:rPr>
+        <w:rFonts w:eastAsia="黑体"/>
         <w:b/>
         <w:bCs/>
         <w:color w:themeColor="background1" w:val="FFFFFF"/>
@@ -8333,6 +8693,7 @@
     </w:tblStylePr>
     <w:tblStylePr w:type="nwCell">
       <w:rPr>
+        <w:rFonts w:eastAsia="黑体"/>
         <w:color w:themeColor="background1" w:val="FFFFFF"/>
       </w:rPr>
       <w:tblPr/>
@@ -8357,6 +8718,7 @@
       <w:spacing w:after="0" w:line="240" w:lineRule="auto"/>
     </w:pPr>
     <w:rPr>
+      <w:rFonts w:eastAsia="黑体"/>
       <w:color w:themeColor="text1" w:val="000000"/>
     </w:rPr>
     <w:tblPr>
@@ -8376,7 +8738,7 @@
     </w:tblPr>
     <w:tblStylePr w:type="firstRow">
       <w:rPr>
-        <w:rFonts w:asciiTheme="majorHAnsi" w:cstheme="majorBidi" w:eastAsiaTheme="majorEastAsia" w:hAnsiTheme="majorHAnsi"/>
+        <w:rFonts w:asciiTheme="majorHAnsi" w:cstheme="majorBidi" w:hAnsiTheme="majorHAnsi" w:eastAsia="黑体"/>
       </w:rPr>
       <w:tblPr/>
       <w:tcPr>
@@ -8388,6 +8750,7 @@
     </w:tblStylePr>
     <w:tblStylePr w:type="lastRow">
       <w:rPr>
+        <w:rFonts w:eastAsia="黑体"/>
         <w:b/>
         <w:bCs/>
         <w:color w:themeColor="text2" w:val="1F497D"/>
@@ -8402,12 +8765,14 @@
     </w:tblStylePr>
     <w:tblStylePr w:type="firstCol">
       <w:rPr>
+        <w:rFonts w:eastAsia="黑体"/>
         <w:b/>
         <w:bCs/>
       </w:rPr>
     </w:tblStylePr>
     <w:tblStylePr w:type="lastCol">
       <w:rPr>
+        <w:rFonts w:eastAsia="黑体"/>
         <w:b/>
         <w:bCs/>
       </w:rPr>
@@ -8441,6 +8806,7 @@
       <w:spacing w:after="0" w:line="240" w:lineRule="auto"/>
     </w:pPr>
     <w:rPr>
+      <w:rFonts w:eastAsia="黑体"/>
       <w:color w:themeColor="text1" w:val="000000"/>
     </w:rPr>
     <w:tblPr>
@@ -8460,7 +8826,7 @@
     </w:tblPr>
     <w:tblStylePr w:type="firstRow">
       <w:rPr>
-        <w:rFonts w:asciiTheme="majorHAnsi" w:cstheme="majorBidi" w:eastAsiaTheme="majorEastAsia" w:hAnsiTheme="majorHAnsi"/>
+        <w:rFonts w:asciiTheme="majorHAnsi" w:cstheme="majorBidi" w:hAnsiTheme="majorHAnsi" w:eastAsia="黑体"/>
       </w:rPr>
       <w:tblPr/>
       <w:tcPr>
@@ -8472,6 +8838,7 @@
     </w:tblStylePr>
     <w:tblStylePr w:type="lastRow">
       <w:rPr>
+        <w:rFonts w:eastAsia="黑体"/>
         <w:b/>
         <w:bCs/>
         <w:color w:themeColor="text2" w:val="1F497D"/>
@@ -8486,12 +8853,14 @@
     </w:tblStylePr>
     <w:tblStylePr w:type="firstCol">
       <w:rPr>
+        <w:rFonts w:eastAsia="黑体"/>
         <w:b/>
         <w:bCs/>
       </w:rPr>
     </w:tblStylePr>
     <w:tblStylePr w:type="lastCol">
       <w:rPr>
+        <w:rFonts w:eastAsia="黑体"/>
         <w:b/>
         <w:bCs/>
       </w:rPr>
@@ -8525,6 +8894,7 @@
       <w:spacing w:after="0" w:line="240" w:lineRule="auto"/>
     </w:pPr>
     <w:rPr>
+      <w:rFonts w:eastAsia="黑体"/>
       <w:color w:themeColor="text1" w:val="000000"/>
     </w:rPr>
     <w:tblPr>
@@ -8544,7 +8914,7 @@
     </w:tblPr>
     <w:tblStylePr w:type="firstRow">
       <w:rPr>
-        <w:rFonts w:asciiTheme="majorHAnsi" w:cstheme="majorBidi" w:eastAsiaTheme="majorEastAsia" w:hAnsiTheme="majorHAnsi"/>
+        <w:rFonts w:asciiTheme="majorHAnsi" w:cstheme="majorBidi" w:hAnsiTheme="majorHAnsi" w:eastAsia="黑体"/>
       </w:rPr>
       <w:tblPr/>
       <w:tcPr>
@@ -8556,6 +8926,7 @@
     </w:tblStylePr>
     <w:tblStylePr w:type="lastRow">
       <w:rPr>
+        <w:rFonts w:eastAsia="黑体"/>
         <w:b/>
         <w:bCs/>
         <w:color w:themeColor="text2" w:val="1F497D"/>
@@ -8570,12 +8941,14 @@
     </w:tblStylePr>
     <w:tblStylePr w:type="firstCol">
       <w:rPr>
+        <w:rFonts w:eastAsia="黑体"/>
         <w:b/>
         <w:bCs/>
       </w:rPr>
     </w:tblStylePr>
     <w:tblStylePr w:type="lastCol">
       <w:rPr>
+        <w:rFonts w:eastAsia="黑体"/>
         <w:b/>
         <w:bCs/>
       </w:rPr>
@@ -8609,6 +8982,7 @@
       <w:spacing w:after="0" w:line="240" w:lineRule="auto"/>
     </w:pPr>
     <w:rPr>
+      <w:rFonts w:eastAsia="黑体"/>
       <w:color w:themeColor="text1" w:val="000000"/>
     </w:rPr>
     <w:tblPr>
@@ -8628,7 +9002,7 @@
     </w:tblPr>
     <w:tblStylePr w:type="firstRow">
       <w:rPr>
-        <w:rFonts w:asciiTheme="majorHAnsi" w:cstheme="majorBidi" w:eastAsiaTheme="majorEastAsia" w:hAnsiTheme="majorHAnsi"/>
+        <w:rFonts w:asciiTheme="majorHAnsi" w:cstheme="majorBidi" w:hAnsiTheme="majorHAnsi" w:eastAsia="黑体"/>
       </w:rPr>
       <w:tblPr/>
       <w:tcPr>
@@ -8640,6 +9014,7 @@
     </w:tblStylePr>
     <w:tblStylePr w:type="lastRow">
       <w:rPr>
+        <w:rFonts w:eastAsia="黑体"/>
         <w:b/>
         <w:bCs/>
         <w:color w:themeColor="text2" w:val="1F497D"/>
@@ -8654,12 +9029,14 @@
     </w:tblStylePr>
     <w:tblStylePr w:type="firstCol">
       <w:rPr>
+        <w:rFonts w:eastAsia="黑体"/>
         <w:b/>
         <w:bCs/>
       </w:rPr>
     </w:tblStylePr>
     <w:tblStylePr w:type="lastCol">
       <w:rPr>
+        <w:rFonts w:eastAsia="黑体"/>
         <w:b/>
         <w:bCs/>
       </w:rPr>
@@ -8693,6 +9070,7 @@
       <w:spacing w:after="0" w:line="240" w:lineRule="auto"/>
     </w:pPr>
     <w:rPr>
+      <w:rFonts w:eastAsia="黑体"/>
       <w:color w:themeColor="text1" w:val="000000"/>
     </w:rPr>
     <w:tblPr>
@@ -8712,7 +9090,7 @@
     </w:tblPr>
     <w:tblStylePr w:type="firstRow">
       <w:rPr>
-        <w:rFonts w:asciiTheme="majorHAnsi" w:cstheme="majorBidi" w:eastAsiaTheme="majorEastAsia" w:hAnsiTheme="majorHAnsi"/>
+        <w:rFonts w:asciiTheme="majorHAnsi" w:cstheme="majorBidi" w:hAnsiTheme="majorHAnsi" w:eastAsia="黑体"/>
       </w:rPr>
       <w:tblPr/>
       <w:tcPr>
@@ -8724,6 +9102,7 @@
     </w:tblStylePr>
     <w:tblStylePr w:type="lastRow">
       <w:rPr>
+        <w:rFonts w:eastAsia="黑体"/>
         <w:b/>
         <w:bCs/>
         <w:color w:themeColor="text2" w:val="1F497D"/>
@@ -8738,12 +9117,14 @@
     </w:tblStylePr>
     <w:tblStylePr w:type="firstCol">
       <w:rPr>
+        <w:rFonts w:eastAsia="黑体"/>
         <w:b/>
         <w:bCs/>
       </w:rPr>
     </w:tblStylePr>
     <w:tblStylePr w:type="lastCol">
       <w:rPr>
+        <w:rFonts w:eastAsia="黑体"/>
         <w:b/>
         <w:bCs/>
       </w:rPr>
@@ -8777,6 +9158,7 @@
       <w:spacing w:after="0" w:line="240" w:lineRule="auto"/>
     </w:pPr>
     <w:rPr>
+      <w:rFonts w:eastAsia="黑体"/>
       <w:color w:themeColor="text1" w:val="000000"/>
     </w:rPr>
     <w:tblPr>
@@ -8796,7 +9178,7 @@
     </w:tblPr>
     <w:tblStylePr w:type="firstRow">
       <w:rPr>
-        <w:rFonts w:asciiTheme="majorHAnsi" w:cstheme="majorBidi" w:eastAsiaTheme="majorEastAsia" w:hAnsiTheme="majorHAnsi"/>
+        <w:rFonts w:asciiTheme="majorHAnsi" w:cstheme="majorBidi" w:hAnsiTheme="majorHAnsi" w:eastAsia="黑体"/>
       </w:rPr>
       <w:tblPr/>
       <w:tcPr>
@@ -8808,6 +9190,7 @@
     </w:tblStylePr>
     <w:tblStylePr w:type="lastRow">
       <w:rPr>
+        <w:rFonts w:eastAsia="黑体"/>
         <w:b/>
         <w:bCs/>
         <w:color w:themeColor="text2" w:val="1F497D"/>
@@ -8822,12 +9205,14 @@
     </w:tblStylePr>
     <w:tblStylePr w:type="firstCol">
       <w:rPr>
+        <w:rFonts w:eastAsia="黑体"/>
         <w:b/>
         <w:bCs/>
       </w:rPr>
     </w:tblStylePr>
     <w:tblStylePr w:type="lastCol">
       <w:rPr>
+        <w:rFonts w:eastAsia="黑体"/>
         <w:b/>
         <w:bCs/>
       </w:rPr>
@@ -8861,6 +9246,7 @@
       <w:spacing w:after="0" w:line="240" w:lineRule="auto"/>
     </w:pPr>
     <w:rPr>
+      <w:rFonts w:eastAsia="黑体"/>
       <w:color w:themeColor="text1" w:val="000000"/>
     </w:rPr>
     <w:tblPr>
@@ -8880,7 +9266,7 @@
     </w:tblPr>
     <w:tblStylePr w:type="firstRow">
       <w:rPr>
-        <w:rFonts w:asciiTheme="majorHAnsi" w:cstheme="majorBidi" w:eastAsiaTheme="majorEastAsia" w:hAnsiTheme="majorHAnsi"/>
+        <w:rFonts w:asciiTheme="majorHAnsi" w:cstheme="majorBidi" w:hAnsiTheme="majorHAnsi" w:eastAsia="黑体"/>
       </w:rPr>
       <w:tblPr/>
       <w:tcPr>
@@ -8892,6 +9278,7 @@
     </w:tblStylePr>
     <w:tblStylePr w:type="lastRow">
       <w:rPr>
+        <w:rFonts w:eastAsia="黑体"/>
         <w:b/>
         <w:bCs/>
         <w:color w:themeColor="text2" w:val="1F497D"/>
@@ -8906,12 +9293,14 @@
     </w:tblStylePr>
     <w:tblStylePr w:type="firstCol">
       <w:rPr>
+        <w:rFonts w:eastAsia="黑体"/>
         <w:b/>
         <w:bCs/>
       </w:rPr>
     </w:tblStylePr>
     <w:tblStylePr w:type="lastCol">
       <w:rPr>
+        <w:rFonts w:eastAsia="黑体"/>
         <w:b/>
         <w:bCs/>
       </w:rPr>
@@ -8945,7 +9334,7 @@
       <w:spacing w:after="0" w:line="240" w:lineRule="auto"/>
     </w:pPr>
     <w:rPr>
-      <w:rFonts w:asciiTheme="majorHAnsi" w:cstheme="majorBidi" w:eastAsiaTheme="majorEastAsia" w:hAnsiTheme="majorHAnsi"/>
+      <w:rFonts w:asciiTheme="majorHAnsi" w:cstheme="majorBidi" w:hAnsiTheme="majorHAnsi" w:eastAsia="黑体"/>
       <w:color w:themeColor="text1" w:val="000000"/>
     </w:rPr>
     <w:tblPr>
@@ -8967,6 +9356,7 @@
     </w:tblPr>
     <w:tblStylePr w:type="firstRow">
       <w:rPr>
+        <w:rFonts w:eastAsia="黑体"/>
         <w:sz w:val="24"/>
         <w:szCs w:val="24"/>
       </w:rPr>
@@ -9073,7 +9463,7 @@
       <w:spacing w:after="0" w:line="240" w:lineRule="auto"/>
     </w:pPr>
     <w:rPr>
-      <w:rFonts w:asciiTheme="majorHAnsi" w:cstheme="majorBidi" w:eastAsiaTheme="majorEastAsia" w:hAnsiTheme="majorHAnsi"/>
+      <w:rFonts w:asciiTheme="majorHAnsi" w:cstheme="majorBidi" w:hAnsiTheme="majorHAnsi" w:eastAsia="黑体"/>
       <w:color w:themeColor="text1" w:val="000000"/>
     </w:rPr>
     <w:tblPr>
@@ -9095,6 +9485,7 @@
     </w:tblPr>
     <w:tblStylePr w:type="firstRow">
       <w:rPr>
+        <w:rFonts w:eastAsia="黑体"/>
         <w:sz w:val="24"/>
         <w:szCs w:val="24"/>
       </w:rPr>
@@ -9201,7 +9592,7 @@
       <w:spacing w:after="0" w:line="240" w:lineRule="auto"/>
     </w:pPr>
     <w:rPr>
-      <w:rFonts w:asciiTheme="majorHAnsi" w:cstheme="majorBidi" w:eastAsiaTheme="majorEastAsia" w:hAnsiTheme="majorHAnsi"/>
+      <w:rFonts w:asciiTheme="majorHAnsi" w:cstheme="majorBidi" w:hAnsiTheme="majorHAnsi" w:eastAsia="黑体"/>
       <w:color w:themeColor="text1" w:val="000000"/>
     </w:rPr>
     <w:tblPr>
@@ -9223,6 +9614,7 @@
     </w:tblPr>
     <w:tblStylePr w:type="firstRow">
       <w:rPr>
+        <w:rFonts w:eastAsia="黑体"/>
         <w:sz w:val="24"/>
         <w:szCs w:val="24"/>
       </w:rPr>
@@ -9329,7 +9721,7 @@
       <w:spacing w:after="0" w:line="240" w:lineRule="auto"/>
     </w:pPr>
     <w:rPr>
-      <w:rFonts w:asciiTheme="majorHAnsi" w:cstheme="majorBidi" w:eastAsiaTheme="majorEastAsia" w:hAnsiTheme="majorHAnsi"/>
+      <w:rFonts w:asciiTheme="majorHAnsi" w:cstheme="majorBidi" w:hAnsiTheme="majorHAnsi" w:eastAsia="黑体"/>
       <w:color w:themeColor="text1" w:val="000000"/>
     </w:rPr>
     <w:tblPr>
@@ -9351,6 +9743,7 @@
     </w:tblPr>
     <w:tblStylePr w:type="firstRow">
       <w:rPr>
+        <w:rFonts w:eastAsia="黑体"/>
         <w:sz w:val="24"/>
         <w:szCs w:val="24"/>
       </w:rPr>
@@ -9457,7 +9850,7 @@
       <w:spacing w:after="0" w:line="240" w:lineRule="auto"/>
     </w:pPr>
     <w:rPr>
-      <w:rFonts w:asciiTheme="majorHAnsi" w:cstheme="majorBidi" w:eastAsiaTheme="majorEastAsia" w:hAnsiTheme="majorHAnsi"/>
+      <w:rFonts w:asciiTheme="majorHAnsi" w:cstheme="majorBidi" w:hAnsiTheme="majorHAnsi" w:eastAsia="黑体"/>
       <w:color w:themeColor="text1" w:val="000000"/>
     </w:rPr>
     <w:tblPr>
@@ -9479,6 +9872,7 @@
     </w:tblPr>
     <w:tblStylePr w:type="firstRow">
       <w:rPr>
+        <w:rFonts w:eastAsia="黑体"/>
         <w:sz w:val="24"/>
         <w:szCs w:val="24"/>
       </w:rPr>
@@ -9585,7 +9979,7 @@
       <w:spacing w:after="0" w:line="240" w:lineRule="auto"/>
     </w:pPr>
     <w:rPr>
-      <w:rFonts w:asciiTheme="majorHAnsi" w:cstheme="majorBidi" w:eastAsiaTheme="majorEastAsia" w:hAnsiTheme="majorHAnsi"/>
+      <w:rFonts w:asciiTheme="majorHAnsi" w:cstheme="majorBidi" w:hAnsiTheme="majorHAnsi" w:eastAsia="黑体"/>
       <w:color w:themeColor="text1" w:val="000000"/>
     </w:rPr>
     <w:tblPr>
@@ -9607,6 +10001,7 @@
     </w:tblPr>
     <w:tblStylePr w:type="firstRow">
       <w:rPr>
+        <w:rFonts w:eastAsia="黑体"/>
         <w:sz w:val="24"/>
         <w:szCs w:val="24"/>
       </w:rPr>
@@ -9713,7 +10108,7 @@
       <w:spacing w:after="0" w:line="240" w:lineRule="auto"/>
     </w:pPr>
     <w:rPr>
-      <w:rFonts w:asciiTheme="majorHAnsi" w:cstheme="majorBidi" w:eastAsiaTheme="majorEastAsia" w:hAnsiTheme="majorHAnsi"/>
+      <w:rFonts w:asciiTheme="majorHAnsi" w:cstheme="majorBidi" w:hAnsiTheme="majorHAnsi" w:eastAsia="黑体"/>
       <w:color w:themeColor="text1" w:val="000000"/>
     </w:rPr>
     <w:tblPr>
@@ -9735,6 +10130,7 @@
     </w:tblPr>
     <w:tblStylePr w:type="firstRow">
       <w:rPr>
+        <w:rFonts w:eastAsia="黑体"/>
         <w:sz w:val="24"/>
         <w:szCs w:val="24"/>
       </w:rPr>
@@ -9864,12 +10260,14 @@
     </w:tcPr>
     <w:tblStylePr w:type="firstRow">
       <w:rPr>
+        <w:rFonts w:eastAsia="黑体"/>
         <w:b/>
         <w:bCs/>
       </w:rPr>
     </w:tblStylePr>
     <w:tblStylePr w:type="lastRow">
       <w:rPr>
+        <w:rFonts w:eastAsia="黑体"/>
         <w:b/>
         <w:bCs/>
       </w:rPr>
@@ -9882,12 +10280,14 @@
     </w:tblStylePr>
     <w:tblStylePr w:type="firstCol">
       <w:rPr>
+        <w:rFonts w:eastAsia="黑体"/>
         <w:b/>
         <w:bCs/>
       </w:rPr>
     </w:tblStylePr>
     <w:tblStylePr w:type="lastCol">
       <w:rPr>
+        <w:rFonts w:eastAsia="黑体"/>
         <w:b/>
         <w:bCs/>
       </w:rPr>
@@ -9937,12 +10337,14 @@
     </w:tcPr>
     <w:tblStylePr w:type="firstRow">
       <w:rPr>
+        <w:rFonts w:eastAsia="黑体"/>
         <w:b/>
         <w:bCs/>
       </w:rPr>
     </w:tblStylePr>
     <w:tblStylePr w:type="lastRow">
       <w:rPr>
+        <w:rFonts w:eastAsia="黑体"/>
         <w:b/>
         <w:bCs/>
       </w:rPr>
@@ -9955,12 +10357,14 @@
     </w:tblStylePr>
     <w:tblStylePr w:type="firstCol">
       <w:rPr>
+        <w:rFonts w:eastAsia="黑体"/>
         <w:b/>
         <w:bCs/>
       </w:rPr>
     </w:tblStylePr>
     <w:tblStylePr w:type="lastCol">
       <w:rPr>
+        <w:rFonts w:eastAsia="黑体"/>
         <w:b/>
         <w:bCs/>
       </w:rPr>
@@ -10010,12 +10414,14 @@
     </w:tcPr>
     <w:tblStylePr w:type="firstRow">
       <w:rPr>
+        <w:rFonts w:eastAsia="黑体"/>
         <w:b/>
         <w:bCs/>
       </w:rPr>
     </w:tblStylePr>
     <w:tblStylePr w:type="lastRow">
       <w:rPr>
+        <w:rFonts w:eastAsia="黑体"/>
         <w:b/>
         <w:bCs/>
       </w:rPr>
@@ -10028,12 +10434,14 @@
     </w:tblStylePr>
     <w:tblStylePr w:type="firstCol">
       <w:rPr>
+        <w:rFonts w:eastAsia="黑体"/>
         <w:b/>
         <w:bCs/>
       </w:rPr>
     </w:tblStylePr>
     <w:tblStylePr w:type="lastCol">
       <w:rPr>
+        <w:rFonts w:eastAsia="黑体"/>
         <w:b/>
         <w:bCs/>
       </w:rPr>
@@ -10083,12 +10491,14 @@
     </w:tcPr>
     <w:tblStylePr w:type="firstRow">
       <w:rPr>
+        <w:rFonts w:eastAsia="黑体"/>
         <w:b/>
         <w:bCs/>
       </w:rPr>
     </w:tblStylePr>
     <w:tblStylePr w:type="lastRow">
       <w:rPr>
+        <w:rFonts w:eastAsia="黑体"/>
         <w:b/>
         <w:bCs/>
       </w:rPr>
@@ -10101,12 +10511,14 @@
     </w:tblStylePr>
     <w:tblStylePr w:type="firstCol">
       <w:rPr>
+        <w:rFonts w:eastAsia="黑体"/>
         <w:b/>
         <w:bCs/>
       </w:rPr>
     </w:tblStylePr>
     <w:tblStylePr w:type="lastCol">
       <w:rPr>
+        <w:rFonts w:eastAsia="黑体"/>
         <w:b/>
         <w:bCs/>
       </w:rPr>
@@ -10156,12 +10568,14 @@
     </w:tcPr>
     <w:tblStylePr w:type="firstRow">
       <w:rPr>
+        <w:rFonts w:eastAsia="黑体"/>
         <w:b/>
         <w:bCs/>
       </w:rPr>
     </w:tblStylePr>
     <w:tblStylePr w:type="lastRow">
       <w:rPr>
+        <w:rFonts w:eastAsia="黑体"/>
         <w:b/>
         <w:bCs/>
       </w:rPr>
@@ -10174,12 +10588,14 @@
     </w:tblStylePr>
     <w:tblStylePr w:type="firstCol">
       <w:rPr>
+        <w:rFonts w:eastAsia="黑体"/>
         <w:b/>
         <w:bCs/>
       </w:rPr>
     </w:tblStylePr>
     <w:tblStylePr w:type="lastCol">
       <w:rPr>
+        <w:rFonts w:eastAsia="黑体"/>
         <w:b/>
         <w:bCs/>
       </w:rPr>
@@ -10229,12 +10645,14 @@
     </w:tcPr>
     <w:tblStylePr w:type="firstRow">
       <w:rPr>
+        <w:rFonts w:eastAsia="黑体"/>
         <w:b/>
         <w:bCs/>
       </w:rPr>
     </w:tblStylePr>
     <w:tblStylePr w:type="lastRow">
       <w:rPr>
+        <w:rFonts w:eastAsia="黑体"/>
         <w:b/>
         <w:bCs/>
       </w:rPr>
@@ -10247,12 +10665,14 @@
     </w:tblStylePr>
     <w:tblStylePr w:type="firstCol">
       <w:rPr>
+        <w:rFonts w:eastAsia="黑体"/>
         <w:b/>
         <w:bCs/>
       </w:rPr>
     </w:tblStylePr>
     <w:tblStylePr w:type="lastCol">
       <w:rPr>
+        <w:rFonts w:eastAsia="黑体"/>
         <w:b/>
         <w:bCs/>
       </w:rPr>
@@ -10302,12 +10722,14 @@
     </w:tcPr>
     <w:tblStylePr w:type="firstRow">
       <w:rPr>
+        <w:rFonts w:eastAsia="黑体"/>
         <w:b/>
         <w:bCs/>
       </w:rPr>
     </w:tblStylePr>
     <w:tblStylePr w:type="lastRow">
       <w:rPr>
+        <w:rFonts w:eastAsia="黑体"/>
         <w:b/>
         <w:bCs/>
       </w:rPr>
@@ -10320,12 +10742,14 @@
     </w:tblStylePr>
     <w:tblStylePr w:type="firstCol">
       <w:rPr>
+        <w:rFonts w:eastAsia="黑体"/>
         <w:b/>
         <w:bCs/>
       </w:rPr>
     </w:tblStylePr>
     <w:tblStylePr w:type="lastCol">
       <w:rPr>
+        <w:rFonts w:eastAsia="黑体"/>
         <w:b/>
         <w:bCs/>
       </w:rPr>
@@ -10352,7 +10776,7 @@
       <w:spacing w:after="0" w:line="240" w:lineRule="auto"/>
     </w:pPr>
     <w:rPr>
-      <w:rFonts w:asciiTheme="majorHAnsi" w:cstheme="majorBidi" w:eastAsiaTheme="majorEastAsia" w:hAnsiTheme="majorHAnsi"/>
+      <w:rFonts w:asciiTheme="majorHAnsi" w:cstheme="majorBidi" w:hAnsiTheme="majorHAnsi" w:eastAsia="黑体"/>
       <w:color w:themeColor="text1" w:val="000000"/>
     </w:rPr>
     <w:tblPr>
@@ -10379,6 +10803,7 @@
     </w:tcPr>
     <w:tblStylePr w:type="firstRow">
       <w:rPr>
+        <w:rFonts w:eastAsia="黑体"/>
         <w:b/>
         <w:bCs/>
         <w:color w:themeColor="text1" w:val="000000"/>
@@ -10390,6 +10815,7 @@
     </w:tblStylePr>
     <w:tblStylePr w:type="lastRow">
       <w:rPr>
+        <w:rFonts w:eastAsia="黑体"/>
         <w:b/>
         <w:bCs/>
         <w:color w:themeColor="text1" w:val="000000"/>
@@ -10409,6 +10835,7 @@
     </w:tblStylePr>
     <w:tblStylePr w:type="firstCol">
       <w:rPr>
+        <w:rFonts w:eastAsia="黑体"/>
         <w:b/>
         <w:bCs/>
         <w:color w:themeColor="text1" w:val="000000"/>
@@ -10428,6 +10855,7 @@
     </w:tblStylePr>
     <w:tblStylePr w:type="lastCol">
       <w:rPr>
+        <w:rFonts w:eastAsia="黑体"/>
         <w:b w:val="0"/>
         <w:bCs w:val="0"/>
         <w:color w:themeColor="text1" w:val="000000"/>
@@ -10477,7 +10905,7 @@
       <w:spacing w:after="0" w:line="240" w:lineRule="auto"/>
     </w:pPr>
     <w:rPr>
-      <w:rFonts w:asciiTheme="majorHAnsi" w:cstheme="majorBidi" w:eastAsiaTheme="majorEastAsia" w:hAnsiTheme="majorHAnsi"/>
+      <w:rFonts w:asciiTheme="majorHAnsi" w:cstheme="majorBidi" w:hAnsiTheme="majorHAnsi" w:eastAsia="黑体"/>
       <w:color w:themeColor="text1" w:val="000000"/>
     </w:rPr>
     <w:tblPr>
@@ -10504,6 +10932,7 @@
     </w:tcPr>
     <w:tblStylePr w:type="firstRow">
       <w:rPr>
+        <w:rFonts w:eastAsia="黑体"/>
         <w:b/>
         <w:bCs/>
         <w:color w:themeColor="text1" w:val="000000"/>
@@ -10515,6 +10944,7 @@
     </w:tblStylePr>
     <w:tblStylePr w:type="lastRow">
       <w:rPr>
+        <w:rFonts w:eastAsia="黑体"/>
         <w:b/>
         <w:bCs/>
         <w:color w:themeColor="text1" w:val="000000"/>
@@ -10534,6 +10964,7 @@
     </w:tblStylePr>
     <w:tblStylePr w:type="firstCol">
       <w:rPr>
+        <w:rFonts w:eastAsia="黑体"/>
         <w:b/>
         <w:bCs/>
         <w:color w:themeColor="text1" w:val="000000"/>
@@ -10553,6 +10984,7 @@
     </w:tblStylePr>
     <w:tblStylePr w:type="lastCol">
       <w:rPr>
+        <w:rFonts w:eastAsia="黑体"/>
         <w:b w:val="0"/>
         <w:bCs w:val="0"/>
         <w:color w:themeColor="text1" w:val="000000"/>
@@ -10602,7 +11034,7 @@
       <w:spacing w:after="0" w:line="240" w:lineRule="auto"/>
     </w:pPr>
     <w:rPr>
-      <w:rFonts w:asciiTheme="majorHAnsi" w:cstheme="majorBidi" w:eastAsiaTheme="majorEastAsia" w:hAnsiTheme="majorHAnsi"/>
+      <w:rFonts w:asciiTheme="majorHAnsi" w:cstheme="majorBidi" w:hAnsiTheme="majorHAnsi" w:eastAsia="黑体"/>
       <w:color w:themeColor="text1" w:val="000000"/>
     </w:rPr>
     <w:tblPr>
@@ -10629,6 +11061,7 @@
     </w:tcPr>
     <w:tblStylePr w:type="firstRow">
       <w:rPr>
+        <w:rFonts w:eastAsia="黑体"/>
         <w:b/>
         <w:bCs/>
         <w:color w:themeColor="text1" w:val="000000"/>
@@ -10640,6 +11073,7 @@
     </w:tblStylePr>
     <w:tblStylePr w:type="lastRow">
       <w:rPr>
+        <w:rFonts w:eastAsia="黑体"/>
         <w:b/>
         <w:bCs/>
         <w:color w:themeColor="text1" w:val="000000"/>
@@ -10659,6 +11093,7 @@
     </w:tblStylePr>
     <w:tblStylePr w:type="firstCol">
       <w:rPr>
+        <w:rFonts w:eastAsia="黑体"/>
         <w:b/>
         <w:bCs/>
         <w:color w:themeColor="text1" w:val="000000"/>
@@ -10678,6 +11113,7 @@
     </w:tblStylePr>
     <w:tblStylePr w:type="lastCol">
       <w:rPr>
+        <w:rFonts w:eastAsia="黑体"/>
         <w:b w:val="0"/>
         <w:bCs w:val="0"/>
         <w:color w:themeColor="text1" w:val="000000"/>
@@ -10727,7 +11163,7 @@
       <w:spacing w:after="0" w:line="240" w:lineRule="auto"/>
     </w:pPr>
     <w:rPr>
-      <w:rFonts w:asciiTheme="majorHAnsi" w:cstheme="majorBidi" w:eastAsiaTheme="majorEastAsia" w:hAnsiTheme="majorHAnsi"/>
+      <w:rFonts w:asciiTheme="majorHAnsi" w:cstheme="majorBidi" w:hAnsiTheme="majorHAnsi" w:eastAsia="黑体"/>
       <w:color w:themeColor="text1" w:val="000000"/>
     </w:rPr>
     <w:tblPr>
@@ -10754,6 +11190,7 @@
     </w:tcPr>
     <w:tblStylePr w:type="firstRow">
       <w:rPr>
+        <w:rFonts w:eastAsia="黑体"/>
         <w:b/>
         <w:bCs/>
         <w:color w:themeColor="text1" w:val="000000"/>
@@ -10765,6 +11202,7 @@
     </w:tblStylePr>
     <w:tblStylePr w:type="lastRow">
       <w:rPr>
+        <w:rFonts w:eastAsia="黑体"/>
         <w:b/>
         <w:bCs/>
         <w:color w:themeColor="text1" w:val="000000"/>
@@ -10784,6 +11222,7 @@
     </w:tblStylePr>
     <w:tblStylePr w:type="firstCol">
       <w:rPr>
+        <w:rFonts w:eastAsia="黑体"/>
         <w:b/>
         <w:bCs/>
         <w:color w:themeColor="text1" w:val="000000"/>
@@ -10803,6 +11242,7 @@
     </w:tblStylePr>
     <w:tblStylePr w:type="lastCol">
       <w:rPr>
+        <w:rFonts w:eastAsia="黑体"/>
         <w:b w:val="0"/>
         <w:bCs w:val="0"/>
         <w:color w:themeColor="text1" w:val="000000"/>
@@ -10852,7 +11292,7 @@
       <w:spacing w:after="0" w:line="240" w:lineRule="auto"/>
     </w:pPr>
     <w:rPr>
-      <w:rFonts w:asciiTheme="majorHAnsi" w:cstheme="majorBidi" w:eastAsiaTheme="majorEastAsia" w:hAnsiTheme="majorHAnsi"/>
+      <w:rFonts w:asciiTheme="majorHAnsi" w:cstheme="majorBidi" w:hAnsiTheme="majorHAnsi" w:eastAsia="黑体"/>
       <w:color w:themeColor="text1" w:val="000000"/>
     </w:rPr>
     <w:tblPr>
@@ -10879,6 +11319,7 @@
     </w:tcPr>
     <w:tblStylePr w:type="firstRow">
       <w:rPr>
+        <w:rFonts w:eastAsia="黑体"/>
         <w:b/>
         <w:bCs/>
         <w:color w:themeColor="text1" w:val="000000"/>
@@ -10890,6 +11331,7 @@
     </w:tblStylePr>
     <w:tblStylePr w:type="lastRow">
       <w:rPr>
+        <w:rFonts w:eastAsia="黑体"/>
         <w:b/>
         <w:bCs/>
         <w:color w:themeColor="text1" w:val="000000"/>
@@ -10909,6 +11351,7 @@
     </w:tblStylePr>
     <w:tblStylePr w:type="firstCol">
       <w:rPr>
+        <w:rFonts w:eastAsia="黑体"/>
         <w:b/>
         <w:bCs/>
         <w:color w:themeColor="text1" w:val="000000"/>
@@ -10928,6 +11371,7 @@
     </w:tblStylePr>
     <w:tblStylePr w:type="lastCol">
       <w:rPr>
+        <w:rFonts w:eastAsia="黑体"/>
         <w:b w:val="0"/>
         <w:bCs w:val="0"/>
         <w:color w:themeColor="text1" w:val="000000"/>
@@ -10977,7 +11421,7 @@
       <w:spacing w:after="0" w:line="240" w:lineRule="auto"/>
     </w:pPr>
     <w:rPr>
-      <w:rFonts w:asciiTheme="majorHAnsi" w:cstheme="majorBidi" w:eastAsiaTheme="majorEastAsia" w:hAnsiTheme="majorHAnsi"/>
+      <w:rFonts w:asciiTheme="majorHAnsi" w:cstheme="majorBidi" w:hAnsiTheme="majorHAnsi" w:eastAsia="黑体"/>
       <w:color w:themeColor="text1" w:val="000000"/>
     </w:rPr>
     <w:tblPr>
@@ -11004,6 +11448,7 @@
     </w:tcPr>
     <w:tblStylePr w:type="firstRow">
       <w:rPr>
+        <w:rFonts w:eastAsia="黑体"/>
         <w:b/>
         <w:bCs/>
         <w:color w:themeColor="text1" w:val="000000"/>
@@ -11015,6 +11460,7 @@
     </w:tblStylePr>
     <w:tblStylePr w:type="lastRow">
       <w:rPr>
+        <w:rFonts w:eastAsia="黑体"/>
         <w:b/>
         <w:bCs/>
         <w:color w:themeColor="text1" w:val="000000"/>
@@ -11034,6 +11480,7 @@
     </w:tblStylePr>
     <w:tblStylePr w:type="firstCol">
       <w:rPr>
+        <w:rFonts w:eastAsia="黑体"/>
         <w:b/>
         <w:bCs/>
         <w:color w:themeColor="text1" w:val="000000"/>
@@ -11053,6 +11500,7 @@
     </w:tblStylePr>
     <w:tblStylePr w:type="lastCol">
       <w:rPr>
+        <w:rFonts w:eastAsia="黑体"/>
         <w:b w:val="0"/>
         <w:bCs w:val="0"/>
         <w:color w:themeColor="text1" w:val="000000"/>
@@ -11102,7 +11550,7 @@
       <w:spacing w:after="0" w:line="240" w:lineRule="auto"/>
     </w:pPr>
     <w:rPr>
-      <w:rFonts w:asciiTheme="majorHAnsi" w:cstheme="majorBidi" w:eastAsiaTheme="majorEastAsia" w:hAnsiTheme="majorHAnsi"/>
+      <w:rFonts w:asciiTheme="majorHAnsi" w:cstheme="majorBidi" w:hAnsiTheme="majorHAnsi" w:eastAsia="黑体"/>
       <w:color w:themeColor="text1" w:val="000000"/>
     </w:rPr>
     <w:tblPr>
@@ -11129,6 +11577,7 @@
     </w:tcPr>
     <w:tblStylePr w:type="firstRow">
       <w:rPr>
+        <w:rFonts w:eastAsia="黑体"/>
         <w:b/>
         <w:bCs/>
         <w:color w:themeColor="text1" w:val="000000"/>
@@ -11140,6 +11589,7 @@
     </w:tblStylePr>
     <w:tblStylePr w:type="lastRow">
       <w:rPr>
+        <w:rFonts w:eastAsia="黑体"/>
         <w:b/>
         <w:bCs/>
         <w:color w:themeColor="text1" w:val="000000"/>
@@ -11159,6 +11609,7 @@
     </w:tblStylePr>
     <w:tblStylePr w:type="firstCol">
       <w:rPr>
+        <w:rFonts w:eastAsia="黑体"/>
         <w:b/>
         <w:bCs/>
         <w:color w:themeColor="text1" w:val="000000"/>
@@ -11178,6 +11629,7 @@
     </w:tblStylePr>
     <w:tblStylePr w:type="lastCol">
       <w:rPr>
+        <w:rFonts w:eastAsia="黑体"/>
         <w:b w:val="0"/>
         <w:bCs w:val="0"/>
         <w:color w:themeColor="text1" w:val="000000"/>
@@ -11250,6 +11702,7 @@
     </w:tcPr>
     <w:tblStylePr w:type="firstRow">
       <w:rPr>
+        <w:rFonts w:eastAsia="黑体"/>
         <w:b/>
         <w:bCs/>
         <w:i w:val="0"/>
@@ -11271,6 +11724,7 @@
     </w:tblStylePr>
     <w:tblStylePr w:type="lastRow">
       <w:rPr>
+        <w:rFonts w:eastAsia="黑体"/>
         <w:b/>
         <w:bCs/>
         <w:i w:val="0"/>
@@ -11292,6 +11746,7 @@
     </w:tblStylePr>
     <w:tblStylePr w:type="firstCol">
       <w:rPr>
+        <w:rFonts w:eastAsia="黑体"/>
         <w:b/>
         <w:bCs/>
         <w:i w:val="0"/>
@@ -11311,6 +11766,7 @@
     </w:tblStylePr>
     <w:tblStylePr w:type="lastCol">
       <w:rPr>
+        <w:rFonts w:eastAsia="黑体"/>
         <w:b/>
         <w:bCs/>
         <w:i w:val="0"/>
@@ -11391,6 +11847,7 @@
     </w:tcPr>
     <w:tblStylePr w:type="firstRow">
       <w:rPr>
+        <w:rFonts w:eastAsia="黑体"/>
         <w:b/>
         <w:bCs/>
         <w:i w:val="0"/>
@@ -11412,6 +11869,7 @@
     </w:tblStylePr>
     <w:tblStylePr w:type="lastRow">
       <w:rPr>
+        <w:rFonts w:eastAsia="黑体"/>
         <w:b/>
         <w:bCs/>
         <w:i w:val="0"/>
@@ -11433,6 +11891,7 @@
     </w:tblStylePr>
     <w:tblStylePr w:type="firstCol">
       <w:rPr>
+        <w:rFonts w:eastAsia="黑体"/>
         <w:b/>
         <w:bCs/>
         <w:i w:val="0"/>
@@ -11452,6 +11911,7 @@
     </w:tblStylePr>
     <w:tblStylePr w:type="lastCol">
       <w:rPr>
+        <w:rFonts w:eastAsia="黑体"/>
         <w:b/>
         <w:bCs/>
         <w:i w:val="0"/>
@@ -11532,6 +11992,7 @@
     </w:tcPr>
     <w:tblStylePr w:type="firstRow">
       <w:rPr>
+        <w:rFonts w:eastAsia="黑体"/>
         <w:b/>
         <w:bCs/>
         <w:i w:val="0"/>
@@ -11553,6 +12014,7 @@
     </w:tblStylePr>
     <w:tblStylePr w:type="lastRow">
       <w:rPr>
+        <w:rFonts w:eastAsia="黑体"/>
         <w:b/>
         <w:bCs/>
         <w:i w:val="0"/>
@@ -11574,6 +12036,7 @@
     </w:tblStylePr>
     <w:tblStylePr w:type="firstCol">
       <w:rPr>
+        <w:rFonts w:eastAsia="黑体"/>
         <w:b/>
         <w:bCs/>
         <w:i w:val="0"/>
@@ -11593,6 +12056,7 @@
     </w:tblStylePr>
     <w:tblStylePr w:type="lastCol">
       <w:rPr>
+        <w:rFonts w:eastAsia="黑体"/>
         <w:b/>
         <w:bCs/>
         <w:i w:val="0"/>
@@ -11673,6 +12137,7 @@
     </w:tcPr>
     <w:tblStylePr w:type="firstRow">
       <w:rPr>
+        <w:rFonts w:eastAsia="黑体"/>
         <w:b/>
         <w:bCs/>
         <w:i w:val="0"/>
@@ -11694,6 +12159,7 @@
     </w:tblStylePr>
     <w:tblStylePr w:type="lastRow">
       <w:rPr>
+        <w:rFonts w:eastAsia="黑体"/>
         <w:b/>
         <w:bCs/>
         <w:i w:val="0"/>
@@ -11715,6 +12181,7 @@
     </w:tblStylePr>
     <w:tblStylePr w:type="firstCol">
       <w:rPr>
+        <w:rFonts w:eastAsia="黑体"/>
         <w:b/>
         <w:bCs/>
         <w:i w:val="0"/>
@@ -11734,6 +12201,7 @@
     </w:tblStylePr>
     <w:tblStylePr w:type="lastCol">
       <w:rPr>
+        <w:rFonts w:eastAsia="黑体"/>
         <w:b/>
         <w:bCs/>
         <w:i w:val="0"/>
@@ -11814,6 +12282,7 @@
     </w:tcPr>
     <w:tblStylePr w:type="firstRow">
       <w:rPr>
+        <w:rFonts w:eastAsia="黑体"/>
         <w:b/>
         <w:bCs/>
         <w:i w:val="0"/>
@@ -11835,6 +12304,7 @@
     </w:tblStylePr>
     <w:tblStylePr w:type="lastRow">
       <w:rPr>
+        <w:rFonts w:eastAsia="黑体"/>
         <w:b/>
         <w:bCs/>
         <w:i w:val="0"/>
@@ -11856,6 +12326,7 @@
     </w:tblStylePr>
     <w:tblStylePr w:type="firstCol">
       <w:rPr>
+        <w:rFonts w:eastAsia="黑体"/>
         <w:b/>
         <w:bCs/>
         <w:i w:val="0"/>
@@ -11875,6 +12346,7 @@
     </w:tblStylePr>
     <w:tblStylePr w:type="lastCol">
       <w:rPr>
+        <w:rFonts w:eastAsia="黑体"/>
         <w:b/>
         <w:bCs/>
         <w:i w:val="0"/>
@@ -11955,6 +12427,7 @@
     </w:tcPr>
     <w:tblStylePr w:type="firstRow">
       <w:rPr>
+        <w:rFonts w:eastAsia="黑体"/>
         <w:b/>
         <w:bCs/>
         <w:i w:val="0"/>
@@ -11976,6 +12449,7 @@
     </w:tblStylePr>
     <w:tblStylePr w:type="lastRow">
       <w:rPr>
+        <w:rFonts w:eastAsia="黑体"/>
         <w:b/>
         <w:bCs/>
         <w:i w:val="0"/>
@@ -11997,6 +12471,7 @@
     </w:tblStylePr>
     <w:tblStylePr w:type="firstCol">
       <w:rPr>
+        <w:rFonts w:eastAsia="黑体"/>
         <w:b/>
         <w:bCs/>
         <w:i w:val="0"/>
@@ -12016,6 +12491,7 @@
     </w:tblStylePr>
     <w:tblStylePr w:type="lastCol">
       <w:rPr>
+        <w:rFonts w:eastAsia="黑体"/>
         <w:b/>
         <w:bCs/>
         <w:i w:val="0"/>
@@ -12096,6 +12572,7 @@
     </w:tcPr>
     <w:tblStylePr w:type="firstRow">
       <w:rPr>
+        <w:rFonts w:eastAsia="黑体"/>
         <w:b/>
         <w:bCs/>
         <w:i w:val="0"/>
@@ -12117,6 +12594,7 @@
     </w:tblStylePr>
     <w:tblStylePr w:type="lastRow">
       <w:rPr>
+        <w:rFonts w:eastAsia="黑体"/>
         <w:b/>
         <w:bCs/>
         <w:i w:val="0"/>
@@ -12138,6 +12616,7 @@
     </w:tblStylePr>
     <w:tblStylePr w:type="firstCol">
       <w:rPr>
+        <w:rFonts w:eastAsia="黑体"/>
         <w:b/>
         <w:bCs/>
         <w:i w:val="0"/>
@@ -12157,6 +12636,7 @@
     </w:tblStylePr>
     <w:tblStylePr w:type="lastCol">
       <w:rPr>
+        <w:rFonts w:eastAsia="黑体"/>
         <w:b/>
         <w:bCs/>
         <w:i w:val="0"/>
@@ -12214,6 +12694,7 @@
       <w:spacing w:after="0" w:line="240" w:lineRule="auto"/>
     </w:pPr>
     <w:rPr>
+      <w:rFonts w:eastAsia="黑体"/>
       <w:color w:themeColor="background1" w:val="FFFFFF"/>
     </w:rPr>
     <w:tblPr>
@@ -12232,6 +12713,7 @@
     </w:tcPr>
     <w:tblStylePr w:type="firstRow">
       <w:rPr>
+        <w:rFonts w:eastAsia="黑体"/>
         <w:b/>
         <w:bCs/>
       </w:rPr>
@@ -12328,6 +12810,7 @@
       <w:spacing w:after="0" w:line="240" w:lineRule="auto"/>
     </w:pPr>
     <w:rPr>
+      <w:rFonts w:eastAsia="黑体"/>
       <w:color w:themeColor="background1" w:val="FFFFFF"/>
     </w:rPr>
     <w:tblPr>
@@ -12346,6 +12829,7 @@
     </w:tcPr>
     <w:tblStylePr w:type="firstRow">
       <w:rPr>
+        <w:rFonts w:eastAsia="黑体"/>
         <w:b/>
         <w:bCs/>
       </w:rPr>
@@ -12442,6 +12926,7 @@
       <w:spacing w:after="0" w:line="240" w:lineRule="auto"/>
     </w:pPr>
     <w:rPr>
+      <w:rFonts w:eastAsia="黑体"/>
       <w:color w:themeColor="background1" w:val="FFFFFF"/>
     </w:rPr>
     <w:tblPr>
@@ -12460,6 +12945,7 @@
     </w:tcPr>
     <w:tblStylePr w:type="firstRow">
       <w:rPr>
+        <w:rFonts w:eastAsia="黑体"/>
         <w:b/>
         <w:bCs/>
       </w:rPr>
@@ -12556,6 +13042,7 @@
       <w:spacing w:after="0" w:line="240" w:lineRule="auto"/>
     </w:pPr>
     <w:rPr>
+      <w:rFonts w:eastAsia="黑体"/>
       <w:color w:themeColor="background1" w:val="FFFFFF"/>
     </w:rPr>
     <w:tblPr>
@@ -12574,6 +13061,7 @@
     </w:tcPr>
     <w:tblStylePr w:type="firstRow">
       <w:rPr>
+        <w:rFonts w:eastAsia="黑体"/>
         <w:b/>
         <w:bCs/>
       </w:rPr>
@@ -12670,6 +13158,7 @@
       <w:spacing w:after="0" w:line="240" w:lineRule="auto"/>
     </w:pPr>
     <w:rPr>
+      <w:rFonts w:eastAsia="黑体"/>
       <w:color w:themeColor="background1" w:val="FFFFFF"/>
     </w:rPr>
     <w:tblPr>
@@ -12688,6 +13177,7 @@
     </w:tcPr>
     <w:tblStylePr w:type="firstRow">
       <w:rPr>
+        <w:rFonts w:eastAsia="黑体"/>
         <w:b/>
         <w:bCs/>
       </w:rPr>
@@ -12784,6 +13274,7 @@
       <w:spacing w:after="0" w:line="240" w:lineRule="auto"/>
     </w:pPr>
     <w:rPr>
+      <w:rFonts w:eastAsia="黑体"/>
       <w:color w:themeColor="background1" w:val="FFFFFF"/>
     </w:rPr>
     <w:tblPr>
@@ -12802,6 +13293,7 @@
     </w:tcPr>
     <w:tblStylePr w:type="firstRow">
       <w:rPr>
+        <w:rFonts w:eastAsia="黑体"/>
         <w:b/>
         <w:bCs/>
       </w:rPr>
@@ -12898,6 +13390,7 @@
       <w:spacing w:after="0" w:line="240" w:lineRule="auto"/>
     </w:pPr>
     <w:rPr>
+      <w:rFonts w:eastAsia="黑体"/>
       <w:color w:themeColor="background1" w:val="FFFFFF"/>
     </w:rPr>
     <w:tblPr>
@@ -12916,6 +13409,7 @@
     </w:tcPr>
     <w:tblStylePr w:type="firstRow">
       <w:rPr>
+        <w:rFonts w:eastAsia="黑体"/>
         <w:b/>
         <w:bCs/>
       </w:rPr>
@@ -13012,6 +13506,7 @@
       <w:spacing w:after="0" w:line="240" w:lineRule="auto"/>
     </w:pPr>
     <w:rPr>
+      <w:rFonts w:eastAsia="黑体"/>
       <w:color w:themeColor="text1" w:val="000000"/>
     </w:rPr>
     <w:tblPr>
@@ -13038,6 +13533,7 @@
     </w:tcPr>
     <w:tblStylePr w:type="firstRow">
       <w:rPr>
+        <w:rFonts w:eastAsia="黑体"/>
         <w:b/>
         <w:bCs/>
       </w:rPr>
@@ -13056,6 +13552,7 @@
     </w:tblStylePr>
     <w:tblStylePr w:type="lastRow">
       <w:rPr>
+        <w:rFonts w:eastAsia="黑体"/>
         <w:b/>
         <w:bCs/>
         <w:color w:themeColor="background1" w:val="FFFFFF"/>
@@ -13070,6 +13567,7 @@
     </w:tblStylePr>
     <w:tblStylePr w:type="firstCol">
       <w:rPr>
+        <w:rFonts w:eastAsia="黑体"/>
         <w:color w:themeColor="background1" w:val="FFFFFF"/>
       </w:rPr>
       <w:tblPr/>
@@ -13087,6 +13585,7 @@
     </w:tblStylePr>
     <w:tblStylePr w:type="lastCol">
       <w:rPr>
+        <w:rFonts w:eastAsia="黑体"/>
         <w:color w:themeColor="background1" w:val="FFFFFF"/>
       </w:rPr>
       <w:tblPr/>
@@ -13116,11 +13615,13 @@
     </w:tblStylePr>
     <w:tblStylePr w:type="neCell">
       <w:rPr>
+        <w:rFonts w:eastAsia="黑体"/>
         <w:color w:themeColor="text1" w:val="000000"/>
       </w:rPr>
     </w:tblStylePr>
     <w:tblStylePr w:type="nwCell">
       <w:rPr>
+        <w:rFonts w:eastAsia="黑体"/>
         <w:color w:themeColor="text1" w:val="000000"/>
       </w:rPr>
     </w:tblStylePr>
@@ -13134,6 +13635,7 @@
       <w:spacing w:after="0" w:line="240" w:lineRule="auto"/>
     </w:pPr>
     <w:rPr>
+      <w:rFonts w:eastAsia="黑体"/>
       <w:color w:themeColor="text1" w:val="000000"/>
     </w:rPr>
     <w:tblPr>
@@ -13160,6 +13662,7 @@
     </w:tcPr>
     <w:tblStylePr w:type="firstRow">
       <w:rPr>
+        <w:rFonts w:eastAsia="黑体"/>
         <w:b/>
         <w:bCs/>
       </w:rPr>
@@ -13178,6 +13681,7 @@
     </w:tblStylePr>
     <w:tblStylePr w:type="lastRow">
       <w:rPr>
+        <w:rFonts w:eastAsia="黑体"/>
         <w:b/>
         <w:bCs/>
         <w:color w:themeColor="background1" w:val="FFFFFF"/>
@@ -13192,6 +13696,7 @@
     </w:tblStylePr>
     <w:tblStylePr w:type="firstCol">
       <w:rPr>
+        <w:rFonts w:eastAsia="黑体"/>
         <w:color w:themeColor="background1" w:val="FFFFFF"/>
       </w:rPr>
       <w:tblPr/>
@@ -13209,6 +13714,7 @@
     </w:tblStylePr>
     <w:tblStylePr w:type="lastCol">
       <w:rPr>
+        <w:rFonts w:eastAsia="黑体"/>
         <w:color w:themeColor="background1" w:val="FFFFFF"/>
       </w:rPr>
       <w:tblPr/>
@@ -13238,11 +13744,13 @@
     </w:tblStylePr>
     <w:tblStylePr w:type="neCell">
       <w:rPr>
+        <w:rFonts w:eastAsia="黑体"/>
         <w:color w:themeColor="text1" w:val="000000"/>
       </w:rPr>
     </w:tblStylePr>
     <w:tblStylePr w:type="nwCell">
       <w:rPr>
+        <w:rFonts w:eastAsia="黑体"/>
         <w:color w:themeColor="text1" w:val="000000"/>
       </w:rPr>
     </w:tblStylePr>
@@ -13256,6 +13764,7 @@
       <w:spacing w:after="0" w:line="240" w:lineRule="auto"/>
     </w:pPr>
     <w:rPr>
+      <w:rFonts w:eastAsia="黑体"/>
       <w:color w:themeColor="text1" w:val="000000"/>
     </w:rPr>
     <w:tblPr>
@@ -13282,6 +13791,7 @@
     </w:tcPr>
     <w:tblStylePr w:type="firstRow">
       <w:rPr>
+        <w:rFonts w:eastAsia="黑体"/>
         <w:b/>
         <w:bCs/>
       </w:rPr>
@@ -13300,6 +13810,7 @@
     </w:tblStylePr>
     <w:tblStylePr w:type="lastRow">
       <w:rPr>
+        <w:rFonts w:eastAsia="黑体"/>
         <w:b/>
         <w:bCs/>
         <w:color w:themeColor="background1" w:val="FFFFFF"/>
@@ -13314,6 +13825,7 @@
     </w:tblStylePr>
     <w:tblStylePr w:type="firstCol">
       <w:rPr>
+        <w:rFonts w:eastAsia="黑体"/>
         <w:color w:themeColor="background1" w:val="FFFFFF"/>
       </w:rPr>
       <w:tblPr/>
@@ -13331,6 +13843,7 @@
     </w:tblStylePr>
     <w:tblStylePr w:type="lastCol">
       <w:rPr>
+        <w:rFonts w:eastAsia="黑体"/>
         <w:color w:themeColor="background1" w:val="FFFFFF"/>
       </w:rPr>
       <w:tblPr/>
@@ -13360,11 +13873,13 @@
     </w:tblStylePr>
     <w:tblStylePr w:type="neCell">
       <w:rPr>
+        <w:rFonts w:eastAsia="黑体"/>
         <w:color w:themeColor="text1" w:val="000000"/>
       </w:rPr>
     </w:tblStylePr>
     <w:tblStylePr w:type="nwCell">
       <w:rPr>
+        <w:rFonts w:eastAsia="黑体"/>
         <w:color w:themeColor="text1" w:val="000000"/>
       </w:rPr>
     </w:tblStylePr>
@@ -13378,6 +13893,7 @@
       <w:spacing w:after="0" w:line="240" w:lineRule="auto"/>
     </w:pPr>
     <w:rPr>
+      <w:rFonts w:eastAsia="黑体"/>
       <w:color w:themeColor="text1" w:val="000000"/>
     </w:rPr>
     <w:tblPr>
@@ -13404,6 +13920,7 @@
     </w:tcPr>
     <w:tblStylePr w:type="firstRow">
       <w:rPr>
+        <w:rFonts w:eastAsia="黑体"/>
         <w:b/>
         <w:bCs/>
       </w:rPr>
@@ -13422,6 +13939,7 @@
     </w:tblStylePr>
     <w:tblStylePr w:type="lastRow">
       <w:rPr>
+        <w:rFonts w:eastAsia="黑体"/>
         <w:b/>
         <w:bCs/>
         <w:color w:themeColor="background1" w:val="FFFFFF"/>
@@ -13436,6 +13954,7 @@
     </w:tblStylePr>
     <w:tblStylePr w:type="firstCol">
       <w:rPr>
+        <w:rFonts w:eastAsia="黑体"/>
         <w:color w:themeColor="background1" w:val="FFFFFF"/>
       </w:rPr>
       <w:tblPr/>
@@ -13453,6 +13972,7 @@
     </w:tblStylePr>
     <w:tblStylePr w:type="lastCol">
       <w:rPr>
+        <w:rFonts w:eastAsia="黑体"/>
         <w:color w:themeColor="background1" w:val="FFFFFF"/>
       </w:rPr>
       <w:tblPr/>
@@ -13490,6 +14010,7 @@
       <w:spacing w:after="0" w:line="240" w:lineRule="auto"/>
     </w:pPr>
     <w:rPr>
+      <w:rFonts w:eastAsia="黑体"/>
       <w:color w:themeColor="text1" w:val="000000"/>
     </w:rPr>
     <w:tblPr>
@@ -13516,6 +14037,7 @@
     </w:tcPr>
     <w:tblStylePr w:type="firstRow">
       <w:rPr>
+        <w:rFonts w:eastAsia="黑体"/>
         <w:b/>
         <w:bCs/>
       </w:rPr>
@@ -13534,6 +14056,7 @@
     </w:tblStylePr>
     <w:tblStylePr w:type="lastRow">
       <w:rPr>
+        <w:rFonts w:eastAsia="黑体"/>
         <w:b/>
         <w:bCs/>
         <w:color w:themeColor="background1" w:val="FFFFFF"/>
@@ -13548,6 +14071,7 @@
     </w:tblStylePr>
     <w:tblStylePr w:type="firstCol">
       <w:rPr>
+        <w:rFonts w:eastAsia="黑体"/>
         <w:color w:themeColor="background1" w:val="FFFFFF"/>
       </w:rPr>
       <w:tblPr/>
@@ -13565,6 +14089,7 @@
     </w:tblStylePr>
     <w:tblStylePr w:type="lastCol">
       <w:rPr>
+        <w:rFonts w:eastAsia="黑体"/>
         <w:color w:themeColor="background1" w:val="FFFFFF"/>
       </w:rPr>
       <w:tblPr/>
@@ -13594,11 +14119,13 @@
     </w:tblStylePr>
     <w:tblStylePr w:type="neCell">
       <w:rPr>
+        <w:rFonts w:eastAsia="黑体"/>
         <w:color w:themeColor="text1" w:val="000000"/>
       </w:rPr>
     </w:tblStylePr>
     <w:tblStylePr w:type="nwCell">
       <w:rPr>
+        <w:rFonts w:eastAsia="黑体"/>
         <w:color w:themeColor="text1" w:val="000000"/>
       </w:rPr>
     </w:tblStylePr>
@@ -13612,6 +14139,7 @@
       <w:spacing w:after="0" w:line="240" w:lineRule="auto"/>
     </w:pPr>
     <w:rPr>
+      <w:rFonts w:eastAsia="黑体"/>
       <w:color w:themeColor="text1" w:val="000000"/>
     </w:rPr>
     <w:tblPr>
@@ -13638,6 +14166,7 @@
     </w:tcPr>
     <w:tblStylePr w:type="firstRow">
       <w:rPr>
+        <w:rFonts w:eastAsia="黑体"/>
         <w:b/>
         <w:bCs/>
       </w:rPr>
@@ -13656,6 +14185,7 @@
     </w:tblStylePr>
     <w:tblStylePr w:type="lastRow">
       <w:rPr>
+        <w:rFonts w:eastAsia="黑体"/>
         <w:b/>
         <w:bCs/>
         <w:color w:themeColor="background1" w:val="FFFFFF"/>
@@ -13670,6 +14200,7 @@
     </w:tblStylePr>
     <w:tblStylePr w:type="firstCol">
       <w:rPr>
+        <w:rFonts w:eastAsia="黑体"/>
         <w:color w:themeColor="background1" w:val="FFFFFF"/>
       </w:rPr>
       <w:tblPr/>
@@ -13687,6 +14218,7 @@
     </w:tblStylePr>
     <w:tblStylePr w:type="lastCol">
       <w:rPr>
+        <w:rFonts w:eastAsia="黑体"/>
         <w:color w:themeColor="background1" w:val="FFFFFF"/>
       </w:rPr>
       <w:tblPr/>
@@ -13716,11 +14248,13 @@
     </w:tblStylePr>
     <w:tblStylePr w:type="neCell">
       <w:rPr>
+        <w:rFonts w:eastAsia="黑体"/>
         <w:color w:themeColor="text1" w:val="000000"/>
       </w:rPr>
     </w:tblStylePr>
     <w:tblStylePr w:type="nwCell">
       <w:rPr>
+        <w:rFonts w:eastAsia="黑体"/>
         <w:color w:themeColor="text1" w:val="000000"/>
       </w:rPr>
     </w:tblStylePr>
@@ -13734,6 +14268,7 @@
       <w:spacing w:after="0" w:line="240" w:lineRule="auto"/>
     </w:pPr>
     <w:rPr>
+      <w:rFonts w:eastAsia="黑体"/>
       <w:color w:themeColor="text1" w:val="000000"/>
     </w:rPr>
     <w:tblPr>
@@ -13760,6 +14295,7 @@
     </w:tcPr>
     <w:tblStylePr w:type="firstRow">
       <w:rPr>
+        <w:rFonts w:eastAsia="黑体"/>
         <w:b/>
         <w:bCs/>
       </w:rPr>
@@ -13778,6 +14314,7 @@
     </w:tblStylePr>
     <w:tblStylePr w:type="lastRow">
       <w:rPr>
+        <w:rFonts w:eastAsia="黑体"/>
         <w:b/>
         <w:bCs/>
         <w:color w:themeColor="background1" w:val="FFFFFF"/>
@@ -13792,6 +14329,7 @@
     </w:tblStylePr>
     <w:tblStylePr w:type="firstCol">
       <w:rPr>
+        <w:rFonts w:eastAsia="黑体"/>
         <w:color w:themeColor="background1" w:val="FFFFFF"/>
       </w:rPr>
       <w:tblPr/>
@@ -13809,6 +14347,7 @@
     </w:tblStylePr>
     <w:tblStylePr w:type="lastCol">
       <w:rPr>
+        <w:rFonts w:eastAsia="黑体"/>
         <w:color w:themeColor="background1" w:val="FFFFFF"/>
       </w:rPr>
       <w:tblPr/>
@@ -13838,11 +14377,13 @@
     </w:tblStylePr>
     <w:tblStylePr w:type="neCell">
       <w:rPr>
+        <w:rFonts w:eastAsia="黑体"/>
         <w:color w:themeColor="text1" w:val="000000"/>
       </w:rPr>
     </w:tblStylePr>
     <w:tblStylePr w:type="nwCell">
       <w:rPr>
+        <w:rFonts w:eastAsia="黑体"/>
         <w:color w:themeColor="text1" w:val="000000"/>
       </w:rPr>
     </w:tblStylePr>
@@ -13856,6 +14397,7 @@
       <w:spacing w:after="0" w:line="240" w:lineRule="auto"/>
     </w:pPr>
     <w:rPr>
+      <w:rFonts w:eastAsia="黑体"/>
       <w:color w:themeColor="text1" w:val="000000"/>
     </w:rPr>
     <w:tblPr>
@@ -13874,6 +14416,7 @@
     </w:tcPr>
     <w:tblStylePr w:type="firstRow">
       <w:rPr>
+        <w:rFonts w:eastAsia="黑体"/>
         <w:b/>
         <w:bCs/>
         <w:color w:themeColor="background1" w:val="FFFFFF"/>
@@ -13888,6 +14431,7 @@
     </w:tblStylePr>
     <w:tblStylePr w:type="lastRow">
       <w:rPr>
+        <w:rFonts w:eastAsia="黑体"/>
         <w:b/>
         <w:bCs/>
         <w:color w:themeColor="accent2" w:themeShade="CC" w:val="9E3A38"/>
@@ -13902,12 +14446,14 @@
     </w:tblStylePr>
     <w:tblStylePr w:type="firstCol">
       <w:rPr>
+        <w:rFonts w:eastAsia="黑体"/>
         <w:b/>
         <w:bCs/>
       </w:rPr>
     </w:tblStylePr>
     <w:tblStylePr w:type="lastCol">
       <w:rPr>
+        <w:rFonts w:eastAsia="黑体"/>
         <w:b/>
         <w:bCs/>
       </w:rPr>
@@ -13942,6 +14488,7 @@
       <w:spacing w:after="0" w:line="240" w:lineRule="auto"/>
     </w:pPr>
     <w:rPr>
+      <w:rFonts w:eastAsia="黑体"/>
       <w:color w:themeColor="text1" w:val="000000"/>
     </w:rPr>
     <w:tblPr>
@@ -13960,6 +14507,7 @@
     </w:tcPr>
     <w:tblStylePr w:type="firstRow">
       <w:rPr>
+        <w:rFonts w:eastAsia="黑体"/>
         <w:b/>
         <w:bCs/>
         <w:color w:themeColor="background1" w:val="FFFFFF"/>
@@ -13974,6 +14522,7 @@
     </w:tblStylePr>
     <w:tblStylePr w:type="lastRow">
       <w:rPr>
+        <w:rFonts w:eastAsia="黑体"/>
         <w:b/>
         <w:bCs/>
         <w:color w:themeColor="accent2" w:themeShade="CC" w:val="9E3A38"/>
@@ -13988,12 +14537,14 @@
     </w:tblStylePr>
     <w:tblStylePr w:type="firstCol">
       <w:rPr>
+        <w:rFonts w:eastAsia="黑体"/>
         <w:b/>
         <w:bCs/>
       </w:rPr>
     </w:tblStylePr>
     <w:tblStylePr w:type="lastCol">
       <w:rPr>
+        <w:rFonts w:eastAsia="黑体"/>
         <w:b/>
         <w:bCs/>
       </w:rPr>
@@ -14028,6 +14579,7 @@
       <w:spacing w:after="0" w:line="240" w:lineRule="auto"/>
     </w:pPr>
     <w:rPr>
+      <w:rFonts w:eastAsia="黑体"/>
       <w:color w:themeColor="text1" w:val="000000"/>
     </w:rPr>
     <w:tblPr>
@@ -14046,6 +14598,7 @@
     </w:tcPr>
     <w:tblStylePr w:type="firstRow">
       <w:rPr>
+        <w:rFonts w:eastAsia="黑体"/>
         <w:b/>
         <w:bCs/>
         <w:color w:themeColor="background1" w:val="FFFFFF"/>
@@ -14060,6 +14613,7 @@
     </w:tblStylePr>
     <w:tblStylePr w:type="lastRow">
       <w:rPr>
+        <w:rFonts w:eastAsia="黑体"/>
         <w:b/>
         <w:bCs/>
         <w:color w:themeColor="accent2" w:themeShade="CC" w:val="9E3A38"/>
@@ -14074,12 +14628,14 @@
     </w:tblStylePr>
     <w:tblStylePr w:type="firstCol">
       <w:rPr>
+        <w:rFonts w:eastAsia="黑体"/>
         <w:b/>
         <w:bCs/>
       </w:rPr>
     </w:tblStylePr>
     <w:tblStylePr w:type="lastCol">
       <w:rPr>
+        <w:rFonts w:eastAsia="黑体"/>
         <w:b/>
         <w:bCs/>
       </w:rPr>
@@ -14114,6 +14670,7 @@
       <w:spacing w:after="0" w:line="240" w:lineRule="auto"/>
     </w:pPr>
     <w:rPr>
+      <w:rFonts w:eastAsia="黑体"/>
       <w:color w:themeColor="text1" w:val="000000"/>
     </w:rPr>
     <w:tblPr>
@@ -14132,6 +14689,7 @@
     </w:tcPr>
     <w:tblStylePr w:type="firstRow">
       <w:rPr>
+        <w:rFonts w:eastAsia="黑体"/>
         <w:b/>
         <w:bCs/>
         <w:color w:themeColor="background1" w:val="FFFFFF"/>
@@ -14146,6 +14704,7 @@
     </w:tblStylePr>
     <w:tblStylePr w:type="lastRow">
       <w:rPr>
+        <w:rFonts w:eastAsia="黑体"/>
         <w:b/>
         <w:bCs/>
         <w:color w:themeColor="accent4" w:themeShade="CC" w:val="664E82"/>
@@ -14160,12 +14719,14 @@
     </w:tblStylePr>
     <w:tblStylePr w:type="firstCol">
       <w:rPr>
+        <w:rFonts w:eastAsia="黑体"/>
         <w:b/>
         <w:bCs/>
       </w:rPr>
     </w:tblStylePr>
     <w:tblStylePr w:type="lastCol">
       <w:rPr>
+        <w:rFonts w:eastAsia="黑体"/>
         <w:b/>
         <w:bCs/>
       </w:rPr>
@@ -14200,6 +14761,7 @@
       <w:spacing w:after="0" w:line="240" w:lineRule="auto"/>
     </w:pPr>
     <w:rPr>
+      <w:rFonts w:eastAsia="黑体"/>
       <w:color w:themeColor="text1" w:val="000000"/>
     </w:rPr>
     <w:tblPr>
@@ -14218,6 +14780,7 @@
     </w:tcPr>
     <w:tblStylePr w:type="firstRow">
       <w:rPr>
+        <w:rFonts w:eastAsia="黑体"/>
         <w:b/>
         <w:bCs/>
         <w:color w:themeColor="background1" w:val="FFFFFF"/>
@@ -14232,6 +14795,7 @@
     </w:tblStylePr>
     <w:tblStylePr w:type="lastRow">
       <w:rPr>
+        <w:rFonts w:eastAsia="黑体"/>
         <w:b/>
         <w:bCs/>
         <w:color w:themeColor="accent3" w:themeShade="CC" w:val="7E9C40"/>
@@ -14246,12 +14810,14 @@
     </w:tblStylePr>
     <w:tblStylePr w:type="firstCol">
       <w:rPr>
+        <w:rFonts w:eastAsia="黑体"/>
         <w:b/>
         <w:bCs/>
       </w:rPr>
     </w:tblStylePr>
     <w:tblStylePr w:type="lastCol">
       <w:rPr>
+        <w:rFonts w:eastAsia="黑体"/>
         <w:b/>
         <w:bCs/>
       </w:rPr>
@@ -14286,6 +14852,7 @@
       <w:spacing w:after="0" w:line="240" w:lineRule="auto"/>
     </w:pPr>
     <w:rPr>
+      <w:rFonts w:eastAsia="黑体"/>
       <w:color w:themeColor="text1" w:val="000000"/>
     </w:rPr>
     <w:tblPr>
@@ -14304,6 +14871,7 @@
     </w:tcPr>
     <w:tblStylePr w:type="firstRow">
       <w:rPr>
+        <w:rFonts w:eastAsia="黑体"/>
         <w:b/>
         <w:bCs/>
         <w:color w:themeColor="background1" w:val="FFFFFF"/>
@@ -14318,6 +14886,7 @@
     </w:tblStylePr>
     <w:tblStylePr w:type="lastRow">
       <w:rPr>
+        <w:rFonts w:eastAsia="黑体"/>
         <w:b/>
         <w:bCs/>
         <w:color w:themeColor="accent6" w:themeShade="CC" w:val="F2730A"/>
@@ -14332,12 +14901,14 @@
     </w:tblStylePr>
     <w:tblStylePr w:type="firstCol">
       <w:rPr>
+        <w:rFonts w:eastAsia="黑体"/>
         <w:b/>
         <w:bCs/>
       </w:rPr>
     </w:tblStylePr>
     <w:tblStylePr w:type="lastCol">
       <w:rPr>
+        <w:rFonts w:eastAsia="黑体"/>
         <w:b/>
         <w:bCs/>
       </w:rPr>
@@ -14372,6 +14943,7 @@
       <w:spacing w:after="0" w:line="240" w:lineRule="auto"/>
     </w:pPr>
     <w:rPr>
+      <w:rFonts w:eastAsia="黑体"/>
       <w:color w:themeColor="text1" w:val="000000"/>
     </w:rPr>
     <w:tblPr>
@@ -14390,6 +14962,7 @@
     </w:tcPr>
     <w:tblStylePr w:type="firstRow">
       <w:rPr>
+        <w:rFonts w:eastAsia="黑体"/>
         <w:b/>
         <w:bCs/>
         <w:color w:themeColor="background1" w:val="FFFFFF"/>
@@ -14404,6 +14977,7 @@
     </w:tblStylePr>
     <w:tblStylePr w:type="lastRow">
       <w:rPr>
+        <w:rFonts w:eastAsia="黑体"/>
         <w:b/>
         <w:bCs/>
         <w:color w:themeColor="accent5" w:themeShade="CC" w:val="348DA5"/>
@@ -14418,12 +14992,14 @@
     </w:tblStylePr>
     <w:tblStylePr w:type="firstCol">
       <w:rPr>
+        <w:rFonts w:eastAsia="黑体"/>
         <w:b/>
         <w:bCs/>
       </w:rPr>
     </w:tblStylePr>
     <w:tblStylePr w:type="lastCol">
       <w:rPr>
+        <w:rFonts w:eastAsia="黑体"/>
         <w:b/>
         <w:bCs/>
       </w:rPr>
@@ -14458,6 +15034,7 @@
       <w:spacing w:after="0" w:line="240" w:lineRule="auto"/>
     </w:pPr>
     <w:rPr>
+      <w:rFonts w:eastAsia="黑体"/>
       <w:color w:themeColor="text1" w:val="000000"/>
     </w:rPr>
     <w:tblPr>
@@ -14479,6 +15056,7 @@
     </w:tcPr>
     <w:tblStylePr w:type="firstRow">
       <w:rPr>
+        <w:rFonts w:eastAsia="黑体"/>
         <w:b/>
         <w:bCs/>
       </w:rPr>
@@ -14489,6 +15067,7 @@
     </w:tblStylePr>
     <w:tblStylePr w:type="lastRow">
       <w:rPr>
+        <w:rFonts w:eastAsia="黑体"/>
         <w:b/>
         <w:bCs/>
         <w:color w:themeColor="text1" w:val="000000"/>
@@ -14500,6 +15079,7 @@
     </w:tblStylePr>
     <w:tblStylePr w:type="firstCol">
       <w:rPr>
+        <w:rFonts w:eastAsia="黑体"/>
         <w:color w:themeColor="background1" w:val="FFFFFF"/>
       </w:rPr>
       <w:tblPr/>
@@ -14509,6 +15089,7 @@
     </w:tblStylePr>
     <w:tblStylePr w:type="lastCol">
       <w:rPr>
+        <w:rFonts w:eastAsia="黑体"/>
         <w:color w:themeColor="background1" w:val="FFFFFF"/>
       </w:rPr>
       <w:tblPr/>
@@ -14538,6 +15119,7 @@
       <w:spacing w:after="0" w:line="240" w:lineRule="auto"/>
     </w:pPr>
     <w:rPr>
+      <w:rFonts w:eastAsia="黑体"/>
       <w:color w:themeColor="text1" w:val="000000"/>
     </w:rPr>
     <w:tblPr>
@@ -14559,6 +15141,7 @@
     </w:tcPr>
     <w:tblStylePr w:type="firstRow">
       <w:rPr>
+        <w:rFonts w:eastAsia="黑体"/>
         <w:b/>
         <w:bCs/>
       </w:rPr>
@@ -14569,6 +15152,7 @@
     </w:tblStylePr>
     <w:tblStylePr w:type="lastRow">
       <w:rPr>
+        <w:rFonts w:eastAsia="黑体"/>
         <w:b/>
         <w:bCs/>
         <w:color w:themeColor="text1" w:val="000000"/>
@@ -14580,6 +15164,7 @@
     </w:tblStylePr>
     <w:tblStylePr w:type="firstCol">
       <w:rPr>
+        <w:rFonts w:eastAsia="黑体"/>
         <w:color w:themeColor="background1" w:val="FFFFFF"/>
       </w:rPr>
       <w:tblPr/>
@@ -14589,6 +15174,7 @@
     </w:tblStylePr>
     <w:tblStylePr w:type="lastCol">
       <w:rPr>
+        <w:rFonts w:eastAsia="黑体"/>
         <w:color w:themeColor="background1" w:val="FFFFFF"/>
       </w:rPr>
       <w:tblPr/>
@@ -14618,6 +15204,7 @@
       <w:spacing w:after="0" w:line="240" w:lineRule="auto"/>
     </w:pPr>
     <w:rPr>
+      <w:rFonts w:eastAsia="黑体"/>
       <w:color w:themeColor="text1" w:val="000000"/>
     </w:rPr>
     <w:tblPr>
@@ -14639,6 +15226,7 @@
     </w:tcPr>
     <w:tblStylePr w:type="firstRow">
       <w:rPr>
+        <w:rFonts w:eastAsia="黑体"/>
         <w:b/>
         <w:bCs/>
       </w:rPr>
@@ -14649,6 +15237,7 @@
     </w:tblStylePr>
     <w:tblStylePr w:type="lastRow">
       <w:rPr>
+        <w:rFonts w:eastAsia="黑体"/>
         <w:b/>
         <w:bCs/>
         <w:color w:themeColor="text1" w:val="000000"/>
@@ -14660,6 +15249,7 @@
     </w:tblStylePr>
     <w:tblStylePr w:type="firstCol">
       <w:rPr>
+        <w:rFonts w:eastAsia="黑体"/>
         <w:color w:themeColor="background1" w:val="FFFFFF"/>
       </w:rPr>
       <w:tblPr/>
@@ -14669,6 +15259,7 @@
     </w:tblStylePr>
     <w:tblStylePr w:type="lastCol">
       <w:rPr>
+        <w:rFonts w:eastAsia="黑体"/>
         <w:color w:themeColor="background1" w:val="FFFFFF"/>
       </w:rPr>
       <w:tblPr/>
@@ -14698,6 +15289,7 @@
       <w:spacing w:after="0" w:line="240" w:lineRule="auto"/>
     </w:pPr>
     <w:rPr>
+      <w:rFonts w:eastAsia="黑体"/>
       <w:color w:themeColor="text1" w:val="000000"/>
     </w:rPr>
     <w:tblPr>
@@ -14719,6 +15311,7 @@
     </w:tcPr>
     <w:tblStylePr w:type="firstRow">
       <w:rPr>
+        <w:rFonts w:eastAsia="黑体"/>
         <w:b/>
         <w:bCs/>
       </w:rPr>
@@ -14729,6 +15322,7 @@
     </w:tblStylePr>
     <w:tblStylePr w:type="lastRow">
       <w:rPr>
+        <w:rFonts w:eastAsia="黑体"/>
         <w:b/>
         <w:bCs/>
         <w:color w:themeColor="text1" w:val="000000"/>
@@ -14740,6 +15334,7 @@
     </w:tblStylePr>
     <w:tblStylePr w:type="firstCol">
       <w:rPr>
+        <w:rFonts w:eastAsia="黑体"/>
         <w:color w:themeColor="background1" w:val="FFFFFF"/>
       </w:rPr>
       <w:tblPr/>
@@ -14749,6 +15344,7 @@
     </w:tblStylePr>
     <w:tblStylePr w:type="lastCol">
       <w:rPr>
+        <w:rFonts w:eastAsia="黑体"/>
         <w:color w:themeColor="background1" w:val="FFFFFF"/>
       </w:rPr>
       <w:tblPr/>
@@ -14778,6 +15374,7 @@
       <w:spacing w:after="0" w:line="240" w:lineRule="auto"/>
     </w:pPr>
     <w:rPr>
+      <w:rFonts w:eastAsia="黑体"/>
       <w:color w:themeColor="text1" w:val="000000"/>
     </w:rPr>
     <w:tblPr>
@@ -14799,6 +15396,7 @@
     </w:tcPr>
     <w:tblStylePr w:type="firstRow">
       <w:rPr>
+        <w:rFonts w:eastAsia="黑体"/>
         <w:b/>
         <w:bCs/>
       </w:rPr>
@@ -14809,6 +15407,7 @@
     </w:tblStylePr>
     <w:tblStylePr w:type="lastRow">
       <w:rPr>
+        <w:rFonts w:eastAsia="黑体"/>
         <w:b/>
         <w:bCs/>
         <w:color w:themeColor="text1" w:val="000000"/>
@@ -14820,6 +15419,7 @@
     </w:tblStylePr>
     <w:tblStylePr w:type="firstCol">
       <w:rPr>
+        <w:rFonts w:eastAsia="黑体"/>
         <w:color w:themeColor="background1" w:val="FFFFFF"/>
       </w:rPr>
       <w:tblPr/>
@@ -14829,6 +15429,7 @@
     </w:tblStylePr>
     <w:tblStylePr w:type="lastCol">
       <w:rPr>
+        <w:rFonts w:eastAsia="黑体"/>
         <w:color w:themeColor="background1" w:val="FFFFFF"/>
       </w:rPr>
       <w:tblPr/>
@@ -14858,6 +15459,7 @@
       <w:spacing w:after="0" w:line="240" w:lineRule="auto"/>
     </w:pPr>
     <w:rPr>
+      <w:rFonts w:eastAsia="黑体"/>
       <w:color w:themeColor="text1" w:val="000000"/>
     </w:rPr>
     <w:tblPr>
@@ -14879,6 +15481,7 @@
     </w:tcPr>
     <w:tblStylePr w:type="firstRow">
       <w:rPr>
+        <w:rFonts w:eastAsia="黑体"/>
         <w:b/>
         <w:bCs/>
       </w:rPr>
@@ -14889,6 +15492,7 @@
     </w:tblStylePr>
     <w:tblStylePr w:type="lastRow">
       <w:rPr>
+        <w:rFonts w:eastAsia="黑体"/>
         <w:b/>
         <w:bCs/>
         <w:color w:themeColor="text1" w:val="000000"/>
@@ -14900,6 +15504,7 @@
     </w:tblStylePr>
     <w:tblStylePr w:type="firstCol">
       <w:rPr>
+        <w:rFonts w:eastAsia="黑体"/>
         <w:color w:themeColor="background1" w:val="FFFFFF"/>
       </w:rPr>
       <w:tblPr/>
@@ -14909,6 +15514,7 @@
     </w:tblStylePr>
     <w:tblStylePr w:type="lastCol">
       <w:rPr>
+        <w:rFonts w:eastAsia="黑体"/>
         <w:color w:themeColor="background1" w:val="FFFFFF"/>
       </w:rPr>
       <w:tblPr/>
@@ -14938,6 +15544,7 @@
       <w:spacing w:after="0" w:line="240" w:lineRule="auto"/>
     </w:pPr>
     <w:rPr>
+      <w:rFonts w:eastAsia="黑体"/>
       <w:color w:themeColor="text1" w:val="000000"/>
     </w:rPr>
     <w:tblPr>
@@ -14959,6 +15566,7 @@
     </w:tcPr>
     <w:tblStylePr w:type="firstRow">
       <w:rPr>
+        <w:rFonts w:eastAsia="黑体"/>
         <w:b/>
         <w:bCs/>
       </w:rPr>
@@ -14969,6 +15577,7 @@
     </w:tblStylePr>
     <w:tblStylePr w:type="lastRow">
       <w:rPr>
+        <w:rFonts w:eastAsia="黑体"/>
         <w:b/>
         <w:bCs/>
         <w:color w:themeColor="text1" w:val="000000"/>
@@ -14980,6 +15589,7 @@
     </w:tblStylePr>
     <w:tblStylePr w:type="firstCol">
       <w:rPr>
+        <w:rFonts w:eastAsia="黑体"/>
         <w:color w:themeColor="background1" w:val="FFFFFF"/>
       </w:rPr>
       <w:tblPr/>
@@ -14989,6 +15599,7 @@
     </w:tblStylePr>
     <w:tblStylePr w:type="lastCol">
       <w:rPr>
+        <w:rFonts w:eastAsia="黑体"/>
         <w:color w:themeColor="background1" w:val="FFFFFF"/>
       </w:rPr>
       <w:tblPr/>
@@ -15021,6 +15632,7 @@
     <w:name w:val="KeywordTok"/>
     <w:basedOn w:val="VerbatimChar"/>
     <w:rPr>
+      <w:rFonts w:eastAsia="黑体"/>
       <w:b/>
       <w:color w:val="007020"/>
     </w:rPr>
@@ -15029,6 +15641,7 @@
     <w:name w:val="DataTypeTok"/>
     <w:basedOn w:val="VerbatimChar"/>
     <w:rPr>
+      <w:rFonts w:eastAsia="黑体"/>
       <w:color w:val="902000"/>
     </w:rPr>
   </w:style>
@@ -15036,6 +15649,7 @@
     <w:name w:val="DecValTok"/>
     <w:basedOn w:val="VerbatimChar"/>
     <w:rPr>
+      <w:rFonts w:eastAsia="黑体"/>
       <w:color w:val="40a070"/>
     </w:rPr>
   </w:style>
@@ -15043,6 +15657,7 @@
     <w:name w:val="BaseNTok"/>
     <w:basedOn w:val="VerbatimChar"/>
     <w:rPr>
+      <w:rFonts w:eastAsia="黑体"/>
       <w:color w:val="40a070"/>
     </w:rPr>
   </w:style>
@@ -15050,6 +15665,7 @@
     <w:name w:val="FloatTok"/>
     <w:basedOn w:val="VerbatimChar"/>
     <w:rPr>
+      <w:rFonts w:eastAsia="黑体"/>
       <w:color w:val="40a070"/>
     </w:rPr>
   </w:style>
@@ -15057,6 +15673,7 @@
     <w:name w:val="ConstantTok"/>
     <w:basedOn w:val="VerbatimChar"/>
     <w:rPr>
+      <w:rFonts w:eastAsia="黑体"/>
       <w:color w:val="880000"/>
     </w:rPr>
   </w:style>
@@ -15064,6 +15681,7 @@
     <w:name w:val="CharTok"/>
     <w:basedOn w:val="VerbatimChar"/>
     <w:rPr>
+      <w:rFonts w:eastAsia="黑体"/>
       <w:color w:val="4070a0"/>
     </w:rPr>
   </w:style>
@@ -15071,6 +15689,7 @@
     <w:name w:val="SpecialCharTok"/>
     <w:basedOn w:val="VerbatimChar"/>
     <w:rPr>
+      <w:rFonts w:eastAsia="黑体"/>
       <w:color w:val="4070a0"/>
     </w:rPr>
   </w:style>
@@ -15078,6 +15697,7 @@
     <w:name w:val="StringTok"/>
     <w:basedOn w:val="VerbatimChar"/>
     <w:rPr>
+      <w:rFonts w:eastAsia="黑体"/>
       <w:color w:val="4070a0"/>
     </w:rPr>
   </w:style>
@@ -15085,6 +15705,7 @@
     <w:name w:val="VerbatimStringTok"/>
     <w:basedOn w:val="VerbatimChar"/>
     <w:rPr>
+      <w:rFonts w:eastAsia="黑体"/>
       <w:color w:val="4070a0"/>
     </w:rPr>
   </w:style>
@@ -15092,6 +15713,7 @@
     <w:name w:val="SpecialStringTok"/>
     <w:basedOn w:val="VerbatimChar"/>
     <w:rPr>
+      <w:rFonts w:eastAsia="黑体"/>
       <w:color w:val="bb6688"/>
     </w:rPr>
   </w:style>
@@ -15099,6 +15721,7 @@
     <w:name w:val="ImportTok"/>
     <w:basedOn w:val="VerbatimChar"/>
     <w:rPr>
+      <w:rFonts w:eastAsia="黑体"/>
       <w:b/>
       <w:color w:val="008000"/>
     </w:rPr>
@@ -15107,6 +15730,7 @@
     <w:name w:val="CommentTok"/>
     <w:basedOn w:val="VerbatimChar"/>
     <w:rPr>
+      <w:rFonts w:eastAsia="黑体"/>
       <w:i/>
       <w:color w:val="60a0b0"/>
     </w:rPr>
@@ -15115,6 +15739,7 @@
     <w:name w:val="DocumentationTok"/>
     <w:basedOn w:val="VerbatimChar"/>
     <w:rPr>
+      <w:rFonts w:eastAsia="黑体"/>
       <w:i/>
       <w:color w:val="ba2121"/>
     </w:rPr>
@@ -15123,6 +15748,7 @@
     <w:name w:val="AnnotationTok"/>
     <w:basedOn w:val="VerbatimChar"/>
     <w:rPr>
+      <w:rFonts w:eastAsia="黑体"/>
       <w:b/>
       <w:i/>
       <w:color w:val="60a0b0"/>
@@ -15132,6 +15758,7 @@
     <w:name w:val="CommentVarTok"/>
     <w:basedOn w:val="VerbatimChar"/>
     <w:rPr>
+      <w:rFonts w:eastAsia="黑体"/>
       <w:b/>
       <w:i/>
       <w:color w:val="60a0b0"/>
@@ -15141,6 +15768,7 @@
     <w:name w:val="OtherTok"/>
     <w:basedOn w:val="VerbatimChar"/>
     <w:rPr>
+      <w:rFonts w:eastAsia="黑体"/>
       <w:color w:val="007020"/>
     </w:rPr>
   </w:style>
@@ -15148,6 +15776,7 @@
     <w:name w:val="FunctionTok"/>
     <w:basedOn w:val="VerbatimChar"/>
     <w:rPr>
+      <w:rFonts w:eastAsia="黑体"/>
       <w:color w:val="06287e"/>
     </w:rPr>
   </w:style>
@@ -15155,6 +15784,7 @@
     <w:name w:val="VariableTok"/>
     <w:basedOn w:val="VerbatimChar"/>
     <w:rPr>
+      <w:rFonts w:eastAsia="黑体"/>
       <w:color w:val="19177c"/>
     </w:rPr>
   </w:style>
@@ -15162,6 +15792,7 @@
     <w:name w:val="ControlFlowTok"/>
     <w:basedOn w:val="VerbatimChar"/>
     <w:rPr>
+      <w:rFonts w:eastAsia="黑体"/>
       <w:b/>
       <w:color w:val="007020"/>
     </w:rPr>
@@ -15170,6 +15801,7 @@
     <w:name w:val="OperatorTok"/>
     <w:basedOn w:val="VerbatimChar"/>
     <w:rPr>
+      <w:rFonts w:eastAsia="黑体"/>
       <w:color w:val="666666"/>
     </w:rPr>
   </w:style>
@@ -15177,18 +15809,22 @@
     <w:name w:val="BuiltInTok"/>
     <w:basedOn w:val="VerbatimChar"/>
     <w:rPr>
+      <w:rFonts w:eastAsia="黑体"/>
       <w:color w:val="008000"/>
     </w:rPr>
   </w:style>
   <w:style w:type="character" w:customStyle="1" w:styleId="ExtensionTok">
     <w:name w:val="ExtensionTok"/>
     <w:basedOn w:val="VerbatimChar"/>
-    <w:rPr/>
+    <w:rPr>
+      <w:rFonts w:eastAsia="黑体"/>
+    </w:rPr>
   </w:style>
   <w:style w:type="character" w:customStyle="1" w:styleId="PreprocessorTok">
     <w:name w:val="PreprocessorTok"/>
     <w:basedOn w:val="VerbatimChar"/>
     <w:rPr>
+      <w:rFonts w:eastAsia="黑体"/>
       <w:color w:val="bc7a00"/>
     </w:rPr>
   </w:style>
@@ -15196,18 +15832,22 @@
     <w:name w:val="AttributeTok"/>
     <w:basedOn w:val="VerbatimChar"/>
     <w:rPr>
+      <w:rFonts w:eastAsia="黑体"/>
       <w:color w:val="7d9029"/>
     </w:rPr>
   </w:style>
   <w:style w:type="character" w:customStyle="1" w:styleId="RegionMarkerTok">
     <w:name w:val="RegionMarkerTok"/>
     <w:basedOn w:val="VerbatimChar"/>
-    <w:rPr/>
+    <w:rPr>
+      <w:rFonts w:eastAsia="黑体"/>
+    </w:rPr>
   </w:style>
   <w:style w:type="character" w:customStyle="1" w:styleId="InformationTok">
     <w:name w:val="InformationTok"/>
     <w:basedOn w:val="VerbatimChar"/>
     <w:rPr>
+      <w:rFonts w:eastAsia="黑体"/>
       <w:b/>
       <w:i/>
       <w:color w:val="60a0b0"/>
@@ -15217,6 +15857,7 @@
     <w:name w:val="WarningTok"/>
     <w:basedOn w:val="VerbatimChar"/>
     <w:rPr>
+      <w:rFonts w:eastAsia="黑体"/>
       <w:b/>
       <w:i/>
       <w:color w:val="60a0b0"/>
@@ -15226,6 +15867,7 @@
     <w:name w:val="AlertTok"/>
     <w:basedOn w:val="VerbatimChar"/>
     <w:rPr>
+      <w:rFonts w:eastAsia="黑体"/>
       <w:b/>
       <w:color w:val="ff0000"/>
     </w:rPr>
@@ -15234,6 +15876,7 @@
     <w:name w:val="ErrorTok"/>
     <w:basedOn w:val="VerbatimChar"/>
     <w:rPr>
+      <w:rFonts w:eastAsia="黑体"/>
       <w:b/>
       <w:color w:val="ff0000"/>
     </w:rPr>
@@ -15241,7 +15884,9 @@
   <w:style w:type="character" w:customStyle="1" w:styleId="NormalTok">
     <w:name w:val="NormalTok"/>
     <w:basedOn w:val="VerbatimChar"/>
-    <w:rPr/>
+    <w:rPr>
+      <w:rFonts w:eastAsia="黑体"/>
+    </w:rPr>
   </w:style>
 </w:styles>
 </file>
@@ -15290,12 +15935,12 @@
     <a:fontScheme name="Office">
       <a:majorFont>
         <a:latin typeface="Calibri"/>
-        <a:ea typeface=""/>
+        <a:ea typeface="黑体"/>
         <a:cs typeface=""/>
         <a:font script="Jpan" typeface="ＭＳ ゴシック"/>
         <a:font script="Hang" typeface="맑은 고딕"/>
-        <a:font script="Hans" typeface="宋体"/>
-        <a:font script="Hant" typeface="新細明體"/>
+        <a:font script="Hans" typeface="黑体"/>
+        <a:font script="Hant" typeface="黑体"/>
         <a:font script="Arab" typeface="Times New Roman"/>
         <a:font script="Hebr" typeface="Times New Roman"/>
         <a:font script="Thai" typeface="Angsana New"/>
@@ -15325,12 +15970,12 @@
       </a:majorFont>
       <a:minorFont>
         <a:latin typeface="Cambria"/>
-        <a:ea typeface=""/>
+        <a:ea typeface="黑体"/>
         <a:cs typeface=""/>
         <a:font script="Jpan" typeface="ＭＳ 明朝"/>
         <a:font script="Hang" typeface="맑은 고딕"/>
-        <a:font script="Hans" typeface="宋体"/>
-        <a:font script="Hant" typeface="新細明體"/>
+        <a:font script="Hans" typeface="黑体"/>
+        <a:font script="Hant" typeface="黑体"/>
         <a:font script="Arab" typeface="Arial"/>
         <a:font script="Hebr" typeface="Arial"/>
         <a:font script="Thai" typeface="Cordia New"/>

--- a/01-电源电路/02-开关电源/推挽/推挽升压电路/推挽升压电路.docx
+++ b/01-电源电路/02-开关电源/推挽/推挽升压电路/推挽升压电路.docx
@@ -2864,7 +2864,7 @@
           <w:color w:val="555555"/>
           <w:sz w:val="21"/>
         </w:rPr>
-        <w:t>材料收集者：杜文杰，WX手机：19519196569，QQ:3478827729</w:t>
+        <w:t>材料收集者：杜文杰，微信/手机：19519196569，QQ:3478827729</w:t>
       </w:r>
     </w:p>
     <w:sectPr>
